--- a/11-变流电路/03-变频电路/交直交变频电路/交直交变频电路.docx
+++ b/11-变流电路/03-变频电路/交直交变频电路/交直交变频电路.docx
@@ -2759,6 +2759,20 @@
     </w:p>
     <w:bookmarkEnd w:id="26"/>
     <w:bookmarkEnd w:id="27"/>
+    <w:p>
+      <w:pPr>
+        <w:spacing w:before="360"/>
+        <w:jc w:val="center"/>
+      </w:pPr>
+      <w:r>
+        <w:rPr>
+          <w:rFonts w:ascii="Times New Roman" w:hAnsi="Times New Roman"/>
+          <w:color w:val="555555"/>
+          <w:sz w:val="21"/>
+        </w:rPr>
+        <w:t>材料收集者：杜文杰</w:t>
+      </w:r>
+    </w:p>
     <w:sectPr>
       <w:headerReference r:id="rId9" w:type="default"/>
       <w:footerReference r:id="rId10" w:type="default"/>

--- a/11-变流电路/03-变频电路/交直交变频电路/交直交变频电路.docx
+++ b/11-变流电路/03-变频电路/交直交变频电路/交直交变频电路.docx
@@ -1,6 +1,6 @@
 
 <file path=word/document.xml><?xml version="1.0" encoding="utf-8"?>
-<w:document xmlns:w="http://schemas.openxmlformats.org/wordprocessingml/2006/main" xmlns:m="http://schemas.openxmlformats.org/officeDocument/2006/math" xmlns:r="http://schemas.openxmlformats.org/officeDocument/2006/relationships" xmlns:o="urn:schemas-microsoft-com:office:office" xmlns:v="urn:schemas-microsoft-com:vml" xmlns:w10="urn:schemas-microsoft-com:office:word" xmlns:a="http://schemas.openxmlformats.org/drawingml/2006/main" xmlns:pic="http://schemas.openxmlformats.org/drawingml/2006/picture" xmlns:wp="http://schemas.openxmlformats.org/drawingml/2006/wordprocessingDrawing">
+<w:document xmlns:m="http://schemas.openxmlformats.org/officeDocument/2006/math" xmlns:r="http://schemas.openxmlformats.org/officeDocument/2006/relationships" xmlns:w="http://schemas.openxmlformats.org/wordprocessingml/2006/main" xmlns:o="urn:schemas-microsoft-com:office:office" xmlns:v="urn:schemas-microsoft-com:vml" xmlns:w10="urn:schemas-microsoft-com:office:word" xmlns:a="http://schemas.openxmlformats.org/drawingml/2006/main" xmlns:pic="http://schemas.openxmlformats.org/drawingml/2006/picture" xmlns:wp="http://schemas.openxmlformats.org/drawingml/2006/wordprocessingDrawing">
   <w:body>
     <w:bookmarkStart w:id="27" w:name="交直交变频电路"/>
     <w:p>
@@ -9,7 +9,7 @@
       </w:pPr>
       <w:r>
         <w:rPr>
-          <w:rFonts w:hint="eastAsia"/>
+          <w:rFonts w:hint="eastAsia" w:eastAsia="黑体"/>
         </w:rPr>
         <w:t xml:space="preserve">交直交变频电路</w:t>
       </w:r>
@@ -21,7 +21,7 @@
       </w:pPr>
       <w:r>
         <w:rPr>
-          <w:rFonts w:hint="eastAsia"/>
+          <w:rFonts w:hint="eastAsia" w:eastAsia="黑体"/>
         </w:rPr>
         <w:t xml:space="preserve">拓扑描述</w:t>
       </w:r>
@@ -32,20 +32,26 @@
       </w:pPr>
       <w:r>
         <w:rPr>
-          <w:rFonts w:hint="eastAsia"/>
+          <w:rFonts w:hint="eastAsia" w:eastAsia="黑体"/>
         </w:rPr>
         <w:t xml:space="preserve">该电路由输入整流器</w:t>
       </w:r>
       <w:r>
+        <w:rPr>
+          <w:rFonts w:eastAsia="黑体"/>
+        </w:rPr>
         <w:t xml:space="preserve"> </w:t>
       </w:r>
       <w:r>
         <w:rPr>
-          <w:rFonts w:hint="eastAsia"/>
+          <w:rFonts w:hint="eastAsia" w:eastAsia="黑体"/>
         </w:rPr>
         <w:t xml:space="preserve">REC1（不可控二极管桥</w:t>
       </w:r>
       <w:r>
+        <w:rPr>
+          <w:rFonts w:eastAsia="黑体"/>
+        </w:rPr>
         <w:t xml:space="preserve"> </w:t>
       </w:r>
       <m:oMath>
@@ -63,6 +69,9 @@
         </m:sSub>
       </m:oMath>
       <w:r>
+        <w:rPr>
+          <w:rFonts w:eastAsia="黑体"/>
+        </w:rPr>
         <w:t xml:space="preserve">~</w:t>
       </w:r>
       <m:oMath>
@@ -80,24 +89,33 @@
         </m:sSub>
       </m:oMath>
       <w:r>
+        <w:rPr>
+          <w:rFonts w:eastAsia="黑体"/>
+        </w:rPr>
         <w:t xml:space="preserve"> </w:t>
       </w:r>
       <w:r>
         <w:rPr>
-          <w:rFonts w:hint="eastAsia"/>
+          <w:rFonts w:hint="eastAsia" w:eastAsia="黑体"/>
         </w:rPr>
         <w:t xml:space="preserve">或可控</w:t>
       </w:r>
       <w:r>
+        <w:rPr>
+          <w:rFonts w:eastAsia="黑体"/>
+        </w:rPr>
         <w:t xml:space="preserve"> PWM </w:t>
       </w:r>
       <w:r>
         <w:rPr>
-          <w:rFonts w:hint="eastAsia"/>
+          <w:rFonts w:hint="eastAsia" w:eastAsia="黑体"/>
         </w:rPr>
         <w:t xml:space="preserve">整流桥）、直流中间储能环节（母线电容</w:t>
       </w:r>
       <w:r>
+        <w:rPr>
+          <w:rFonts w:eastAsia="黑体"/>
+        </w:rPr>
         <w:t xml:space="preserve"> </w:t>
       </w:r>
       <m:oMath>
@@ -119,20 +137,26 @@
       </m:oMath>
       <w:r>
         <w:rPr>
-          <w:rFonts w:hint="eastAsia"/>
+          <w:rFonts w:hint="eastAsia" w:eastAsia="黑体"/>
         </w:rPr>
         <w:t xml:space="preserve">，编号</w:t>
       </w:r>
       <w:r>
+        <w:rPr>
+          <w:rFonts w:eastAsia="黑体"/>
+        </w:rPr>
         <w:t xml:space="preserve"> </w:t>
       </w:r>
       <w:r>
         <w:rPr>
-          <w:rFonts w:hint="eastAsia"/>
+          <w:rFonts w:hint="eastAsia" w:eastAsia="黑体"/>
         </w:rPr>
         <w:t xml:space="preserve">C1，或电感</w:t>
       </w:r>
       <w:r>
+        <w:rPr>
+          <w:rFonts w:eastAsia="黑体"/>
+        </w:rPr>
         <w:t xml:space="preserve"> </w:t>
       </w:r>
       <m:oMath>
@@ -154,11 +178,14 @@
       </m:oMath>
       <w:r>
         <w:rPr>
-          <w:rFonts w:hint="eastAsia"/>
+          <w:rFonts w:hint="eastAsia" w:eastAsia="黑体"/>
         </w:rPr>
         <w:t xml:space="preserve">）与逆变器（三相逆变桥</w:t>
       </w:r>
       <w:r>
+        <w:rPr>
+          <w:rFonts w:eastAsia="黑体"/>
+        </w:rPr>
         <w:t xml:space="preserve"> </w:t>
       </w:r>
       <m:oMath>
@@ -176,6 +203,9 @@
         </m:sSub>
       </m:oMath>
       <w:r>
+        <w:rPr>
+          <w:rFonts w:eastAsia="黑体"/>
+        </w:rPr>
         <w:t xml:space="preserve">~</w:t>
       </w:r>
       <m:oMath>
@@ -194,11 +224,14 @@
       </m:oMath>
       <w:r>
         <w:rPr>
-          <w:rFonts w:hint="eastAsia"/>
+          <w:rFonts w:hint="eastAsia" w:eastAsia="黑体"/>
         </w:rPr>
         <w:t xml:space="preserve">，各反并联续流二极管）三级串联组成。关键节点定义如下：三相交流输入节点</w:t>
       </w:r>
       <w:r>
+        <w:rPr>
+          <w:rFonts w:eastAsia="黑体"/>
+        </w:rPr>
         <w:t xml:space="preserve"> </w:t>
       </w:r>
       <m:oMath>
@@ -225,24 +258,33 @@
         </m:r>
       </m:oMath>
       <w:r>
+        <w:rPr>
+          <w:rFonts w:eastAsia="黑体"/>
+        </w:rPr>
         <w:t xml:space="preserve"> </w:t>
       </w:r>
       <w:r>
         <w:rPr>
-          <w:rFonts w:hint="eastAsia"/>
+          <w:rFonts w:hint="eastAsia" w:eastAsia="黑体"/>
         </w:rPr>
         <w:t xml:space="preserve">接整流器</w:t>
       </w:r>
       <w:r>
+        <w:rPr>
+          <w:rFonts w:eastAsia="黑体"/>
+        </w:rPr>
         <w:t xml:space="preserve"> REC1 </w:t>
       </w:r>
       <w:r>
         <w:rPr>
-          <w:rFonts w:hint="eastAsia"/>
+          <w:rFonts w:hint="eastAsia" w:eastAsia="黑体"/>
         </w:rPr>
         <w:t xml:space="preserve">的交流输入端；直流母线正节点</w:t>
       </w:r>
       <w:r>
+        <w:rPr>
+          <w:rFonts w:eastAsia="黑体"/>
+        </w:rPr>
         <w:t xml:space="preserve"> </w:t>
       </w:r>
       <m:oMath>
@@ -251,24 +293,33 @@
         </m:r>
       </m:oMath>
       <w:r>
+        <w:rPr>
+          <w:rFonts w:eastAsia="黑体"/>
+        </w:rPr>
         <w:t xml:space="preserve"> </w:t>
       </w:r>
       <w:r>
         <w:rPr>
-          <w:rFonts w:hint="eastAsia"/>
+          <w:rFonts w:hint="eastAsia" w:eastAsia="黑体"/>
         </w:rPr>
         <w:t xml:space="preserve">是整流器</w:t>
       </w:r>
       <w:r>
+        <w:rPr>
+          <w:rFonts w:eastAsia="黑体"/>
+        </w:rPr>
         <w:t xml:space="preserve"> REC1 </w:t>
       </w:r>
       <w:r>
         <w:rPr>
-          <w:rFonts w:hint="eastAsia"/>
+          <w:rFonts w:hint="eastAsia" w:eastAsia="黑体"/>
         </w:rPr>
         <w:t xml:space="preserve">正输出、母线电容</w:t>
       </w:r>
       <w:r>
+        <w:rPr>
+          <w:rFonts w:eastAsia="黑体"/>
+        </w:rPr>
         <w:t xml:space="preserve"> </w:t>
       </w:r>
       <m:oMath>
@@ -289,15 +340,21 @@
         </m:sSub>
       </m:oMath>
       <w:r>
+        <w:rPr>
+          <w:rFonts w:eastAsia="黑体"/>
+        </w:rPr>
         <w:t xml:space="preserve"> </w:t>
       </w:r>
       <w:r>
         <w:rPr>
-          <w:rFonts w:hint="eastAsia"/>
+          <w:rFonts w:hint="eastAsia" w:eastAsia="黑体"/>
         </w:rPr>
         <w:t xml:space="preserve">正端与逆变桥三个上管</w:t>
       </w:r>
       <w:r>
+        <w:rPr>
+          <w:rFonts w:eastAsia="黑体"/>
+        </w:rPr>
         <w:t xml:space="preserve"> </w:t>
       </w:r>
       <m:oMath>
@@ -351,33 +408,45 @@
         </m:sSub>
       </m:oMath>
       <w:r>
+        <w:rPr>
+          <w:rFonts w:eastAsia="黑体"/>
+        </w:rPr>
         <w:t xml:space="preserve"> </w:t>
       </w:r>
       <w:r>
         <w:rPr>
-          <w:rFonts w:hint="eastAsia"/>
+          <w:rFonts w:hint="eastAsia" w:eastAsia="黑体"/>
         </w:rPr>
         <w:t xml:space="preserve">集电极</w:t>
       </w:r>
       <w:r>
+        <w:rPr>
+          <w:rFonts w:eastAsia="黑体"/>
+        </w:rPr>
         <w:t xml:space="preserve"> </w:t>
       </w:r>
       <w:r>
         <w:rPr>
-          <w:rFonts w:hint="eastAsia"/>
+          <w:rFonts w:hint="eastAsia" w:eastAsia="黑体"/>
         </w:rPr>
         <w:t xml:space="preserve">C/漏极</w:t>
       </w:r>
       <w:r>
+        <w:rPr>
+          <w:rFonts w:eastAsia="黑体"/>
+        </w:rPr>
         <w:t xml:space="preserve"> D </w:t>
       </w:r>
       <w:r>
         <w:rPr>
-          <w:rFonts w:hint="eastAsia"/>
+          <w:rFonts w:hint="eastAsia" w:eastAsia="黑体"/>
         </w:rPr>
         <w:t xml:space="preserve">的公共点；直流母线负节点</w:t>
       </w:r>
       <w:r>
+        <w:rPr>
+          <w:rFonts w:eastAsia="黑体"/>
+        </w:rPr>
         <w:t xml:space="preserve"> </w:t>
       </w:r>
       <m:oMath>
@@ -386,24 +455,33 @@
         </m:r>
       </m:oMath>
       <w:r>
+        <w:rPr>
+          <w:rFonts w:eastAsia="黑体"/>
+        </w:rPr>
         <w:t xml:space="preserve"> </w:t>
       </w:r>
       <w:r>
         <w:rPr>
-          <w:rFonts w:hint="eastAsia"/>
+          <w:rFonts w:hint="eastAsia" w:eastAsia="黑体"/>
         </w:rPr>
         <w:t xml:space="preserve">是整流器</w:t>
       </w:r>
       <w:r>
+        <w:rPr>
+          <w:rFonts w:eastAsia="黑体"/>
+        </w:rPr>
         <w:t xml:space="preserve"> REC1 </w:t>
       </w:r>
       <w:r>
         <w:rPr>
-          <w:rFonts w:hint="eastAsia"/>
+          <w:rFonts w:hint="eastAsia" w:eastAsia="黑体"/>
         </w:rPr>
         <w:t xml:space="preserve">负输出、母线电容</w:t>
       </w:r>
       <w:r>
+        <w:rPr>
+          <w:rFonts w:eastAsia="黑体"/>
+        </w:rPr>
         <w:t xml:space="preserve"> </w:t>
       </w:r>
       <m:oMath>
@@ -424,15 +502,21 @@
         </m:sSub>
       </m:oMath>
       <w:r>
+        <w:rPr>
+          <w:rFonts w:eastAsia="黑体"/>
+        </w:rPr>
         <w:t xml:space="preserve"> </w:t>
       </w:r>
       <w:r>
         <w:rPr>
-          <w:rFonts w:hint="eastAsia"/>
+          <w:rFonts w:hint="eastAsia" w:eastAsia="黑体"/>
         </w:rPr>
         <w:t xml:space="preserve">负端与逆变桥三个下管</w:t>
       </w:r>
       <w:r>
+        <w:rPr>
+          <w:rFonts w:eastAsia="黑体"/>
+        </w:rPr>
         <w:t xml:space="preserve"> </w:t>
       </w:r>
       <m:oMath>
@@ -486,33 +570,45 @@
         </m:sSub>
       </m:oMath>
       <w:r>
+        <w:rPr>
+          <w:rFonts w:eastAsia="黑体"/>
+        </w:rPr>
         <w:t xml:space="preserve"> </w:t>
       </w:r>
       <w:r>
         <w:rPr>
-          <w:rFonts w:hint="eastAsia"/>
+          <w:rFonts w:hint="eastAsia" w:eastAsia="黑体"/>
         </w:rPr>
         <w:t xml:space="preserve">发射极</w:t>
       </w:r>
       <w:r>
+        <w:rPr>
+          <w:rFonts w:eastAsia="黑体"/>
+        </w:rPr>
         <w:t xml:space="preserve"> </w:t>
       </w:r>
       <w:r>
         <w:rPr>
-          <w:rFonts w:hint="eastAsia"/>
+          <w:rFonts w:hint="eastAsia" w:eastAsia="黑体"/>
         </w:rPr>
         <w:t xml:space="preserve">E/源极</w:t>
       </w:r>
       <w:r>
+        <w:rPr>
+          <w:rFonts w:eastAsia="黑体"/>
+        </w:rPr>
         <w:t xml:space="preserve"> S </w:t>
       </w:r>
       <w:r>
         <w:rPr>
-          <w:rFonts w:hint="eastAsia"/>
+          <w:rFonts w:hint="eastAsia" w:eastAsia="黑体"/>
         </w:rPr>
         <w:t xml:space="preserve">的公共点；逆变输出节点</w:t>
       </w:r>
       <w:r>
+        <w:rPr>
+          <w:rFonts w:eastAsia="黑体"/>
+        </w:rPr>
         <w:t xml:space="preserve"> </w:t>
       </w:r>
       <m:oMath>
@@ -539,11 +635,14 @@
         </m:r>
       </m:oMath>
       <w:r>
+        <w:rPr>
+          <w:rFonts w:eastAsia="黑体"/>
+        </w:rPr>
         <w:t xml:space="preserve"> </w:t>
       </w:r>
       <w:r>
         <w:rPr>
-          <w:rFonts w:hint="eastAsia"/>
+          <w:rFonts w:hint="eastAsia" w:eastAsia="黑体"/>
         </w:rPr>
         <w:t xml:space="preserve">是各相上下管桥臂中点，作为可调频率、可调电压的三相输出端接负载。</w:t>
       </w:r>
@@ -552,29 +651,38 @@
       <w:pPr/>
       <w:r>
         <w:rPr>
-          <w:rFonts w:hint="eastAsia"/>
+          <w:rFonts w:hint="eastAsia" w:eastAsia="黑体"/>
         </w:rPr>
         <w:t xml:space="preserve">各元件管脚连接（以</w:t>
       </w:r>
       <w:r>
+        <w:rPr>
+          <w:rFonts w:eastAsia="黑体"/>
+        </w:rPr>
         <w:t xml:space="preserve"> U </w:t>
       </w:r>
       <w:r>
         <w:rPr>
-          <w:rFonts w:hint="eastAsia"/>
+          <w:rFonts w:hint="eastAsia" w:eastAsia="黑体"/>
         </w:rPr>
         <w:t xml:space="preserve">相为例，IGBT）：整流器</w:t>
       </w:r>
       <w:r>
+        <w:rPr>
+          <w:rFonts w:eastAsia="黑体"/>
+        </w:rPr>
         <w:t xml:space="preserve"> REC1 </w:t>
       </w:r>
       <w:r>
         <w:rPr>
-          <w:rFonts w:hint="eastAsia"/>
+          <w:rFonts w:hint="eastAsia" w:eastAsia="黑体"/>
         </w:rPr>
         <w:t xml:space="preserve">的三个交流输入端接输入节点</w:t>
       </w:r>
       <w:r>
+        <w:rPr>
+          <w:rFonts w:eastAsia="黑体"/>
+        </w:rPr>
         <w:t xml:space="preserve"> </w:t>
       </w:r>
       <m:oMath>
@@ -602,11 +710,14 @@
       </m:oMath>
       <w:r>
         <w:rPr>
-          <w:rFonts w:hint="eastAsia"/>
+          <w:rFonts w:hint="eastAsia" w:eastAsia="黑体"/>
         </w:rPr>
         <w:t xml:space="preserve">，直流正输出端接正节点</w:t>
       </w:r>
       <w:r>
+        <w:rPr>
+          <w:rFonts w:eastAsia="黑体"/>
+        </w:rPr>
         <w:t xml:space="preserve"> </w:t>
       </w:r>
       <m:oMath>
@@ -616,11 +727,14 @@
       </m:oMath>
       <w:r>
         <w:rPr>
-          <w:rFonts w:hint="eastAsia"/>
+          <w:rFonts w:hint="eastAsia" w:eastAsia="黑体"/>
         </w:rPr>
         <w:t xml:space="preserve">、负输出端接负节点</w:t>
       </w:r>
       <w:r>
+        <w:rPr>
+          <w:rFonts w:eastAsia="黑体"/>
+        </w:rPr>
         <w:t xml:space="preserve"> </w:t>
       </w:r>
       <m:oMath>
@@ -630,11 +744,14 @@
       </m:oMath>
       <w:r>
         <w:rPr>
-          <w:rFonts w:hint="eastAsia"/>
+          <w:rFonts w:hint="eastAsia" w:eastAsia="黑体"/>
         </w:rPr>
         <w:t xml:space="preserve">；母线电容</w:t>
       </w:r>
       <w:r>
+        <w:rPr>
+          <w:rFonts w:eastAsia="黑体"/>
+        </w:rPr>
         <w:t xml:space="preserve"> </w:t>
       </w:r>
       <m:oMath>
@@ -655,15 +772,21 @@
         </m:sSub>
       </m:oMath>
       <w:r>
+        <w:rPr>
+          <w:rFonts w:eastAsia="黑体"/>
+        </w:rPr>
         <w:t xml:space="preserve"> </w:t>
       </w:r>
       <w:r>
         <w:rPr>
-          <w:rFonts w:hint="eastAsia"/>
+          <w:rFonts w:hint="eastAsia" w:eastAsia="黑体"/>
         </w:rPr>
         <w:t xml:space="preserve">一端接</w:t>
       </w:r>
       <w:r>
+        <w:rPr>
+          <w:rFonts w:eastAsia="黑体"/>
+        </w:rPr>
         <w:t xml:space="preserve"> </w:t>
       </w:r>
       <m:oMath>
@@ -673,11 +796,14 @@
       </m:oMath>
       <w:r>
         <w:rPr>
-          <w:rFonts w:hint="eastAsia"/>
+          <w:rFonts w:hint="eastAsia" w:eastAsia="黑体"/>
         </w:rPr>
         <w:t xml:space="preserve">、另一端接</w:t>
       </w:r>
       <w:r>
+        <w:rPr>
+          <w:rFonts w:eastAsia="黑体"/>
+        </w:rPr>
         <w:t xml:space="preserve"> </w:t>
       </w:r>
       <m:oMath>
@@ -687,11 +813,14 @@
       </m:oMath>
       <w:r>
         <w:rPr>
-          <w:rFonts w:hint="eastAsia"/>
+          <w:rFonts w:hint="eastAsia" w:eastAsia="黑体"/>
         </w:rPr>
         <w:t xml:space="preserve">（若用直流电抗器</w:t>
       </w:r>
       <w:r>
+        <w:rPr>
+          <w:rFonts w:eastAsia="黑体"/>
+        </w:rPr>
         <w:t xml:space="preserve"> </w:t>
       </w:r>
       <m:oMath>
@@ -712,15 +841,21 @@
         </m:sSub>
       </m:oMath>
       <w:r>
+        <w:rPr>
+          <w:rFonts w:eastAsia="黑体"/>
+        </w:rPr>
         <w:t xml:space="preserve"> </w:t>
       </w:r>
       <w:r>
         <w:rPr>
-          <w:rFonts w:hint="eastAsia"/>
+          <w:rFonts w:hint="eastAsia" w:eastAsia="黑体"/>
         </w:rPr>
         <w:t xml:space="preserve">则串接在</w:t>
       </w:r>
       <w:r>
+        <w:rPr>
+          <w:rFonts w:eastAsia="黑体"/>
+        </w:rPr>
         <w:t xml:space="preserve"> </w:t>
       </w:r>
       <m:oMath>
@@ -729,15 +864,21 @@
         </m:r>
       </m:oMath>
       <w:r>
+        <w:rPr>
+          <w:rFonts w:eastAsia="黑体"/>
+        </w:rPr>
         <w:t xml:space="preserve"> </w:t>
       </w:r>
       <w:r>
         <w:rPr>
-          <w:rFonts w:hint="eastAsia"/>
+          <w:rFonts w:hint="eastAsia" w:eastAsia="黑体"/>
         </w:rPr>
         <w:t xml:space="preserve">或</w:t>
       </w:r>
       <w:r>
+        <w:rPr>
+          <w:rFonts w:eastAsia="黑体"/>
+        </w:rPr>
         <w:t xml:space="preserve"> </w:t>
       </w:r>
       <m:oMath>
@@ -746,15 +887,21 @@
         </m:r>
       </m:oMath>
       <w:r>
+        <w:rPr>
+          <w:rFonts w:eastAsia="黑体"/>
+        </w:rPr>
         <w:t xml:space="preserve"> </w:t>
       </w:r>
       <w:r>
         <w:rPr>
-          <w:rFonts w:hint="eastAsia"/>
+          <w:rFonts w:hint="eastAsia" w:eastAsia="黑体"/>
         </w:rPr>
         <w:t xml:space="preserve">支路上）；逆变桥上管</w:t>
       </w:r>
       <w:r>
+        <w:rPr>
+          <w:rFonts w:eastAsia="黑体"/>
+        </w:rPr>
         <w:t xml:space="preserve"> </w:t>
       </w:r>
       <m:oMath>
@@ -772,24 +919,33 @@
         </m:sSub>
       </m:oMath>
       <w:r>
+        <w:rPr>
+          <w:rFonts w:eastAsia="黑体"/>
+        </w:rPr>
         <w:t xml:space="preserve"> </w:t>
       </w:r>
       <w:r>
         <w:rPr>
-          <w:rFonts w:hint="eastAsia"/>
+          <w:rFonts w:hint="eastAsia" w:eastAsia="黑体"/>
         </w:rPr>
         <w:t xml:space="preserve">的集电极</w:t>
       </w:r>
       <w:r>
+        <w:rPr>
+          <w:rFonts w:eastAsia="黑体"/>
+        </w:rPr>
         <w:t xml:space="preserve"> C </w:t>
       </w:r>
       <w:r>
         <w:rPr>
-          <w:rFonts w:hint="eastAsia"/>
+          <w:rFonts w:hint="eastAsia" w:eastAsia="黑体"/>
         </w:rPr>
         <w:t xml:space="preserve">接</w:t>
       </w:r>
       <w:r>
+        <w:rPr>
+          <w:rFonts w:eastAsia="黑体"/>
+        </w:rPr>
         <w:t xml:space="preserve"> </w:t>
       </w:r>
       <m:oMath>
@@ -799,20 +955,26 @@
       </m:oMath>
       <w:r>
         <w:rPr>
-          <w:rFonts w:hint="eastAsia"/>
+          <w:rFonts w:hint="eastAsia" w:eastAsia="黑体"/>
         </w:rPr>
         <w:t xml:space="preserve">、发射极</w:t>
       </w:r>
       <w:r>
+        <w:rPr>
+          <w:rFonts w:eastAsia="黑体"/>
+        </w:rPr>
         <w:t xml:space="preserve"> E </w:t>
       </w:r>
       <w:r>
         <w:rPr>
-          <w:rFonts w:hint="eastAsia"/>
+          <w:rFonts w:hint="eastAsia" w:eastAsia="黑体"/>
         </w:rPr>
         <w:t xml:space="preserve">接输出节点</w:t>
       </w:r>
       <w:r>
+        <w:rPr>
+          <w:rFonts w:eastAsia="黑体"/>
+        </w:rPr>
         <w:t xml:space="preserve"> </w:t>
       </w:r>
       <m:oMath>
@@ -822,56 +984,74 @@
       </m:oMath>
       <w:r>
         <w:rPr>
-          <w:rFonts w:hint="eastAsia"/>
+          <w:rFonts w:hint="eastAsia" w:eastAsia="黑体"/>
         </w:rPr>
         <w:t xml:space="preserve">、栅极</w:t>
       </w:r>
       <w:r>
+        <w:rPr>
+          <w:rFonts w:eastAsia="黑体"/>
+        </w:rPr>
         <w:t xml:space="preserve"> G </w:t>
       </w:r>
       <w:r>
         <w:rPr>
-          <w:rFonts w:hint="eastAsia"/>
+          <w:rFonts w:hint="eastAsia" w:eastAsia="黑体"/>
         </w:rPr>
         <w:t xml:space="preserve">接</w:t>
       </w:r>
       <w:r>
+        <w:rPr>
+          <w:rFonts w:eastAsia="黑体"/>
+        </w:rPr>
         <w:t xml:space="preserve"> PWM </w:t>
       </w:r>
       <w:r>
         <w:rPr>
-          <w:rFonts w:hint="eastAsia"/>
+          <w:rFonts w:hint="eastAsia" w:eastAsia="黑体"/>
         </w:rPr>
         <w:t xml:space="preserve">控制器</w:t>
       </w:r>
       <w:r>
+        <w:rPr>
+          <w:rFonts w:eastAsia="黑体"/>
+        </w:rPr>
         <w:t xml:space="preserve"> IC1 </w:t>
       </w:r>
       <w:r>
         <w:rPr>
-          <w:rFonts w:hint="eastAsia"/>
+          <w:rFonts w:hint="eastAsia" w:eastAsia="黑体"/>
         </w:rPr>
         <w:t xml:space="preserve">的</w:t>
       </w:r>
       <w:r>
+        <w:rPr>
+          <w:rFonts w:eastAsia="黑体"/>
+        </w:rPr>
         <w:t xml:space="preserve"> U </w:t>
       </w:r>
       <w:r>
         <w:rPr>
-          <w:rFonts w:hint="eastAsia"/>
+          <w:rFonts w:hint="eastAsia" w:eastAsia="黑体"/>
         </w:rPr>
         <w:t xml:space="preserve">相上桥臂驱动；U</w:t>
       </w:r>
       <w:r>
+        <w:rPr>
+          <w:rFonts w:eastAsia="黑体"/>
+        </w:rPr>
         <w:t xml:space="preserve"> </w:t>
       </w:r>
       <w:r>
         <w:rPr>
-          <w:rFonts w:hint="eastAsia"/>
+          <w:rFonts w:hint="eastAsia" w:eastAsia="黑体"/>
         </w:rPr>
         <w:t xml:space="preserve">相下管</w:t>
       </w:r>
       <w:r>
+        <w:rPr>
+          <w:rFonts w:eastAsia="黑体"/>
+        </w:rPr>
         <w:t xml:space="preserve"> </w:t>
       </w:r>
       <m:oMath>
@@ -889,24 +1069,33 @@
         </m:sSub>
       </m:oMath>
       <w:r>
+        <w:rPr>
+          <w:rFonts w:eastAsia="黑体"/>
+        </w:rPr>
         <w:t xml:space="preserve"> </w:t>
       </w:r>
       <w:r>
         <w:rPr>
-          <w:rFonts w:hint="eastAsia"/>
+          <w:rFonts w:hint="eastAsia" w:eastAsia="黑体"/>
         </w:rPr>
         <w:t xml:space="preserve">的集电极</w:t>
       </w:r>
       <w:r>
+        <w:rPr>
+          <w:rFonts w:eastAsia="黑体"/>
+        </w:rPr>
         <w:t xml:space="preserve"> C </w:t>
       </w:r>
       <w:r>
         <w:rPr>
-          <w:rFonts w:hint="eastAsia"/>
+          <w:rFonts w:hint="eastAsia" w:eastAsia="黑体"/>
         </w:rPr>
         <w:t xml:space="preserve">接</w:t>
       </w:r>
       <w:r>
+        <w:rPr>
+          <w:rFonts w:eastAsia="黑体"/>
+        </w:rPr>
         <w:t xml:space="preserve"> </w:t>
       </w:r>
       <m:oMath>
@@ -916,20 +1105,26 @@
       </m:oMath>
       <w:r>
         <w:rPr>
-          <w:rFonts w:hint="eastAsia"/>
+          <w:rFonts w:hint="eastAsia" w:eastAsia="黑体"/>
         </w:rPr>
         <w:t xml:space="preserve">、发射极</w:t>
       </w:r>
       <w:r>
+        <w:rPr>
+          <w:rFonts w:eastAsia="黑体"/>
+        </w:rPr>
         <w:t xml:space="preserve"> E </w:t>
       </w:r>
       <w:r>
         <w:rPr>
-          <w:rFonts w:hint="eastAsia"/>
+          <w:rFonts w:hint="eastAsia" w:eastAsia="黑体"/>
         </w:rPr>
         <w:t xml:space="preserve">接负节点</w:t>
       </w:r>
       <w:r>
+        <w:rPr>
+          <w:rFonts w:eastAsia="黑体"/>
+        </w:rPr>
         <w:t xml:space="preserve"> </w:t>
       </w:r>
       <m:oMath>
@@ -939,25 +1134,31 @@
       </m:oMath>
       <w:r>
         <w:rPr>
-          <w:rFonts w:hint="eastAsia"/>
+          <w:rFonts w:hint="eastAsia" w:eastAsia="黑体"/>
         </w:rPr>
         <w:t xml:space="preserve">、栅极</w:t>
       </w:r>
       <w:r>
+        <w:rPr>
+          <w:rFonts w:eastAsia="黑体"/>
+        </w:rPr>
         <w:t xml:space="preserve"> G </w:t>
       </w:r>
       <w:r>
         <w:rPr>
-          <w:rFonts w:hint="eastAsia"/>
+          <w:rFonts w:hint="eastAsia" w:eastAsia="黑体"/>
         </w:rPr>
         <w:t xml:space="preserve">接</w:t>
       </w:r>
       <w:r>
+        <w:rPr>
+          <w:rFonts w:eastAsia="黑体"/>
+        </w:rPr>
         <w:t xml:space="preserve"> U </w:t>
       </w:r>
       <w:r>
         <w:rPr>
-          <w:rFonts w:hint="eastAsia"/>
+          <w:rFonts w:hint="eastAsia" w:eastAsia="黑体"/>
         </w:rPr>
         <w:t xml:space="preserve">相下桥臂驱动；</w:t>
       </w:r>
@@ -967,6 +1168,9 @@
         </m:r>
       </m:oMath>
       <w:r>
+        <w:rPr>
+          <w:rFonts w:eastAsia="黑体"/>
+        </w:rPr>
         <w:t xml:space="preserve">、</w:t>
       </w:r>
       <m:oMath>
@@ -975,15 +1179,21 @@
         </m:r>
       </m:oMath>
       <w:r>
+        <w:rPr>
+          <w:rFonts w:eastAsia="黑体"/>
+        </w:rPr>
         <w:t xml:space="preserve"> </w:t>
       </w:r>
       <w:r>
         <w:rPr>
-          <w:rFonts w:hint="eastAsia"/>
+          <w:rFonts w:hint="eastAsia" w:eastAsia="黑体"/>
         </w:rPr>
         <w:t xml:space="preserve">两相由</w:t>
       </w:r>
       <w:r>
+        <w:rPr>
+          <w:rFonts w:eastAsia="黑体"/>
+        </w:rPr>
         <w:t xml:space="preserve"> </w:t>
       </w:r>
       <m:oMath>
@@ -1019,6 +1229,9 @@
         </m:sSub>
       </m:oMath>
       <w:r>
+        <w:rPr>
+          <w:rFonts w:eastAsia="黑体"/>
+        </w:rPr>
         <w:t xml:space="preserve">、</w:t>
       </w:r>
       <m:oMath>
@@ -1054,15 +1267,21 @@
         </m:sSub>
       </m:oMath>
       <w:r>
+        <w:rPr>
+          <w:rFonts w:eastAsia="黑体"/>
+        </w:rPr>
         <w:t xml:space="preserve"> </w:t>
       </w:r>
       <w:r>
         <w:rPr>
-          <w:rFonts w:hint="eastAsia"/>
+          <w:rFonts w:hint="eastAsia" w:eastAsia="黑体"/>
         </w:rPr>
         <w:t xml:space="preserve">按相同方式构成；三相负载分别接</w:t>
       </w:r>
       <w:r>
+        <w:rPr>
+          <w:rFonts w:eastAsia="黑体"/>
+        </w:rPr>
         <w:t xml:space="preserve"> </w:t>
       </w:r>
       <m:oMath>
@@ -1089,6 +1308,9 @@
         </m:r>
       </m:oMath>
       <w:r>
+        <w:rPr>
+          <w:rFonts w:eastAsia="黑体"/>
+        </w:rPr>
         <w:t xml:space="preserve">。</w:t>
       </w:r>
     </w:p>
@@ -1096,25 +1318,31 @@
       <w:pPr/>
       <w:r>
         <w:rPr>
-          <w:rFonts w:hint="eastAsia"/>
+          <w:rFonts w:hint="eastAsia" w:eastAsia="黑体"/>
         </w:rPr>
         <w:t xml:space="preserve">由此构成”输入整流</w:t>
       </w:r>
       <w:r>
+        <w:rPr>
+          <w:rFonts w:eastAsia="黑体"/>
+        </w:rPr>
         <w:t xml:space="preserve"> + </w:t>
       </w:r>
       <w:r>
         <w:rPr>
-          <w:rFonts w:hint="eastAsia"/>
+          <w:rFonts w:hint="eastAsia" w:eastAsia="黑体"/>
         </w:rPr>
         <w:t xml:space="preserve">直流母线储能</w:t>
       </w:r>
       <w:r>
+        <w:rPr>
+          <w:rFonts w:eastAsia="黑体"/>
+        </w:rPr>
         <w:t xml:space="preserve"> + </w:t>
       </w:r>
       <w:r>
         <w:rPr>
-          <w:rFonts w:hint="eastAsia"/>
+          <w:rFonts w:hint="eastAsia" w:eastAsia="黑体"/>
         </w:rPr>
         <w:t xml:space="preserve">输出逆变”三级串联的交-直-交变频组态，先把工频交流整流为直流，再逆变为幅值、频率独立可调的交流，实现输入侧与输出侧频率完全解耦。</w:t>
       </w:r>
@@ -1127,7 +1355,7 @@
       </w:pPr>
       <w:r>
         <w:rPr>
-          <w:rFonts w:hint="eastAsia"/>
+          <w:rFonts w:hint="eastAsia" w:eastAsia="黑体"/>
         </w:rPr>
         <w:t xml:space="preserve">工作原理</w:t>
       </w:r>
@@ -1138,11 +1366,14 @@
       </w:pPr>
       <w:r>
         <w:rPr>
-          <w:rFonts w:hint="eastAsia"/>
+          <w:rFonts w:hint="eastAsia" w:eastAsia="黑体"/>
         </w:rPr>
         <w:t xml:space="preserve">输入交流经整流（及滤波）得到平滑直流母线电压</w:t>
       </w:r>
       <w:r>
+        <w:rPr>
+          <w:rFonts w:eastAsia="黑体"/>
+        </w:rPr>
         <w:t xml:space="preserve"> </w:t>
       </w:r>
       <m:oMath>
@@ -1161,16 +1392,19 @@
       </m:oMath>
       <w:r>
         <w:rPr>
-          <w:rFonts w:hint="eastAsia"/>
+          <w:rFonts w:hint="eastAsia" w:eastAsia="黑体"/>
         </w:rPr>
         <w:t xml:space="preserve">，逆变桥在</w:t>
       </w:r>
       <w:r>
+        <w:rPr>
+          <w:rFonts w:eastAsia="黑体"/>
+        </w:rPr>
         <w:t xml:space="preserve"> PWM </w:t>
       </w:r>
       <w:r>
         <w:rPr>
-          <w:rFonts w:hint="eastAsia"/>
+          <w:rFonts w:hint="eastAsia" w:eastAsia="黑体"/>
         </w:rPr>
         <w:t xml:space="preserve">控制下把直流变换为幅值、频率独立可调的交流输出。由于中间直流环节的存在，输入侧与输出侧频率完全解耦。</w:t>
       </w:r>
@@ -1183,7 +1417,7 @@
       </w:pPr>
       <w:r>
         <w:rPr>
-          <w:rFonts w:hint="eastAsia"/>
+          <w:rFonts w:hint="eastAsia" w:eastAsia="黑体"/>
         </w:rPr>
         <w:t xml:space="preserve">关键计算公式</w:t>
       </w:r>
@@ -1197,7 +1431,7 @@
       </w:pPr>
       <w:r>
         <w:rPr>
-          <w:rFonts w:hint="eastAsia"/>
+          <w:rFonts w:hint="eastAsia" w:eastAsia="黑体"/>
         </w:rPr>
         <w:t xml:space="preserve">直流母线平均电压（三相不可控整流）：</w:t>
       </w:r>
@@ -1307,7 +1541,7 @@
       </w:pPr>
       <w:r>
         <w:rPr>
-          <w:rFonts w:hint="eastAsia"/>
+          <w:rFonts w:hint="eastAsia" w:eastAsia="黑体"/>
         </w:rPr>
         <w:t xml:space="preserve">输出基波电压（SPWM）：</w:t>
       </w:r>
@@ -1391,7 +1625,7 @@
       </w:pPr>
       <w:r>
         <w:rPr>
-          <w:rFonts w:hint="eastAsia"/>
+          <w:rFonts w:hint="eastAsia" w:eastAsia="黑体"/>
         </w:rPr>
         <w:t xml:space="preserve">输出频率（独立控制）：</w:t>
       </w:r>
@@ -1460,7 +1694,7 @@
       </w:pPr>
       <w:r>
         <w:rPr>
-          <w:rFonts w:hint="eastAsia"/>
+          <w:rFonts w:hint="eastAsia" w:eastAsia="黑体"/>
         </w:rPr>
         <w:t xml:space="preserve">中间直流储能电容纹波（近似）：</w:t>
       </w:r>
@@ -1578,7 +1812,7 @@
             </w:pPr>
             <w:r>
               <w:rPr>
-                <w:rFonts w:hint="eastAsia"/>
+                <w:rFonts w:hint="eastAsia" w:eastAsia="黑体"/>
               </w:rPr>
               <w:t xml:space="preserve">符号</w:t>
             </w:r>
@@ -1592,7 +1826,7 @@
             </w:pPr>
             <w:r>
               <w:rPr>
-                <w:rFonts w:hint="eastAsia"/>
+                <w:rFonts w:hint="eastAsia" w:eastAsia="黑体"/>
               </w:rPr>
               <w:t xml:space="preserve">含义</w:t>
             </w:r>
@@ -1606,7 +1840,7 @@
             </w:pPr>
             <w:r>
               <w:rPr>
-                <w:rFonts w:hint="eastAsia"/>
+                <w:rFonts w:hint="eastAsia" w:eastAsia="黑体"/>
               </w:rPr>
               <w:t xml:space="preserve">单位</w:t>
             </w:r>
@@ -1638,6 +1872,9 @@
               </m:sSub>
             </m:oMath>
             <w:r>
+              <w:rPr>
+                <w:rFonts w:eastAsia="黑体"/>
+              </w:rPr>
               <w:t xml:space="preserve">​</w:t>
             </w:r>
           </w:p>
@@ -1650,7 +1887,7 @@
             </w:pPr>
             <w:r>
               <w:rPr>
-                <w:rFonts w:hint="eastAsia"/>
+                <w:rFonts w:hint="eastAsia" w:eastAsia="黑体"/>
               </w:rPr>
               <w:t xml:space="preserve">输入线电压有效值</w:t>
             </w:r>
@@ -1663,6 +1900,9 @@
               <w:pStyle w:val="Compact"/>
             </w:pPr>
             <w:r>
+              <w:rPr>
+                <w:rFonts w:eastAsia="黑体"/>
+              </w:rPr>
               <w:t xml:space="preserve">V</w:t>
             </w:r>
           </w:p>
@@ -1690,6 +1930,9 @@
               </m:sSub>
             </m:oMath>
             <w:r>
+              <w:rPr>
+                <w:rFonts w:eastAsia="黑体"/>
+              </w:rPr>
               <w:t xml:space="preserve">​</w:t>
             </w:r>
           </w:p>
@@ -1702,7 +1945,7 @@
             </w:pPr>
             <w:r>
               <w:rPr>
-                <w:rFonts w:hint="eastAsia"/>
+                <w:rFonts w:hint="eastAsia" w:eastAsia="黑体"/>
               </w:rPr>
               <w:t xml:space="preserve">直流母线电压</w:t>
             </w:r>
@@ -1715,6 +1958,9 @@
               <w:pStyle w:val="Compact"/>
             </w:pPr>
             <w:r>
+              <w:rPr>
+                <w:rFonts w:eastAsia="黑体"/>
+              </w:rPr>
               <w:t xml:space="preserve">V</w:t>
             </w:r>
           </w:p>
@@ -1745,6 +1991,9 @@
               </m:sSub>
             </m:oMath>
             <w:r>
+              <w:rPr>
+                <w:rFonts w:eastAsia="黑体"/>
+              </w:rPr>
               <w:t xml:space="preserve">​</w:t>
             </w:r>
           </w:p>
@@ -1757,7 +2006,7 @@
             </w:pPr>
             <w:r>
               <w:rPr>
-                <w:rFonts w:hint="eastAsia"/>
+                <w:rFonts w:hint="eastAsia" w:eastAsia="黑体"/>
               </w:rPr>
               <w:t xml:space="preserve">输出基波电压幅值</w:t>
             </w:r>
@@ -1770,6 +2019,9 @@
               <w:pStyle w:val="Compact"/>
             </w:pPr>
             <w:r>
+              <w:rPr>
+                <w:rFonts w:eastAsia="黑体"/>
+              </w:rPr>
               <w:t xml:space="preserve">V</w:t>
             </w:r>
           </w:p>
@@ -1797,6 +2049,9 @@
               </m:sSub>
             </m:oMath>
             <w:r>
+              <w:rPr>
+                <w:rFonts w:eastAsia="黑体"/>
+              </w:rPr>
               <w:t xml:space="preserve">​</w:t>
             </w:r>
           </w:p>
@@ -1809,7 +2064,7 @@
             </w:pPr>
             <w:r>
               <w:rPr>
-                <w:rFonts w:hint="eastAsia"/>
+                <w:rFonts w:hint="eastAsia" w:eastAsia="黑体"/>
               </w:rPr>
               <w:t xml:space="preserve">调制度</w:t>
             </w:r>
@@ -1822,6 +2077,9 @@
               <w:pStyle w:val="Compact"/>
             </w:pPr>
             <w:r>
+              <w:rPr>
+                <w:rFonts w:eastAsia="黑体"/>
+              </w:rPr>
               <w:t xml:space="preserve">—</w:t>
             </w:r>
           </w:p>
@@ -1849,6 +2107,9 @@
               </m:sSub>
             </m:oMath>
             <w:r>
+              <w:rPr>
+                <w:rFonts w:eastAsia="黑体"/>
+              </w:rPr>
               <w:t xml:space="preserve">​</w:t>
             </w:r>
           </w:p>
@@ -1861,7 +2122,7 @@
             </w:pPr>
             <w:r>
               <w:rPr>
-                <w:rFonts w:hint="eastAsia"/>
+                <w:rFonts w:hint="eastAsia" w:eastAsia="黑体"/>
               </w:rPr>
               <w:t xml:space="preserve">输出频率</w:t>
             </w:r>
@@ -1874,6 +2135,9 @@
               <w:pStyle w:val="Compact"/>
             </w:pPr>
             <w:r>
+              <w:rPr>
+                <w:rFonts w:eastAsia="黑体"/>
+              </w:rPr>
               <w:t xml:space="preserve">Hz</w:t>
             </w:r>
           </w:p>
@@ -1901,6 +2165,9 @@
               </m:sSub>
             </m:oMath>
             <w:r>
+              <w:rPr>
+                <w:rFonts w:eastAsia="黑体"/>
+              </w:rPr>
               <w:t xml:space="preserve">​</w:t>
             </w:r>
           </w:p>
@@ -1913,7 +2180,7 @@
             </w:pPr>
             <w:r>
               <w:rPr>
-                <w:rFonts w:hint="eastAsia"/>
+                <w:rFonts w:hint="eastAsia" w:eastAsia="黑体"/>
               </w:rPr>
               <w:t xml:space="preserve">输出周期</w:t>
             </w:r>
@@ -1926,6 +2193,9 @@
               <w:pStyle w:val="Compact"/>
             </w:pPr>
             <w:r>
+              <w:rPr>
+                <w:rFonts w:eastAsia="黑体"/>
+              </w:rPr>
               <w:t xml:space="preserve">s</w:t>
             </w:r>
           </w:p>
@@ -1944,6 +2214,9 @@
               </m:r>
             </m:oMath>
             <w:r>
+              <w:rPr>
+                <w:rFonts w:eastAsia="黑体"/>
+              </w:rPr>
               <w:t xml:space="preserve">​</w:t>
             </w:r>
           </w:p>
@@ -1956,7 +2229,7 @@
             </w:pPr>
             <w:r>
               <w:rPr>
-                <w:rFonts w:hint="eastAsia"/>
+                <w:rFonts w:hint="eastAsia" w:eastAsia="黑体"/>
               </w:rPr>
               <w:t xml:space="preserve">直流母线电容</w:t>
             </w:r>
@@ -1969,6 +2242,9 @@
               <w:pStyle w:val="Compact"/>
             </w:pPr>
             <w:r>
+              <w:rPr>
+                <w:rFonts w:eastAsia="黑体"/>
+              </w:rPr>
               <w:t xml:space="preserve">F</w:t>
             </w:r>
           </w:p>
@@ -1996,6 +2272,9 @@
               </m:sSub>
             </m:oMath>
             <w:r>
+              <w:rPr>
+                <w:rFonts w:eastAsia="黑体"/>
+              </w:rPr>
               <w:t xml:space="preserve">​</w:t>
             </w:r>
           </w:p>
@@ -2008,7 +2287,7 @@
             </w:pPr>
             <w:r>
               <w:rPr>
-                <w:rFonts w:hint="eastAsia"/>
+                <w:rFonts w:hint="eastAsia" w:eastAsia="黑体"/>
               </w:rPr>
               <w:t xml:space="preserve">负载电流</w:t>
             </w:r>
@@ -2021,6 +2300,9 @@
               <w:pStyle w:val="Compact"/>
             </w:pPr>
             <w:r>
+              <w:rPr>
+                <w:rFonts w:eastAsia="黑体"/>
+              </w:rPr>
               <w:t xml:space="preserve">A</w:t>
             </w:r>
           </w:p>
@@ -2035,7 +2317,7 @@
       </w:pPr>
       <w:r>
         <w:rPr>
-          <w:rFonts w:hint="eastAsia"/>
+          <w:rFonts w:hint="eastAsia" w:eastAsia="黑体"/>
         </w:rPr>
         <w:t xml:space="preserve">元件调整影响</w:t>
       </w:r>
@@ -2050,7 +2332,7 @@
       </w:pPr>
       <w:r>
         <w:rPr>
-          <w:rFonts w:hint="eastAsia"/>
+          <w:rFonts w:hint="eastAsia" w:eastAsia="黑体"/>
           <w:b/>
           <w:bCs/>
         </w:rPr>
@@ -2058,6 +2340,7 @@
       </w:r>
       <w:r>
         <w:rPr>
+          <w:rFonts w:eastAsia="黑体"/>
           <w:b/>
           <w:bCs/>
         </w:rPr>
@@ -2070,6 +2353,7 @@
       </m:oMath>
       <w:r>
         <w:rPr>
+          <w:rFonts w:eastAsia="黑体"/>
           <w:b/>
           <w:bCs/>
         </w:rPr>
@@ -2077,20 +2361,27 @@
       </w:r>
       <w:r>
         <w:rPr>
+          <w:rFonts w:eastAsia="黑体"/>
           <w:b/>
           <w:bCs/>
         </w:rPr>
         <w:t xml:space="preserve">↑</w:t>
       </w:r>
       <w:r>
+        <w:rPr>
+          <w:rFonts w:eastAsia="黑体"/>
+        </w:rPr>
         <w:t xml:space="preserve"> </w:t>
       </w:r>
       <w:r>
+        <w:rPr>
+          <w:rFonts w:eastAsia="黑体"/>
+        </w:rPr>
         <w:t xml:space="preserve">→ </w:t>
       </w:r>
       <w:r>
         <w:rPr>
-          <w:rFonts w:hint="eastAsia"/>
+          <w:rFonts w:hint="eastAsia" w:eastAsia="黑体"/>
         </w:rPr>
         <w:t xml:space="preserve">电压纹波减小、抗负载突变能力强，但体积成本与浪涌电流增大。</w:t>
       </w:r>
@@ -2119,6 +2410,7 @@
       </m:oMath>
       <w:r>
         <w:rPr>
+          <w:rFonts w:eastAsia="黑体"/>
           <w:b/>
           <w:bCs/>
         </w:rPr>
@@ -2126,20 +2418,27 @@
       </w:r>
       <w:r>
         <w:rPr>
+          <w:rFonts w:eastAsia="黑体"/>
           <w:b/>
           <w:bCs/>
         </w:rPr>
         <w:t xml:space="preserve">↑</w:t>
       </w:r>
       <w:r>
+        <w:rPr>
+          <w:rFonts w:eastAsia="黑体"/>
+        </w:rPr>
         <w:t xml:space="preserve"> </w:t>
       </w:r>
       <w:r>
+        <w:rPr>
+          <w:rFonts w:eastAsia="黑体"/>
+        </w:rPr>
         <w:t xml:space="preserve">→ </w:t>
       </w:r>
       <w:r>
         <w:rPr>
-          <w:rFonts w:hint="eastAsia"/>
+          <w:rFonts w:hint="eastAsia" w:eastAsia="黑体"/>
         </w:rPr>
         <w:t xml:space="preserve">输出能力提高，但器件耐压与电容耐压需求上升。</w:t>
       </w:r>
@@ -2154,7 +2453,7 @@
       </w:pPr>
       <w:r>
         <w:rPr>
-          <w:rFonts w:hint="eastAsia"/>
+          <w:rFonts w:hint="eastAsia" w:eastAsia="黑体"/>
           <w:b/>
           <w:bCs/>
         </w:rPr>
@@ -2162,6 +2461,7 @@
       </w:r>
       <w:r>
         <w:rPr>
+          <w:rFonts w:eastAsia="黑体"/>
           <w:b/>
           <w:bCs/>
         </w:rPr>
@@ -2183,6 +2483,7 @@
       </m:oMath>
       <w:r>
         <w:rPr>
+          <w:rFonts w:eastAsia="黑体"/>
           <w:b/>
           <w:bCs/>
         </w:rPr>
@@ -2190,20 +2491,27 @@
       </w:r>
       <w:r>
         <w:rPr>
+          <w:rFonts w:eastAsia="黑体"/>
           <w:b/>
           <w:bCs/>
         </w:rPr>
         <w:t xml:space="preserve">↑</w:t>
       </w:r>
       <w:r>
+        <w:rPr>
+          <w:rFonts w:eastAsia="黑体"/>
+        </w:rPr>
         <w:t xml:space="preserve"> </w:t>
       </w:r>
       <w:r>
+        <w:rPr>
+          <w:rFonts w:eastAsia="黑体"/>
+        </w:rPr>
         <w:t xml:space="preserve">→ </w:t>
       </w:r>
       <w:r>
         <w:rPr>
-          <w:rFonts w:hint="eastAsia"/>
+          <w:rFonts w:hint="eastAsia" w:eastAsia="黑体"/>
         </w:rPr>
         <w:t xml:space="preserve">输出电压升高，开关损耗与谐波分布变化。</w:t>
       </w:r>
@@ -2218,7 +2526,7 @@
       </w:pPr>
       <w:r>
         <w:rPr>
-          <w:rFonts w:hint="eastAsia"/>
+          <w:rFonts w:hint="eastAsia" w:eastAsia="黑体"/>
           <w:b/>
           <w:bCs/>
         </w:rPr>
@@ -2226,29 +2534,39 @@
       </w:r>
       <w:r>
         <w:rPr>
+          <w:rFonts w:eastAsia="黑体"/>
           <w:b/>
           <w:bCs/>
         </w:rPr>
         <w:t xml:space="preserve"> ↑</w:t>
       </w:r>
       <w:r>
+        <w:rPr>
+          <w:rFonts w:eastAsia="黑体"/>
+        </w:rPr>
         <w:t xml:space="preserve"> </w:t>
       </w:r>
       <w:r>
+        <w:rPr>
+          <w:rFonts w:eastAsia="黑体"/>
+        </w:rPr>
         <w:t xml:space="preserve">→ </w:t>
       </w:r>
       <w:r>
         <w:rPr>
-          <w:rFonts w:hint="eastAsia"/>
+          <w:rFonts w:hint="eastAsia" w:eastAsia="黑体"/>
         </w:rPr>
         <w:t xml:space="preserve">谐波减小、响应快，但开关损耗与</w:t>
       </w:r>
       <w:r>
+        <w:rPr>
+          <w:rFonts w:eastAsia="黑体"/>
+        </w:rPr>
         <w:t xml:space="preserve"> EMI </w:t>
       </w:r>
       <w:r>
         <w:rPr>
-          <w:rFonts w:hint="eastAsia"/>
+          <w:rFonts w:hint="eastAsia" w:eastAsia="黑体"/>
         </w:rPr>
         <w:t xml:space="preserve">增大。</w:t>
       </w:r>
@@ -2261,7 +2579,7 @@
       </w:pPr>
       <w:r>
         <w:rPr>
-          <w:rFonts w:hint="eastAsia"/>
+          <w:rFonts w:hint="eastAsia" w:eastAsia="黑体"/>
         </w:rPr>
         <w:t xml:space="preserve">典型参数示例</w:t>
       </w:r>
@@ -2276,11 +2594,14 @@
       </w:pPr>
       <w:r>
         <w:rPr>
-          <w:rFonts w:hint="eastAsia"/>
+          <w:rFonts w:hint="eastAsia" w:eastAsia="黑体"/>
         </w:rPr>
         <w:t xml:space="preserve">取</w:t>
       </w:r>
       <w:r>
+        <w:rPr>
+          <w:rFonts w:eastAsia="黑体"/>
+        </w:rPr>
         <w:t xml:space="preserve"> </w:t>
       </w:r>
       <m:oMath>
@@ -2321,7 +2642,7 @@
       </m:oMath>
       <w:r>
         <w:rPr>
-          <w:rFonts w:hint="eastAsia"/>
+          <w:rFonts w:hint="eastAsia" w:eastAsia="黑体"/>
         </w:rPr>
         <w:t xml:space="preserve">（三相）：</w:t>
       </w:r>
@@ -2378,16 +2699,19 @@
       </m:oMath>
       <w:r>
         <w:rPr>
-          <w:rFonts w:hint="eastAsia"/>
+          <w:rFonts w:hint="eastAsia" w:eastAsia="黑体"/>
         </w:rPr>
         <w:t xml:space="preserve">，母线常按</w:t>
       </w:r>
       <w:r>
+        <w:rPr>
+          <w:rFonts w:eastAsia="黑体"/>
+        </w:rPr>
         <w:t xml:space="preserve"> 540 V </w:t>
       </w:r>
       <w:r>
         <w:rPr>
-          <w:rFonts w:hint="eastAsia"/>
+          <w:rFonts w:hint="eastAsia" w:eastAsia="黑体"/>
         </w:rPr>
         <w:t xml:space="preserve">左右设计。</w:t>
       </w:r>
@@ -2402,11 +2726,14 @@
       </w:pPr>
       <w:r>
         <w:rPr>
-          <w:rFonts w:hint="eastAsia"/>
+          <w:rFonts w:hint="eastAsia" w:eastAsia="黑体"/>
         </w:rPr>
         <w:t xml:space="preserve">取</w:t>
       </w:r>
       <w:r>
+        <w:rPr>
+          <w:rFonts w:eastAsia="黑体"/>
+        </w:rPr>
         <w:t xml:space="preserve"> </w:t>
       </w:r>
       <m:oMath>
@@ -2443,6 +2770,9 @@
         </m:r>
       </m:oMath>
       <w:r>
+        <w:rPr>
+          <w:rFonts w:eastAsia="黑体"/>
+        </w:rPr>
         <w:t xml:space="preserve">、</w:t>
       </w:r>
       <m:oMath>
@@ -2470,11 +2800,14 @@
       </m:oMath>
       <w:r>
         <w:rPr>
-          <w:rFonts w:hint="eastAsia"/>
+          <w:rFonts w:hint="eastAsia" w:eastAsia="黑体"/>
         </w:rPr>
         <w:t xml:space="preserve">：输出相电压基波幅值</w:t>
       </w:r>
       <w:r>
+        <w:rPr>
+          <w:rFonts w:eastAsia="黑体"/>
+        </w:rPr>
         <w:t xml:space="preserve"> </w:t>
       </w:r>
       <m:oMath>
@@ -2533,11 +2866,14 @@
       </m:oMath>
       <w:r>
         <w:rPr>
-          <w:rFonts w:hint="eastAsia"/>
+          <w:rFonts w:hint="eastAsia" w:eastAsia="黑体"/>
         </w:rPr>
         <w:t xml:space="preserve">，有效值约</w:t>
       </w:r>
       <w:r>
+        <w:rPr>
+          <w:rFonts w:eastAsia="黑体"/>
+        </w:rPr>
         <w:t xml:space="preserve"> 172 V。</w:t>
       </w:r>
     </w:p>
@@ -2549,7 +2885,7 @@
       </w:pPr>
       <w:r>
         <w:rPr>
-          <w:rFonts w:hint="eastAsia"/>
+          <w:rFonts w:hint="eastAsia" w:eastAsia="黑体"/>
         </w:rPr>
         <w:t xml:space="preserve">常见器件型号</w:t>
       </w:r>
@@ -2564,16 +2900,19 @@
       </w:pPr>
       <w:r>
         <w:rPr>
-          <w:rFonts w:hint="eastAsia"/>
+          <w:rFonts w:hint="eastAsia" w:eastAsia="黑体"/>
         </w:rPr>
         <w:t xml:space="preserve">整流桥：MDQ100A、三相整流模块</w:t>
       </w:r>
       <w:r>
+        <w:rPr>
+          <w:rFonts w:eastAsia="黑体"/>
+        </w:rPr>
         <w:t xml:space="preserve"> MDS </w:t>
       </w:r>
       <w:r>
         <w:rPr>
-          <w:rFonts w:hint="eastAsia"/>
+          <w:rFonts w:hint="eastAsia" w:eastAsia="黑体"/>
         </w:rPr>
         <w:t xml:space="preserve">系列。</w:t>
       </w:r>
@@ -2587,11 +2926,14 @@
         </w:numPr>
       </w:pPr>
       <w:r>
+        <w:rPr>
+          <w:rFonts w:eastAsia="黑体"/>
+        </w:rPr>
         <w:t xml:space="preserve">IGBT </w:t>
       </w:r>
       <w:r>
         <w:rPr>
-          <w:rFonts w:hint="eastAsia"/>
+          <w:rFonts w:hint="eastAsia" w:eastAsia="黑体"/>
         </w:rPr>
         <w:t xml:space="preserve">模块：CM100DY-24H、PM50RLA120。</w:t>
       </w:r>
@@ -2606,16 +2948,19 @@
       </w:pPr>
       <w:r>
         <w:rPr>
-          <w:rFonts w:hint="eastAsia"/>
+          <w:rFonts w:hint="eastAsia" w:eastAsia="黑体"/>
         </w:rPr>
         <w:t xml:space="preserve">母线电容：铝电解电容（如</w:t>
       </w:r>
       <w:r>
+        <w:rPr>
+          <w:rFonts w:eastAsia="黑体"/>
+        </w:rPr>
         <w:t xml:space="preserve"> </w:t>
       </w:r>
       <w:r>
         <w:rPr>
-          <w:rFonts w:hint="eastAsia"/>
+          <w:rFonts w:hint="eastAsia" w:eastAsia="黑体"/>
         </w:rPr>
         <w:t xml:space="preserve">NCC、Chemi-Con）加薄膜电容并联。</w:t>
       </w:r>
@@ -2628,7 +2973,7 @@
       </w:pPr>
       <w:r>
         <w:rPr>
-          <w:rFonts w:hint="eastAsia"/>
+          <w:rFonts w:hint="eastAsia" w:eastAsia="黑体"/>
         </w:rPr>
         <w:t xml:space="preserve">注意事项</w:t>
       </w:r>
@@ -2643,16 +2988,19 @@
       </w:pPr>
       <w:r>
         <w:rPr>
-          <w:rFonts w:hint="eastAsia"/>
+          <w:rFonts w:hint="eastAsia" w:eastAsia="黑体"/>
         </w:rPr>
         <w:t xml:space="preserve">不可控整流会产生输入电流谐波，大功率场合宜采用</w:t>
       </w:r>
       <w:r>
+        <w:rPr>
+          <w:rFonts w:eastAsia="黑体"/>
+        </w:rPr>
         <w:t xml:space="preserve"> PWM </w:t>
       </w:r>
       <w:r>
         <w:rPr>
-          <w:rFonts w:hint="eastAsia"/>
+          <w:rFonts w:hint="eastAsia" w:eastAsia="黑体"/>
         </w:rPr>
         <w:t xml:space="preserve">整流或有源滤波。</w:t>
       </w:r>
@@ -2667,7 +3015,7 @@
       </w:pPr>
       <w:r>
         <w:rPr>
-          <w:rFonts w:hint="eastAsia"/>
+          <w:rFonts w:hint="eastAsia" w:eastAsia="黑体"/>
         </w:rPr>
         <w:t xml:space="preserve">母线需加预充电电路，限制上电瞬间浪涌电流。</w:t>
       </w:r>
@@ -2682,7 +3030,7 @@
       </w:pPr>
       <w:r>
         <w:rPr>
-          <w:rFonts w:hint="eastAsia"/>
+          <w:rFonts w:hint="eastAsia" w:eastAsia="黑体"/>
         </w:rPr>
         <w:t xml:space="preserve">制动能量需通过制动电阻或回馈单元处理，避免母线过压。</w:t>
       </w:r>
@@ -2697,7 +3045,7 @@
       </w:pPr>
       <w:r>
         <w:rPr>
-          <w:rFonts w:hint="eastAsia"/>
+          <w:rFonts w:hint="eastAsia" w:eastAsia="黑体"/>
         </w:rPr>
         <w:t xml:space="preserve">前级与后级需协调控制，保证功率平衡与母线稳定。</w:t>
       </w:r>
@@ -2710,7 +3058,7 @@
       </w:pPr>
       <w:r>
         <w:rPr>
-          <w:rFonts w:hint="eastAsia"/>
+          <w:rFonts w:hint="eastAsia" w:eastAsia="黑体"/>
         </w:rPr>
         <w:t xml:space="preserve">参考资料</w:t>
       </w:r>
@@ -2725,7 +3073,7 @@
       </w:pPr>
       <w:r>
         <w:rPr>
-          <w:rFonts w:hint="eastAsia"/>
+          <w:rFonts w:hint="eastAsia" w:eastAsia="黑体"/>
         </w:rPr>
         <w:t xml:space="preserve">《电力电子技术》（王兆安、刘进军）。</w:t>
       </w:r>
@@ -2739,6 +3087,9 @@
         </w:numPr>
       </w:pPr>
       <w:r>
+        <w:rPr>
+          <w:rFonts w:eastAsia="黑体"/>
+        </w:rPr>
         <w:t xml:space="preserve">Wikipedia: Variable-frequency drive。</w:t>
       </w:r>
     </w:p>
@@ -2752,7 +3103,7 @@
       </w:pPr>
       <w:r>
         <w:rPr>
-          <w:rFonts w:hint="eastAsia"/>
+          <w:rFonts w:hint="eastAsia" w:eastAsia="黑体"/>
         </w:rPr>
         <w:t xml:space="preserve">《开关电源与变频器》相关教材。</w:t>
       </w:r>
@@ -2766,11 +3117,11 @@
       </w:pPr>
       <w:r>
         <w:rPr>
-          <w:rFonts w:ascii="Times New Roman" w:hAnsi="Times New Roman"/>
+          <w:rFonts w:ascii="Times New Roman" w:hAnsi="Times New Roman" w:eastAsia="黑体"/>
           <w:color w:val="555555"/>
           <w:sz w:val="21"/>
         </w:rPr>
-        <w:t>材料收集者：杜文杰</w:t>
+        <w:t>材料收集者：杜文杰，WX手机：19519196569，QQ:3478827729</w:t>
       </w:r>
     </w:p>
     <w:sectPr>
@@ -2790,7 +3141,7 @@
 </file>
 
 <file path=word/footer1.xml><?xml version="1.0" encoding="utf-8"?>
-<w:ftr xmlns:m="http://schemas.openxmlformats.org/officeDocument/2006/math" xmlns:mc="http://schemas.openxmlformats.org/markup-compatibility/2006" xmlns:mo="http://schemas.microsoft.com/office/mac/office/2008/main" xmlns:mv="urn:schemas-microsoft-com:mac:vml" xmlns:o="urn:schemas-microsoft-com:office:office" xmlns:r="http://schemas.openxmlformats.org/officeDocument/2006/relationships" xmlns:v="urn:schemas-microsoft-com:vml" xmlns:w10="urn:schemas-microsoft-com:office:word" xmlns:w14="http://schemas.microsoft.com/office/word/2010/wordml" xmlns:w="http://schemas.openxmlformats.org/wordprocessingml/2006/main" xmlns:wne="http://schemas.microsoft.com/office/word/2006/wordml" xmlns:wp14="http://schemas.microsoft.com/office/word/2010/wordprocessingDrawing" xmlns:wp="http://schemas.openxmlformats.org/drawingml/2006/wordprocessingDrawing" xmlns:wpc="http://schemas.microsoft.com/office/word/2010/wordprocessingCanvas" xmlns:wpg="http://schemas.microsoft.com/office/word/2010/wordprocessingGroup" xmlns:wpi="http://schemas.microsoft.com/office/word/2010/wordprocessingInk" xmlns:wps="http://schemas.microsoft.com/office/word/2010/wordprocessingShape" mc:Ignorable="w14 wp14">
+<w:ftr xmlns:mc="http://schemas.openxmlformats.org/markup-compatibility/2006" xmlns:w="http://schemas.openxmlformats.org/wordprocessingml/2006/main" xmlns:m="http://schemas.openxmlformats.org/officeDocument/2006/math" xmlns:mo="http://schemas.microsoft.com/office/mac/office/2008/main" xmlns:mv="urn:schemas-microsoft-com:mac:vml" xmlns:o="urn:schemas-microsoft-com:office:office" xmlns:r="http://schemas.openxmlformats.org/officeDocument/2006/relationships" xmlns:v="urn:schemas-microsoft-com:vml" xmlns:w10="urn:schemas-microsoft-com:office:word" xmlns:w14="http://schemas.microsoft.com/office/word/2010/wordml" xmlns:wne="http://schemas.microsoft.com/office/word/2006/wordml" xmlns:wp14="http://schemas.microsoft.com/office/word/2010/wordprocessingDrawing" xmlns:wp="http://schemas.openxmlformats.org/drawingml/2006/wordprocessingDrawing" xmlns:wpc="http://schemas.microsoft.com/office/word/2010/wordprocessingCanvas" xmlns:wpg="http://schemas.microsoft.com/office/word/2010/wordprocessingGroup" xmlns:wpi="http://schemas.microsoft.com/office/word/2010/wordprocessingInk" xmlns:wps="http://schemas.microsoft.com/office/word/2010/wordprocessingShape" mc:Ignorable="w14 wp14">
   <w:p>
     <w:pPr>
       <w:pStyle w:val="Footer"/>
@@ -2798,12 +3149,14 @@
     </w:pPr>
     <w:r>
       <w:rPr>
+        <w:rFonts w:eastAsia="黑体"/>
         <w:sz w:val="18"/>
       </w:rPr>
       <w:t xml:space="preserve">第 </w:t>
     </w:r>
     <w:r>
       <w:rPr>
+        <w:rFonts w:eastAsia="黑体"/>
         <w:sz w:val="18"/>
       </w:rPr>
       <w:fldChar w:fldCharType="begin"/>
@@ -2812,6 +3165,7 @@
     </w:r>
     <w:r>
       <w:rPr>
+        <w:rFonts w:eastAsia="黑体"/>
         <w:sz w:val="18"/>
       </w:rPr>
       <w:t xml:space="preserve"> 页</w:t>
@@ -2825,6 +3179,9 @@
   <w:footnote w:type="continuationSeparator" w:id="0">
     <w:p>
       <w:r>
+        <w:rPr>
+          <w:rFonts w:eastAsia="黑体"/>
+        </w:rPr>
         <w:continuationSeparator/>
       </w:r>
     </w:p>
@@ -2832,6 +3189,9 @@
   <w:footnote w:type="separator" w:id="-1">
     <w:p>
       <w:r>
+        <w:rPr>
+          <w:rFonts w:eastAsia="黑体"/>
+        </w:rPr>
         <w:separator/>
       </w:r>
     </w:p>
@@ -2840,7 +3200,7 @@
 </file>
 
 <file path=word/header1.xml><?xml version="1.0" encoding="utf-8"?>
-<w:hdr xmlns:m="http://schemas.openxmlformats.org/officeDocument/2006/math" xmlns:mc="http://schemas.openxmlformats.org/markup-compatibility/2006" xmlns:mo="http://schemas.microsoft.com/office/mac/office/2008/main" xmlns:mv="urn:schemas-microsoft-com:mac:vml" xmlns:o="urn:schemas-microsoft-com:office:office" xmlns:r="http://schemas.openxmlformats.org/officeDocument/2006/relationships" xmlns:v="urn:schemas-microsoft-com:vml" xmlns:w10="urn:schemas-microsoft-com:office:word" xmlns:w14="http://schemas.microsoft.com/office/word/2010/wordml" xmlns:w="http://schemas.openxmlformats.org/wordprocessingml/2006/main" xmlns:wne="http://schemas.microsoft.com/office/word/2006/wordml" xmlns:wp14="http://schemas.microsoft.com/office/word/2010/wordprocessingDrawing" xmlns:wp="http://schemas.openxmlformats.org/drawingml/2006/wordprocessingDrawing" xmlns:wpc="http://schemas.microsoft.com/office/word/2010/wordprocessingCanvas" xmlns:wpg="http://schemas.microsoft.com/office/word/2010/wordprocessingGroup" xmlns:wpi="http://schemas.microsoft.com/office/word/2010/wordprocessingInk" xmlns:wps="http://schemas.microsoft.com/office/word/2010/wordprocessingShape" mc:Ignorable="w14 wp14">
+<w:hdr xmlns:mc="http://schemas.openxmlformats.org/markup-compatibility/2006" xmlns:w="http://schemas.openxmlformats.org/wordprocessingml/2006/main" xmlns:m="http://schemas.openxmlformats.org/officeDocument/2006/math" xmlns:mo="http://schemas.microsoft.com/office/mac/office/2008/main" xmlns:mv="urn:schemas-microsoft-com:mac:vml" xmlns:o="urn:schemas-microsoft-com:office:office" xmlns:r="http://schemas.openxmlformats.org/officeDocument/2006/relationships" xmlns:v="urn:schemas-microsoft-com:vml" xmlns:w10="urn:schemas-microsoft-com:office:word" xmlns:w14="http://schemas.microsoft.com/office/word/2010/wordml" xmlns:wne="http://schemas.microsoft.com/office/word/2006/wordml" xmlns:wp14="http://schemas.microsoft.com/office/word/2010/wordprocessingDrawing" xmlns:wp="http://schemas.openxmlformats.org/drawingml/2006/wordprocessingDrawing" xmlns:wpc="http://schemas.microsoft.com/office/word/2010/wordprocessingCanvas" xmlns:wpg="http://schemas.microsoft.com/office/word/2010/wordprocessingGroup" xmlns:wpi="http://schemas.microsoft.com/office/word/2010/wordprocessingInk" xmlns:wps="http://schemas.microsoft.com/office/word/2010/wordprocessingShape" mc:Ignorable="w14 wp14">
   <w:p>
     <w:pPr>
       <w:pStyle w:val="Header"/>
@@ -2848,7 +3208,7 @@
     </w:pPr>
     <w:r>
       <w:rPr>
-        <w:rFonts w:ascii="Times New Roman" w:hAnsi="Times New Roman"/>
+        <w:rFonts w:ascii="Times New Roman" w:hAnsi="Times New Roman" w:eastAsia="黑体"/>
         <w:sz w:val="18"/>
         <w:rFonts w:eastAsia="黑体"/>
         <w:rFonts w:eastAsia="黑体"/>
@@ -2860,7 +3220,7 @@
 </file>
 
 <file path=word/numbering.xml><?xml version="1.0" encoding="utf-8"?>
-<w:numbering xmlns:m="http://schemas.openxmlformats.org/officeDocument/2006/math" xmlns:mc="http://schemas.openxmlformats.org/markup-compatibility/2006" xmlns:mo="http://schemas.microsoft.com/office/mac/office/2008/main" xmlns:mv="urn:schemas-microsoft-com:mac:vml" xmlns:o="urn:schemas-microsoft-com:office:office" xmlns:r="http://schemas.openxmlformats.org/officeDocument/2006/relationships" xmlns:v="urn:schemas-microsoft-com:vml" xmlns:w="http://schemas.openxmlformats.org/wordprocessingml/2006/main" xmlns:w10="urn:schemas-microsoft-com:office:word" xmlns:w14="http://schemas.microsoft.com/office/word/2010/wordml" xmlns:wne="http://schemas.microsoft.com/office/word/2006/wordml" xmlns:wp="http://schemas.openxmlformats.org/drawingml/2006/wordprocessingDrawing" xmlns:wp14="http://schemas.microsoft.com/office/word/2010/wordprocessingDrawing" xmlns:wpc="http://schemas.microsoft.com/office/word/2010/wordprocessingCanvas" xmlns:wpg="http://schemas.microsoft.com/office/word/2010/wordprocessingGroup" xmlns:wpi="http://schemas.microsoft.com/office/word/2010/wordprocessingInk" xmlns:wps="http://schemas.microsoft.com/office/word/2010/wordprocessingShape" mc:Ignorable="w14 wp14">
+<w:numbering xmlns:mc="http://schemas.openxmlformats.org/markup-compatibility/2006" xmlns:w="http://schemas.openxmlformats.org/wordprocessingml/2006/main" xmlns:m="http://schemas.openxmlformats.org/officeDocument/2006/math" xmlns:mo="http://schemas.microsoft.com/office/mac/office/2008/main" xmlns:mv="urn:schemas-microsoft-com:mac:vml" xmlns:o="urn:schemas-microsoft-com:office:office" xmlns:r="http://schemas.openxmlformats.org/officeDocument/2006/relationships" xmlns:v="urn:schemas-microsoft-com:vml" xmlns:w10="urn:schemas-microsoft-com:office:word" xmlns:w14="http://schemas.microsoft.com/office/word/2010/wordml" xmlns:wne="http://schemas.microsoft.com/office/word/2006/wordml" xmlns:wp="http://schemas.openxmlformats.org/drawingml/2006/wordprocessingDrawing" xmlns:wp14="http://schemas.microsoft.com/office/word/2010/wordprocessingDrawing" xmlns:wpc="http://schemas.microsoft.com/office/word/2010/wordprocessingCanvas" xmlns:wpg="http://schemas.microsoft.com/office/word/2010/wordprocessingGroup" xmlns:wpi="http://schemas.microsoft.com/office/word/2010/wordprocessingInk" xmlns:wps="http://schemas.microsoft.com/office/word/2010/wordprocessingShape" mc:Ignorable="w14 wp14">
   <w:abstractNum w:abstractNumId="0">
     <w:nsid w:val="FFFFFF7C"/>
     <w:multiLevelType w:val="singleLevel"/>
@@ -2947,7 +3307,7 @@
         <w:ind w:hanging="360" w:left="1440"/>
       </w:pPr>
       <w:rPr>
-        <w:rFonts w:ascii="Symbol" w:hAnsi="Symbol" w:hint="default"/>
+        <w:rFonts w:ascii="Symbol" w:hAnsi="Symbol" w:hint="default" w:eastAsia="黑体"/>
       </w:rPr>
     </w:lvl>
   </w:abstractNum>
@@ -2968,7 +3328,7 @@
         <w:ind w:hanging="360" w:left="1080"/>
       </w:pPr>
       <w:rPr>
-        <w:rFonts w:ascii="Symbol" w:hAnsi="Symbol" w:hint="default"/>
+        <w:rFonts w:ascii="Symbol" w:hAnsi="Symbol" w:hint="default" w:eastAsia="黑体"/>
       </w:rPr>
     </w:lvl>
   </w:abstractNum>
@@ -2989,7 +3349,7 @@
         <w:ind w:hanging="360" w:left="720"/>
       </w:pPr>
       <w:rPr>
-        <w:rFonts w:ascii="Symbol" w:hAnsi="Symbol" w:hint="default"/>
+        <w:rFonts w:ascii="Symbol" w:hAnsi="Symbol" w:hint="default" w:eastAsia="黑体"/>
       </w:rPr>
     </w:lvl>
   </w:abstractNum>
@@ -3028,7 +3388,7 @@
         <w:ind w:hanging="360" w:left="360"/>
       </w:pPr>
       <w:rPr>
-        <w:rFonts w:ascii="Symbol" w:hAnsi="Symbol" w:hint="default"/>
+        <w:rFonts w:ascii="Symbol" w:hAnsi="Symbol" w:hint="default" w:eastAsia="黑体"/>
       </w:rPr>
     </w:lvl>
   </w:abstractNum>
@@ -3119,7 +3479,7 @@
         <w:ind w:left="720" w:hanging="360"/>
       </w:pPr>
       <w:rPr>
-        <w:rFonts w:ascii="Symbol" w:hAnsi="Symbol" w:cs="Symbol" w:hint="default"/>
+        <w:rFonts w:ascii="Symbol" w:hAnsi="Symbol" w:cs="Symbol" w:hint="default" w:eastAsia="黑体"/>
       </w:rPr>
     </w:lvl>
     <w:lvl w:ilvl="1">
@@ -3130,7 +3490,7 @@
         <w:ind w:left="1440" w:hanging="360"/>
       </w:pPr>
       <w:rPr>
-        <w:rFonts w:ascii="Courier New" w:hAnsi="Courier New" w:cs="Courier New" w:hint="default"/>
+        <w:rFonts w:ascii="Courier New" w:hAnsi="Courier New" w:cs="Courier New" w:hint="default" w:eastAsia="黑体"/>
       </w:rPr>
     </w:lvl>
     <w:lvl w:ilvl="2">
@@ -3141,7 +3501,7 @@
         <w:ind w:left="2160" w:hanging="360"/>
       </w:pPr>
       <w:rPr>
-        <w:rFonts w:ascii="Wingdings" w:hAnsi="Wingdings" w:cs="Wingdings" w:hint="default"/>
+        <w:rFonts w:ascii="Wingdings" w:hAnsi="Wingdings" w:cs="Wingdings" w:hint="default" w:eastAsia="黑体"/>
       </w:rPr>
     </w:lvl>
     <w:lvl w:ilvl="3">
@@ -3152,7 +3512,7 @@
         <w:ind w:left="2880" w:hanging="360"/>
       </w:pPr>
       <w:rPr>
-        <w:rFonts w:ascii="Symbol" w:hAnsi="Symbol" w:cs="Symbol" w:hint="default"/>
+        <w:rFonts w:ascii="Symbol" w:hAnsi="Symbol" w:cs="Symbol" w:hint="default" w:eastAsia="黑体"/>
       </w:rPr>
     </w:lvl>
     <w:lvl w:ilvl="4">
@@ -3163,7 +3523,7 @@
         <w:ind w:left="3600" w:hanging="360"/>
       </w:pPr>
       <w:rPr>
-        <w:rFonts w:ascii="Courier New" w:hAnsi="Courier New" w:cs="Courier New" w:hint="default"/>
+        <w:rFonts w:ascii="Courier New" w:hAnsi="Courier New" w:cs="Courier New" w:hint="default" w:eastAsia="黑体"/>
       </w:rPr>
     </w:lvl>
     <w:lvl w:ilvl="5">
@@ -3174,7 +3534,7 @@
         <w:ind w:left="4320" w:hanging="360"/>
       </w:pPr>
       <w:rPr>
-        <w:rFonts w:ascii="Wingdings" w:hAnsi="Wingdings" w:cs="Wingdings" w:hint="default"/>
+        <w:rFonts w:ascii="Wingdings" w:hAnsi="Wingdings" w:cs="Wingdings" w:hint="default" w:eastAsia="黑体"/>
       </w:rPr>
     </w:lvl>
     <w:lvl w:ilvl="6">
@@ -3185,7 +3545,7 @@
         <w:ind w:left="5040" w:hanging="360"/>
       </w:pPr>
       <w:rPr>
-        <w:rFonts w:ascii="Symbol" w:hAnsi="Symbol" w:cs="Symbol" w:hint="default"/>
+        <w:rFonts w:ascii="Symbol" w:hAnsi="Symbol" w:cs="Symbol" w:hint="default" w:eastAsia="黑体"/>
       </w:rPr>
     </w:lvl>
     <w:lvl w:ilvl="7">
@@ -3196,7 +3556,7 @@
         <w:ind w:left="5760" w:hanging="360"/>
       </w:pPr>
       <w:rPr>
-        <w:rFonts w:ascii="Courier New" w:hAnsi="Courier New" w:cs="Courier New" w:hint="default"/>
+        <w:rFonts w:ascii="Courier New" w:hAnsi="Courier New" w:cs="Courier New" w:hint="default" w:eastAsia="黑体"/>
       </w:rPr>
     </w:lvl>
     <w:lvl w:ilvl="8">
@@ -3207,7 +3567,7 @@
         <w:ind w:left="6480" w:hanging="360"/>
       </w:pPr>
       <w:rPr>
-        <w:rFonts w:ascii="Wingdings" w:hAnsi="Wingdings" w:cs="Wingdings" w:hint="default"/>
+        <w:rFonts w:ascii="Wingdings" w:hAnsi="Wingdings" w:cs="Wingdings" w:hint="default" w:eastAsia="黑体"/>
       </w:rPr>
     </w:lvl>
   </w:abstractNum>
@@ -3263,11 +3623,11 @@
 </file>
 
 <file path=word/styles.xml><?xml version="1.0" encoding="utf-8"?>
-<w:styles xmlns:mc="http://schemas.openxmlformats.org/markup-compatibility/2006" xmlns:r="http://schemas.openxmlformats.org/officeDocument/2006/relationships" xmlns:w="http://schemas.openxmlformats.org/wordprocessingml/2006/main" xmlns:w14="http://schemas.microsoft.com/office/word/2010/wordml" mc:Ignorable="w14">
+<w:styles xmlns:mc="http://schemas.openxmlformats.org/markup-compatibility/2006" xmlns:w="http://schemas.openxmlformats.org/wordprocessingml/2006/main" xmlns:r="http://schemas.openxmlformats.org/officeDocument/2006/relationships" xmlns:w14="http://schemas.microsoft.com/office/word/2010/wordml" mc:Ignorable="w14">
   <w:docDefaults>
     <w:rPrDefault>
       <w:rPr>
-        <w:rFonts w:asciiTheme="minorHAnsi" w:cstheme="minorBidi" w:eastAsiaTheme="minorEastAsia" w:hAnsiTheme="minorHAnsi"/>
+        <w:rFonts w:asciiTheme="minorHAnsi" w:cstheme="minorBidi" w:hAnsiTheme="minorHAnsi" w:eastAsia="黑体"/>
         <w:sz w:val="22"/>
         <w:szCs w:val="22"/>
         <w:lang w:bidi="ar-SA" w:eastAsia="en-US" w:val="en-US"/>
@@ -3489,7 +3849,7 @@
       <w:outlineLvl w:val="0"/>
     </w:pPr>
     <w:rPr>
-      <w:rFonts w:ascii="Times New Roman" w:asciiTheme="majorHAnsi" w:cstheme="majorBidi" w:eastAsia="黑体" w:eastAsiaTheme="majorEastAsia" w:hAnsi="Times New Roman" w:hAnsiTheme="majorHAnsi"/>
+      <w:rFonts w:ascii="Times New Roman" w:asciiTheme="majorHAnsi" w:cstheme="majorBidi" w:eastAsia="黑体" w:hAnsi="Times New Roman" w:hAnsiTheme="majorHAnsi"/>
       <w:b/>
       <w:bCs/>
       <w:color w:val="1F3864"/>
@@ -3513,7 +3873,7 @@
       <w:outlineLvl w:val="1"/>
     </w:pPr>
     <w:rPr>
-      <w:rFonts w:ascii="Times New Roman" w:asciiTheme="majorHAnsi" w:cstheme="majorBidi" w:eastAsia="黑体" w:eastAsiaTheme="majorEastAsia" w:hAnsi="Times New Roman" w:hAnsiTheme="majorHAnsi"/>
+      <w:rFonts w:ascii="Times New Roman" w:asciiTheme="majorHAnsi" w:cstheme="majorBidi" w:eastAsia="黑体" w:hAnsi="Times New Roman" w:hAnsiTheme="majorHAnsi"/>
       <w:b/>
       <w:bCs/>
       <w:color w:val="2E4E7E"/>
@@ -3537,7 +3897,7 @@
       <w:outlineLvl w:val="2"/>
     </w:pPr>
     <w:rPr>
-      <w:rFonts w:ascii="Times New Roman" w:asciiTheme="majorHAnsi" w:cstheme="majorBidi" w:eastAsia="黑体" w:eastAsiaTheme="majorEastAsia" w:hAnsi="Times New Roman" w:hAnsiTheme="majorHAnsi"/>
+      <w:rFonts w:ascii="Times New Roman" w:asciiTheme="majorHAnsi" w:cstheme="majorBidi" w:eastAsia="黑体" w:hAnsi="Times New Roman" w:hAnsiTheme="majorHAnsi"/>
       <w:b/>
       <w:bCs/>
       <w:color w:val="2E4E7E"/>
@@ -3561,7 +3921,7 @@
       <w:outlineLvl w:val="3"/>
     </w:pPr>
     <w:rPr>
-      <w:rFonts w:ascii="Times New Roman" w:asciiTheme="majorHAnsi" w:cstheme="majorBidi" w:eastAsia="黑体" w:eastAsiaTheme="majorEastAsia" w:hAnsi="Times New Roman" w:hAnsiTheme="majorHAnsi"/>
+      <w:rFonts w:ascii="Times New Roman" w:asciiTheme="majorHAnsi" w:cstheme="majorBidi" w:eastAsia="黑体" w:hAnsi="Times New Roman" w:hAnsiTheme="majorHAnsi"/>
       <w:b/>
       <w:bCs/>
       <w:i/>
@@ -3587,7 +3947,7 @@
       <w:outlineLvl w:val="4"/>
     </w:pPr>
     <w:rPr>
-      <w:rFonts w:ascii="Times New Roman" w:asciiTheme="majorHAnsi" w:cstheme="majorBidi" w:eastAsia="黑体" w:eastAsiaTheme="majorEastAsia" w:hAnsi="Times New Roman" w:hAnsiTheme="majorHAnsi"/>
+      <w:rFonts w:ascii="Times New Roman" w:asciiTheme="majorHAnsi" w:cstheme="majorBidi" w:eastAsia="黑体" w:hAnsi="Times New Roman" w:hAnsiTheme="majorHAnsi"/>
       <w:b/>
       <w:color w:val="333333"/>
       <w:sz w:val="22"/>
@@ -3610,7 +3970,7 @@
       <w:outlineLvl w:val="5"/>
     </w:pPr>
     <w:rPr>
-      <w:rFonts w:asciiTheme="majorHAnsi" w:cstheme="majorBidi" w:eastAsiaTheme="majorEastAsia" w:hAnsiTheme="majorHAnsi"/>
+      <w:rFonts w:asciiTheme="majorHAnsi" w:cstheme="majorBidi" w:hAnsiTheme="majorHAnsi" w:eastAsia="黑体"/>
       <w:i/>
       <w:iCs/>
       <w:color w:themeColor="accent1" w:themeShade="7F" w:val="243F60"/>
@@ -3633,7 +3993,7 @@
       <w:outlineLvl w:val="6"/>
     </w:pPr>
     <w:rPr>
-      <w:rFonts w:asciiTheme="majorHAnsi" w:cstheme="majorBidi" w:eastAsiaTheme="majorEastAsia" w:hAnsiTheme="majorHAnsi"/>
+      <w:rFonts w:asciiTheme="majorHAnsi" w:cstheme="majorBidi" w:hAnsiTheme="majorHAnsi" w:eastAsia="黑体"/>
       <w:i/>
       <w:iCs/>
       <w:color w:themeColor="text1" w:themeTint="BF" w:val="404040"/>
@@ -3656,7 +4016,7 @@
       <w:outlineLvl w:val="7"/>
     </w:pPr>
     <w:rPr>
-      <w:rFonts w:asciiTheme="majorHAnsi" w:cstheme="majorBidi" w:eastAsiaTheme="majorEastAsia" w:hAnsiTheme="majorHAnsi"/>
+      <w:rFonts w:asciiTheme="majorHAnsi" w:cstheme="majorBidi" w:hAnsiTheme="majorHAnsi" w:eastAsia="黑体"/>
       <w:color w:themeColor="accent1" w:val="4F81BD"/>
       <w:sz w:val="20"/>
       <w:szCs w:val="20"/>
@@ -3679,7 +4039,7 @@
       <w:outlineLvl w:val="8"/>
     </w:pPr>
     <w:rPr>
-      <w:rFonts w:asciiTheme="majorHAnsi" w:cstheme="majorBidi" w:eastAsiaTheme="majorEastAsia" w:hAnsiTheme="majorHAnsi"/>
+      <w:rFonts w:asciiTheme="majorHAnsi" w:cstheme="majorBidi" w:hAnsiTheme="majorHAnsi" w:eastAsia="黑体"/>
       <w:i/>
       <w:iCs/>
       <w:color w:themeColor="text1" w:themeTint="BF" w:val="404040"/>
@@ -3730,7 +4090,7 @@
     <w:uiPriority w:val="9"/>
     <w:rsid w:val="00FC693F"/>
     <w:rPr>
-      <w:rFonts w:asciiTheme="majorHAnsi" w:cstheme="majorBidi" w:eastAsiaTheme="majorEastAsia" w:hAnsiTheme="majorHAnsi"/>
+      <w:rFonts w:asciiTheme="majorHAnsi" w:cstheme="majorBidi" w:hAnsiTheme="majorHAnsi" w:eastAsia="黑体"/>
       <w:b/>
       <w:bCs/>
       <w:color w:themeColor="accent1" w:themeShade="BF" w:val="365F91"/>
@@ -3745,7 +4105,7 @@
     <w:uiPriority w:val="9"/>
     <w:rsid w:val="00FC693F"/>
     <w:rPr>
-      <w:rFonts w:asciiTheme="majorHAnsi" w:cstheme="majorBidi" w:eastAsiaTheme="majorEastAsia" w:hAnsiTheme="majorHAnsi"/>
+      <w:rFonts w:asciiTheme="majorHAnsi" w:cstheme="majorBidi" w:hAnsiTheme="majorHAnsi" w:eastAsia="黑体"/>
       <w:b/>
       <w:bCs/>
       <w:color w:themeColor="accent1" w:val="4F81BD"/>
@@ -3760,7 +4120,7 @@
     <w:uiPriority w:val="9"/>
     <w:rsid w:val="00FC693F"/>
     <w:rPr>
-      <w:rFonts w:asciiTheme="majorHAnsi" w:cstheme="majorBidi" w:eastAsiaTheme="majorEastAsia" w:hAnsiTheme="majorHAnsi"/>
+      <w:rFonts w:asciiTheme="majorHAnsi" w:cstheme="majorBidi" w:hAnsiTheme="majorHAnsi" w:eastAsia="黑体"/>
       <w:b/>
       <w:bCs/>
       <w:color w:themeColor="accent1" w:val="4F81BD"/>
@@ -3783,7 +4143,7 @@
       <w:contextualSpacing/>
     </w:pPr>
     <w:rPr>
-      <w:rFonts w:ascii="Times New Roman" w:asciiTheme="majorHAnsi" w:cstheme="majorBidi" w:eastAsia="黑体" w:eastAsiaTheme="majorEastAsia" w:hAnsi="Times New Roman" w:hAnsiTheme="majorHAnsi"/>
+      <w:rFonts w:ascii="Times New Roman" w:asciiTheme="majorHAnsi" w:cstheme="majorBidi" w:eastAsia="黑体" w:hAnsi="Times New Roman" w:hAnsiTheme="majorHAnsi"/>
       <w:b/>
       <w:color w:val="1F3864"/>
       <w:spacing w:val="5"/>
@@ -3799,7 +4159,7 @@
     <w:uiPriority w:val="10"/>
     <w:rsid w:val="00FC693F"/>
     <w:rPr>
-      <w:rFonts w:asciiTheme="majorHAnsi" w:cstheme="majorBidi" w:eastAsiaTheme="majorEastAsia" w:hAnsiTheme="majorHAnsi"/>
+      <w:rFonts w:asciiTheme="majorHAnsi" w:cstheme="majorBidi" w:hAnsiTheme="majorHAnsi" w:eastAsia="黑体"/>
       <w:color w:themeColor="text2" w:themeShade="BF" w:val="17365D"/>
       <w:spacing w:val="5"/>
       <w:kern w:val="28"/>
@@ -3821,7 +4181,7 @@
       </w:numPr>
     </w:pPr>
     <w:rPr>
-      <w:rFonts w:asciiTheme="majorHAnsi" w:cstheme="majorBidi" w:eastAsiaTheme="majorEastAsia" w:hAnsiTheme="majorHAnsi"/>
+      <w:rFonts w:asciiTheme="majorHAnsi" w:cstheme="majorBidi" w:hAnsiTheme="majorHAnsi" w:eastAsia="黑体"/>
       <w:i/>
       <w:iCs/>
       <w:color w:themeColor="accent1" w:val="4F81BD"/>
@@ -3837,7 +4197,7 @@
     <w:uiPriority w:val="11"/>
     <w:rsid w:val="00FC693F"/>
     <w:rPr>
-      <w:rFonts w:asciiTheme="majorHAnsi" w:cstheme="majorBidi" w:eastAsiaTheme="majorEastAsia" w:hAnsiTheme="majorHAnsi"/>
+      <w:rFonts w:asciiTheme="majorHAnsi" w:cstheme="majorBidi" w:hAnsiTheme="majorHAnsi" w:eastAsia="黑体"/>
       <w:i/>
       <w:iCs/>
       <w:color w:themeColor="accent1" w:val="4F81BD"/>
@@ -3904,6 +4264,7 @@
       <w:spacing w:after="120"/>
     </w:pPr>
     <w:rPr>
+      <w:rFonts w:eastAsia="黑体"/>
       <w:sz w:val="16"/>
       <w:szCs w:val="16"/>
     </w:rPr>
@@ -3915,6 +4276,7 @@
     <w:uiPriority w:val="99"/>
     <w:rsid w:val="00AA1D8D"/>
     <w:rPr>
+      <w:rFonts w:eastAsia="黑体"/>
       <w:sz w:val="16"/>
       <w:szCs w:val="16"/>
     </w:rPr>
@@ -4084,7 +4446,7 @@
       </w:tabs>
     </w:pPr>
     <w:rPr>
-      <w:rFonts w:ascii="Courier" w:hAnsi="Courier"/>
+      <w:rFonts w:ascii="Courier" w:hAnsi="Courier" w:eastAsia="黑体"/>
       <w:sz w:val="20"/>
       <w:szCs w:val="20"/>
     </w:rPr>
@@ -4096,7 +4458,7 @@
     <w:uiPriority w:val="99"/>
     <w:rsid w:val="0029639D"/>
     <w:rPr>
-      <w:rFonts w:ascii="Courier" w:hAnsi="Courier"/>
+      <w:rFonts w:ascii="Courier" w:hAnsi="Courier" w:eastAsia="黑体"/>
       <w:sz w:val="20"/>
       <w:szCs w:val="20"/>
     </w:rPr>
@@ -4132,6 +4494,7 @@
     <w:uiPriority w:val="29"/>
     <w:rsid w:val="00FC693F"/>
     <w:rPr>
+      <w:rFonts w:eastAsia="黑体"/>
       <w:i/>
       <w:iCs/>
       <w:color w:themeColor="text1" w:val="000000"/>
@@ -4145,7 +4508,7 @@
     <w:semiHidden/>
     <w:rsid w:val="00FC693F"/>
     <w:rPr>
-      <w:rFonts w:asciiTheme="majorHAnsi" w:cstheme="majorBidi" w:eastAsiaTheme="majorEastAsia" w:hAnsiTheme="majorHAnsi"/>
+      <w:rFonts w:asciiTheme="majorHAnsi" w:cstheme="majorBidi" w:hAnsiTheme="majorHAnsi" w:eastAsia="黑体"/>
       <w:b/>
       <w:bCs/>
       <w:i/>
@@ -4161,7 +4524,7 @@
     <w:semiHidden/>
     <w:rsid w:val="00FC693F"/>
     <w:rPr>
-      <w:rFonts w:asciiTheme="majorHAnsi" w:cstheme="majorBidi" w:eastAsiaTheme="majorEastAsia" w:hAnsiTheme="majorHAnsi"/>
+      <w:rFonts w:asciiTheme="majorHAnsi" w:cstheme="majorBidi" w:hAnsiTheme="majorHAnsi" w:eastAsia="黑体"/>
       <w:color w:themeColor="accent1" w:themeShade="7F" w:val="243F60"/>
     </w:rPr>
   </w:style>
@@ -4173,7 +4536,7 @@
     <w:semiHidden/>
     <w:rsid w:val="00FC693F"/>
     <w:rPr>
-      <w:rFonts w:asciiTheme="majorHAnsi" w:cstheme="majorBidi" w:eastAsiaTheme="majorEastAsia" w:hAnsiTheme="majorHAnsi"/>
+      <w:rFonts w:asciiTheme="majorHAnsi" w:cstheme="majorBidi" w:hAnsiTheme="majorHAnsi" w:eastAsia="黑体"/>
       <w:i/>
       <w:iCs/>
       <w:color w:themeColor="accent1" w:themeShade="7F" w:val="243F60"/>
@@ -4187,7 +4550,7 @@
     <w:semiHidden/>
     <w:rsid w:val="00FC693F"/>
     <w:rPr>
-      <w:rFonts w:asciiTheme="majorHAnsi" w:cstheme="majorBidi" w:eastAsiaTheme="majorEastAsia" w:hAnsiTheme="majorHAnsi"/>
+      <w:rFonts w:asciiTheme="majorHAnsi" w:cstheme="majorBidi" w:hAnsiTheme="majorHAnsi" w:eastAsia="黑体"/>
       <w:i/>
       <w:iCs/>
       <w:color w:themeColor="text1" w:themeTint="BF" w:val="404040"/>
@@ -4201,7 +4564,7 @@
     <w:semiHidden/>
     <w:rsid w:val="00FC693F"/>
     <w:rPr>
-      <w:rFonts w:asciiTheme="majorHAnsi" w:cstheme="majorBidi" w:eastAsiaTheme="majorEastAsia" w:hAnsiTheme="majorHAnsi"/>
+      <w:rFonts w:asciiTheme="majorHAnsi" w:cstheme="majorBidi" w:hAnsiTheme="majorHAnsi" w:eastAsia="黑体"/>
       <w:color w:themeColor="accent1" w:val="4F81BD"/>
       <w:sz w:val="20"/>
       <w:szCs w:val="20"/>
@@ -4215,7 +4578,7 @@
     <w:semiHidden/>
     <w:rsid w:val="00FC693F"/>
     <w:rPr>
-      <w:rFonts w:asciiTheme="majorHAnsi" w:cstheme="majorBidi" w:eastAsiaTheme="majorEastAsia" w:hAnsiTheme="majorHAnsi"/>
+      <w:rFonts w:asciiTheme="majorHAnsi" w:cstheme="majorBidi" w:hAnsiTheme="majorHAnsi" w:eastAsia="黑体"/>
       <w:i/>
       <w:iCs/>
       <w:color w:themeColor="text1" w:themeTint="BF" w:val="404040"/>
@@ -4236,6 +4599,7 @@
       <w:spacing w:line="240" w:lineRule="auto"/>
     </w:pPr>
     <w:rPr>
+      <w:rFonts w:eastAsia="黑体"/>
       <w:b/>
       <w:bCs/>
       <w:color w:themeColor="accent1" w:val="4F81BD"/>
@@ -4250,6 +4614,7 @@
     <w:qFormat/>
     <w:rsid w:val="00FC693F"/>
     <w:rPr>
+      <w:rFonts w:eastAsia="黑体"/>
       <w:b/>
       <w:bCs/>
     </w:rPr>
@@ -4261,6 +4626,7 @@
     <w:qFormat/>
     <w:rsid w:val="00FC693F"/>
     <w:rPr>
+      <w:rFonts w:eastAsia="黑体"/>
       <w:i/>
       <w:iCs/>
     </w:rPr>
@@ -4281,6 +4647,7 @@
       <w:ind w:left="936" w:right="936"/>
     </w:pPr>
     <w:rPr>
+      <w:rFonts w:eastAsia="黑体"/>
       <w:b/>
       <w:bCs/>
       <w:i/>
@@ -4295,6 +4662,7 @@
     <w:uiPriority w:val="30"/>
     <w:rsid w:val="00FC693F"/>
     <w:rPr>
+      <w:rFonts w:eastAsia="黑体"/>
       <w:b/>
       <w:bCs/>
       <w:i/>
@@ -4309,6 +4677,7 @@
     <w:qFormat/>
     <w:rsid w:val="00FC693F"/>
     <w:rPr>
+      <w:rFonts w:eastAsia="黑体"/>
       <w:i/>
       <w:iCs/>
       <w:color w:themeColor="text1" w:themeTint="7F" w:val="808080"/>
@@ -4321,6 +4690,7 @@
     <w:qFormat/>
     <w:rsid w:val="00FC693F"/>
     <w:rPr>
+      <w:rFonts w:eastAsia="黑体"/>
       <w:b/>
       <w:bCs/>
       <w:i/>
@@ -4335,6 +4705,7 @@
     <w:qFormat/>
     <w:rsid w:val="00FC693F"/>
     <w:rPr>
+      <w:rFonts w:eastAsia="黑体"/>
       <w:smallCaps/>
       <w:color w:themeColor="accent2" w:val="C0504D"/>
       <w:u w:val="single"/>
@@ -4347,6 +4718,7 @@
     <w:qFormat/>
     <w:rsid w:val="00FC693F"/>
     <w:rPr>
+      <w:rFonts w:eastAsia="黑体"/>
       <w:b/>
       <w:bCs/>
       <w:smallCaps/>
@@ -4362,6 +4734,7 @@
     <w:qFormat/>
     <w:rsid w:val="00FC693F"/>
     <w:rPr>
+      <w:rFonts w:eastAsia="黑体"/>
       <w:b/>
       <w:bCs/>
       <w:smallCaps/>
@@ -4416,6 +4789,7 @@
       <w:spacing w:after="0" w:line="240" w:lineRule="auto"/>
     </w:pPr>
     <w:rPr>
+      <w:rFonts w:eastAsia="黑体"/>
       <w:color w:themeColor="text1" w:themeShade="BF" w:val="000000"/>
     </w:rPr>
     <w:tblPr>
@@ -4438,6 +4812,7 @@
         <w:spacing w:after="0" w:before="0" w:line="240" w:lineRule="auto"/>
       </w:pPr>
       <w:rPr>
+        <w:rFonts w:eastAsia="黑体"/>
         <w:b/>
         <w:bCs/>
       </w:rPr>
@@ -4458,6 +4833,7 @@
         <w:spacing w:after="0" w:before="0" w:line="240" w:lineRule="auto"/>
       </w:pPr>
       <w:rPr>
+        <w:rFonts w:eastAsia="黑体"/>
         <w:b/>
         <w:bCs/>
       </w:rPr>
@@ -4475,12 +4851,14 @@
     </w:tblStylePr>
     <w:tblStylePr w:type="firstCol">
       <w:rPr>
+        <w:rFonts w:eastAsia="黑体"/>
         <w:b/>
         <w:bCs/>
       </w:rPr>
     </w:tblStylePr>
     <w:tblStylePr w:type="lastCol">
       <w:rPr>
+        <w:rFonts w:eastAsia="黑体"/>
         <w:b/>
         <w:bCs/>
       </w:rPr>
@@ -4519,6 +4897,7 @@
       <w:spacing w:after="0" w:line="240" w:lineRule="auto"/>
     </w:pPr>
     <w:rPr>
+      <w:rFonts w:eastAsia="黑体"/>
       <w:color w:themeColor="accent1" w:themeShade="BF" w:val="365F91"/>
     </w:rPr>
     <w:tblPr>
@@ -4541,6 +4920,7 @@
         <w:spacing w:after="0" w:before="0" w:line="240" w:lineRule="auto"/>
       </w:pPr>
       <w:rPr>
+        <w:rFonts w:eastAsia="黑体"/>
         <w:b/>
         <w:bCs/>
       </w:rPr>
@@ -4561,6 +4941,7 @@
         <w:spacing w:after="0" w:before="0" w:line="240" w:lineRule="auto"/>
       </w:pPr>
       <w:rPr>
+        <w:rFonts w:eastAsia="黑体"/>
         <w:b/>
         <w:bCs/>
       </w:rPr>
@@ -4578,12 +4959,14 @@
     </w:tblStylePr>
     <w:tblStylePr w:type="firstCol">
       <w:rPr>
+        <w:rFonts w:eastAsia="黑体"/>
         <w:b/>
         <w:bCs/>
       </w:rPr>
     </w:tblStylePr>
     <w:tblStylePr w:type="lastCol">
       <w:rPr>
+        <w:rFonts w:eastAsia="黑体"/>
         <w:b/>
         <w:bCs/>
       </w:rPr>
@@ -4622,6 +5005,7 @@
       <w:spacing w:after="0" w:line="240" w:lineRule="auto"/>
     </w:pPr>
     <w:rPr>
+      <w:rFonts w:eastAsia="黑体"/>
       <w:color w:themeColor="accent2" w:themeShade="BF" w:val="943634"/>
     </w:rPr>
     <w:tblPr>
@@ -4644,6 +5028,7 @@
         <w:spacing w:after="0" w:before="0" w:line="240" w:lineRule="auto"/>
       </w:pPr>
       <w:rPr>
+        <w:rFonts w:eastAsia="黑体"/>
         <w:b/>
         <w:bCs/>
       </w:rPr>
@@ -4664,6 +5049,7 @@
         <w:spacing w:after="0" w:before="0" w:line="240" w:lineRule="auto"/>
       </w:pPr>
       <w:rPr>
+        <w:rFonts w:eastAsia="黑体"/>
         <w:b/>
         <w:bCs/>
       </w:rPr>
@@ -4681,12 +5067,14 @@
     </w:tblStylePr>
     <w:tblStylePr w:type="firstCol">
       <w:rPr>
+        <w:rFonts w:eastAsia="黑体"/>
         <w:b/>
         <w:bCs/>
       </w:rPr>
     </w:tblStylePr>
     <w:tblStylePr w:type="lastCol">
       <w:rPr>
+        <w:rFonts w:eastAsia="黑体"/>
         <w:b/>
         <w:bCs/>
       </w:rPr>
@@ -4725,6 +5113,7 @@
       <w:spacing w:after="0" w:line="240" w:lineRule="auto"/>
     </w:pPr>
     <w:rPr>
+      <w:rFonts w:eastAsia="黑体"/>
       <w:color w:themeColor="accent3" w:themeShade="BF" w:val="76923C"/>
     </w:rPr>
     <w:tblPr>
@@ -4747,6 +5136,7 @@
         <w:spacing w:after="0" w:before="0" w:line="240" w:lineRule="auto"/>
       </w:pPr>
       <w:rPr>
+        <w:rFonts w:eastAsia="黑体"/>
         <w:b/>
         <w:bCs/>
       </w:rPr>
@@ -4767,6 +5157,7 @@
         <w:spacing w:after="0" w:before="0" w:line="240" w:lineRule="auto"/>
       </w:pPr>
       <w:rPr>
+        <w:rFonts w:eastAsia="黑体"/>
         <w:b/>
         <w:bCs/>
       </w:rPr>
@@ -4784,12 +5175,14 @@
     </w:tblStylePr>
     <w:tblStylePr w:type="firstCol">
       <w:rPr>
+        <w:rFonts w:eastAsia="黑体"/>
         <w:b/>
         <w:bCs/>
       </w:rPr>
     </w:tblStylePr>
     <w:tblStylePr w:type="lastCol">
       <w:rPr>
+        <w:rFonts w:eastAsia="黑体"/>
         <w:b/>
         <w:bCs/>
       </w:rPr>
@@ -4828,6 +5221,7 @@
       <w:spacing w:after="0" w:line="240" w:lineRule="auto"/>
     </w:pPr>
     <w:rPr>
+      <w:rFonts w:eastAsia="黑体"/>
       <w:color w:themeColor="accent4" w:themeShade="BF" w:val="5F497A"/>
     </w:rPr>
     <w:tblPr>
@@ -4850,6 +5244,7 @@
         <w:spacing w:after="0" w:before="0" w:line="240" w:lineRule="auto"/>
       </w:pPr>
       <w:rPr>
+        <w:rFonts w:eastAsia="黑体"/>
         <w:b/>
         <w:bCs/>
       </w:rPr>
@@ -4870,6 +5265,7 @@
         <w:spacing w:after="0" w:before="0" w:line="240" w:lineRule="auto"/>
       </w:pPr>
       <w:rPr>
+        <w:rFonts w:eastAsia="黑体"/>
         <w:b/>
         <w:bCs/>
       </w:rPr>
@@ -4887,12 +5283,14 @@
     </w:tblStylePr>
     <w:tblStylePr w:type="firstCol">
       <w:rPr>
+        <w:rFonts w:eastAsia="黑体"/>
         <w:b/>
         <w:bCs/>
       </w:rPr>
     </w:tblStylePr>
     <w:tblStylePr w:type="lastCol">
       <w:rPr>
+        <w:rFonts w:eastAsia="黑体"/>
         <w:b/>
         <w:bCs/>
       </w:rPr>
@@ -4931,6 +5329,7 @@
       <w:spacing w:after="0" w:line="240" w:lineRule="auto"/>
     </w:pPr>
     <w:rPr>
+      <w:rFonts w:eastAsia="黑体"/>
       <w:color w:themeColor="accent5" w:themeShade="BF" w:val="31849B"/>
     </w:rPr>
     <w:tblPr>
@@ -4953,6 +5352,7 @@
         <w:spacing w:after="0" w:before="0" w:line="240" w:lineRule="auto"/>
       </w:pPr>
       <w:rPr>
+        <w:rFonts w:eastAsia="黑体"/>
         <w:b/>
         <w:bCs/>
       </w:rPr>
@@ -4973,6 +5373,7 @@
         <w:spacing w:after="0" w:before="0" w:line="240" w:lineRule="auto"/>
       </w:pPr>
       <w:rPr>
+        <w:rFonts w:eastAsia="黑体"/>
         <w:b/>
         <w:bCs/>
       </w:rPr>
@@ -4990,12 +5391,14 @@
     </w:tblStylePr>
     <w:tblStylePr w:type="firstCol">
       <w:rPr>
+        <w:rFonts w:eastAsia="黑体"/>
         <w:b/>
         <w:bCs/>
       </w:rPr>
     </w:tblStylePr>
     <w:tblStylePr w:type="lastCol">
       <w:rPr>
+        <w:rFonts w:eastAsia="黑体"/>
         <w:b/>
         <w:bCs/>
       </w:rPr>
@@ -5034,6 +5437,7 @@
       <w:spacing w:after="0" w:line="240" w:lineRule="auto"/>
     </w:pPr>
     <w:rPr>
+      <w:rFonts w:eastAsia="黑体"/>
       <w:color w:themeColor="accent6" w:themeShade="BF" w:val="E36C0A"/>
     </w:rPr>
     <w:tblPr>
@@ -5056,6 +5460,7 @@
         <w:spacing w:after="0" w:before="0" w:line="240" w:lineRule="auto"/>
       </w:pPr>
       <w:rPr>
+        <w:rFonts w:eastAsia="黑体"/>
         <w:b/>
         <w:bCs/>
       </w:rPr>
@@ -5076,6 +5481,7 @@
         <w:spacing w:after="0" w:before="0" w:line="240" w:lineRule="auto"/>
       </w:pPr>
       <w:rPr>
+        <w:rFonts w:eastAsia="黑体"/>
         <w:b/>
         <w:bCs/>
       </w:rPr>
@@ -5093,12 +5499,14 @@
     </w:tblStylePr>
     <w:tblStylePr w:type="firstCol">
       <w:rPr>
+        <w:rFonts w:eastAsia="黑体"/>
         <w:b/>
         <w:bCs/>
       </w:rPr>
     </w:tblStylePr>
     <w:tblStylePr w:type="lastCol">
       <w:rPr>
+        <w:rFonts w:eastAsia="黑体"/>
         <w:b/>
         <w:bCs/>
       </w:rPr>
@@ -5158,6 +5566,7 @@
         <w:spacing w:after="0" w:before="0" w:line="240" w:lineRule="auto"/>
       </w:pPr>
       <w:rPr>
+        <w:rFonts w:eastAsia="黑体"/>
         <w:b/>
         <w:bCs/>
         <w:color w:themeColor="background1" w:val="FFFFFF"/>
@@ -5172,6 +5581,7 @@
         <w:spacing w:after="0" w:before="0" w:line="240" w:lineRule="auto"/>
       </w:pPr>
       <w:rPr>
+        <w:rFonts w:eastAsia="黑体"/>
         <w:b/>
         <w:bCs/>
       </w:rPr>
@@ -5187,12 +5597,14 @@
     </w:tblStylePr>
     <w:tblStylePr w:type="firstCol">
       <w:rPr>
+        <w:rFonts w:eastAsia="黑体"/>
         <w:b/>
         <w:bCs/>
       </w:rPr>
     </w:tblStylePr>
     <w:tblStylePr w:type="lastCol">
       <w:rPr>
+        <w:rFonts w:eastAsia="黑体"/>
         <w:b/>
         <w:bCs/>
       </w:rPr>
@@ -5250,6 +5662,7 @@
         <w:spacing w:after="0" w:before="0" w:line="240" w:lineRule="auto"/>
       </w:pPr>
       <w:rPr>
+        <w:rFonts w:eastAsia="黑体"/>
         <w:b/>
         <w:bCs/>
         <w:color w:themeColor="background1" w:val="FFFFFF"/>
@@ -5264,6 +5677,7 @@
         <w:spacing w:after="0" w:before="0" w:line="240" w:lineRule="auto"/>
       </w:pPr>
       <w:rPr>
+        <w:rFonts w:eastAsia="黑体"/>
         <w:b/>
         <w:bCs/>
       </w:rPr>
@@ -5279,12 +5693,14 @@
     </w:tblStylePr>
     <w:tblStylePr w:type="firstCol">
       <w:rPr>
+        <w:rFonts w:eastAsia="黑体"/>
         <w:b/>
         <w:bCs/>
       </w:rPr>
     </w:tblStylePr>
     <w:tblStylePr w:type="lastCol">
       <w:rPr>
+        <w:rFonts w:eastAsia="黑体"/>
         <w:b/>
         <w:bCs/>
       </w:rPr>
@@ -5342,6 +5758,7 @@
         <w:spacing w:after="0" w:before="0" w:line="240" w:lineRule="auto"/>
       </w:pPr>
       <w:rPr>
+        <w:rFonts w:eastAsia="黑体"/>
         <w:b/>
         <w:bCs/>
         <w:color w:themeColor="background1" w:val="FFFFFF"/>
@@ -5356,6 +5773,7 @@
         <w:spacing w:after="0" w:before="0" w:line="240" w:lineRule="auto"/>
       </w:pPr>
       <w:rPr>
+        <w:rFonts w:eastAsia="黑体"/>
         <w:b/>
         <w:bCs/>
       </w:rPr>
@@ -5371,12 +5789,14 @@
     </w:tblStylePr>
     <w:tblStylePr w:type="firstCol">
       <w:rPr>
+        <w:rFonts w:eastAsia="黑体"/>
         <w:b/>
         <w:bCs/>
       </w:rPr>
     </w:tblStylePr>
     <w:tblStylePr w:type="lastCol">
       <w:rPr>
+        <w:rFonts w:eastAsia="黑体"/>
         <w:b/>
         <w:bCs/>
       </w:rPr>
@@ -5434,6 +5854,7 @@
         <w:spacing w:after="0" w:before="0" w:line="240" w:lineRule="auto"/>
       </w:pPr>
       <w:rPr>
+        <w:rFonts w:eastAsia="黑体"/>
         <w:b/>
         <w:bCs/>
         <w:color w:themeColor="background1" w:val="FFFFFF"/>
@@ -5448,6 +5869,7 @@
         <w:spacing w:after="0" w:before="0" w:line="240" w:lineRule="auto"/>
       </w:pPr>
       <w:rPr>
+        <w:rFonts w:eastAsia="黑体"/>
         <w:b/>
         <w:bCs/>
       </w:rPr>
@@ -5463,12 +5885,14 @@
     </w:tblStylePr>
     <w:tblStylePr w:type="firstCol">
       <w:rPr>
+        <w:rFonts w:eastAsia="黑体"/>
         <w:b/>
         <w:bCs/>
       </w:rPr>
     </w:tblStylePr>
     <w:tblStylePr w:type="lastCol">
       <w:rPr>
+        <w:rFonts w:eastAsia="黑体"/>
         <w:b/>
         <w:bCs/>
       </w:rPr>
@@ -5526,6 +5950,7 @@
         <w:spacing w:after="0" w:before="0" w:line="240" w:lineRule="auto"/>
       </w:pPr>
       <w:rPr>
+        <w:rFonts w:eastAsia="黑体"/>
         <w:b/>
         <w:bCs/>
         <w:color w:themeColor="background1" w:val="FFFFFF"/>
@@ -5540,6 +5965,7 @@
         <w:spacing w:after="0" w:before="0" w:line="240" w:lineRule="auto"/>
       </w:pPr>
       <w:rPr>
+        <w:rFonts w:eastAsia="黑体"/>
         <w:b/>
         <w:bCs/>
       </w:rPr>
@@ -5555,12 +5981,14 @@
     </w:tblStylePr>
     <w:tblStylePr w:type="firstCol">
       <w:rPr>
+        <w:rFonts w:eastAsia="黑体"/>
         <w:b/>
         <w:bCs/>
       </w:rPr>
     </w:tblStylePr>
     <w:tblStylePr w:type="lastCol">
       <w:rPr>
+        <w:rFonts w:eastAsia="黑体"/>
         <w:b/>
         <w:bCs/>
       </w:rPr>
@@ -5618,6 +6046,7 @@
         <w:spacing w:after="0" w:before="0" w:line="240" w:lineRule="auto"/>
       </w:pPr>
       <w:rPr>
+        <w:rFonts w:eastAsia="黑体"/>
         <w:b/>
         <w:bCs/>
         <w:color w:themeColor="background1" w:val="FFFFFF"/>
@@ -5632,6 +6061,7 @@
         <w:spacing w:after="0" w:before="0" w:line="240" w:lineRule="auto"/>
       </w:pPr>
       <w:rPr>
+        <w:rFonts w:eastAsia="黑体"/>
         <w:b/>
         <w:bCs/>
       </w:rPr>
@@ -5647,12 +6077,14 @@
     </w:tblStylePr>
     <w:tblStylePr w:type="firstCol">
       <w:rPr>
+        <w:rFonts w:eastAsia="黑体"/>
         <w:b/>
         <w:bCs/>
       </w:rPr>
     </w:tblStylePr>
     <w:tblStylePr w:type="lastCol">
       <w:rPr>
+        <w:rFonts w:eastAsia="黑体"/>
         <w:b/>
         <w:bCs/>
       </w:rPr>
@@ -5710,6 +6142,7 @@
         <w:spacing w:after="0" w:before="0" w:line="240" w:lineRule="auto"/>
       </w:pPr>
       <w:rPr>
+        <w:rFonts w:eastAsia="黑体"/>
         <w:b/>
         <w:bCs/>
         <w:color w:themeColor="background1" w:val="FFFFFF"/>
@@ -5724,6 +6157,7 @@
         <w:spacing w:after="0" w:before="0" w:line="240" w:lineRule="auto"/>
       </w:pPr>
       <w:rPr>
+        <w:rFonts w:eastAsia="黑体"/>
         <w:b/>
         <w:bCs/>
       </w:rPr>
@@ -5739,12 +6173,14 @@
     </w:tblStylePr>
     <w:tblStylePr w:type="firstCol">
       <w:rPr>
+        <w:rFonts w:eastAsia="黑体"/>
         <w:b/>
         <w:bCs/>
       </w:rPr>
     </w:tblStylePr>
     <w:tblStylePr w:type="lastCol">
       <w:rPr>
+        <w:rFonts w:eastAsia="黑体"/>
         <w:b/>
         <w:bCs/>
       </w:rPr>
@@ -5804,7 +6240,7 @@
         <w:spacing w:after="0" w:before="0" w:line="240" w:lineRule="auto"/>
       </w:pPr>
       <w:rPr>
-        <w:rFonts w:asciiTheme="majorHAnsi" w:cstheme="majorBidi" w:eastAsiaTheme="majorEastAsia" w:hAnsiTheme="majorHAnsi"/>
+        <w:rFonts w:asciiTheme="majorHAnsi" w:cstheme="majorBidi" w:hAnsiTheme="majorHAnsi" w:eastAsia="黑体"/>
         <w:b/>
         <w:bCs/>
       </w:rPr>
@@ -5825,7 +6261,7 @@
         <w:spacing w:after="0" w:before="0" w:line="240" w:lineRule="auto"/>
       </w:pPr>
       <w:rPr>
-        <w:rFonts w:asciiTheme="majorHAnsi" w:cstheme="majorBidi" w:eastAsiaTheme="majorEastAsia" w:hAnsiTheme="majorHAnsi"/>
+        <w:rFonts w:asciiTheme="majorHAnsi" w:cstheme="majorBidi" w:hAnsiTheme="majorHAnsi" w:eastAsia="黑体"/>
         <w:b/>
         <w:bCs/>
       </w:rPr>
@@ -5843,14 +6279,14 @@
     </w:tblStylePr>
     <w:tblStylePr w:type="firstCol">
       <w:rPr>
-        <w:rFonts w:asciiTheme="majorHAnsi" w:cstheme="majorBidi" w:eastAsiaTheme="majorEastAsia" w:hAnsiTheme="majorHAnsi"/>
+        <w:rFonts w:asciiTheme="majorHAnsi" w:cstheme="majorBidi" w:hAnsiTheme="majorHAnsi" w:eastAsia="黑体"/>
         <w:b/>
         <w:bCs/>
       </w:rPr>
     </w:tblStylePr>
     <w:tblStylePr w:type="lastCol">
       <w:rPr>
-        <w:rFonts w:asciiTheme="majorHAnsi" w:cstheme="majorBidi" w:eastAsiaTheme="majorEastAsia" w:hAnsiTheme="majorHAnsi"/>
+        <w:rFonts w:asciiTheme="majorHAnsi" w:cstheme="majorBidi" w:hAnsiTheme="majorHAnsi" w:eastAsia="黑体"/>
         <w:b/>
         <w:bCs/>
       </w:rPr>
@@ -5934,7 +6370,7 @@
         <w:spacing w:after="0" w:before="0" w:line="240" w:lineRule="auto"/>
       </w:pPr>
       <w:rPr>
-        <w:rFonts w:asciiTheme="majorHAnsi" w:cstheme="majorBidi" w:eastAsiaTheme="majorEastAsia" w:hAnsiTheme="majorHAnsi"/>
+        <w:rFonts w:asciiTheme="majorHAnsi" w:cstheme="majorBidi" w:hAnsiTheme="majorHAnsi" w:eastAsia="黑体"/>
         <w:b/>
         <w:bCs/>
       </w:rPr>
@@ -5955,7 +6391,7 @@
         <w:spacing w:after="0" w:before="0" w:line="240" w:lineRule="auto"/>
       </w:pPr>
       <w:rPr>
-        <w:rFonts w:asciiTheme="majorHAnsi" w:cstheme="majorBidi" w:eastAsiaTheme="majorEastAsia" w:hAnsiTheme="majorHAnsi"/>
+        <w:rFonts w:asciiTheme="majorHAnsi" w:cstheme="majorBidi" w:hAnsiTheme="majorHAnsi" w:eastAsia="黑体"/>
         <w:b/>
         <w:bCs/>
       </w:rPr>
@@ -5973,14 +6409,14 @@
     </w:tblStylePr>
     <w:tblStylePr w:type="firstCol">
       <w:rPr>
-        <w:rFonts w:asciiTheme="majorHAnsi" w:cstheme="majorBidi" w:eastAsiaTheme="majorEastAsia" w:hAnsiTheme="majorHAnsi"/>
+        <w:rFonts w:asciiTheme="majorHAnsi" w:cstheme="majorBidi" w:hAnsiTheme="majorHAnsi" w:eastAsia="黑体"/>
         <w:b/>
         <w:bCs/>
       </w:rPr>
     </w:tblStylePr>
     <w:tblStylePr w:type="lastCol">
       <w:rPr>
-        <w:rFonts w:asciiTheme="majorHAnsi" w:cstheme="majorBidi" w:eastAsiaTheme="majorEastAsia" w:hAnsiTheme="majorHAnsi"/>
+        <w:rFonts w:asciiTheme="majorHAnsi" w:cstheme="majorBidi" w:hAnsiTheme="majorHAnsi" w:eastAsia="黑体"/>
         <w:b/>
         <w:bCs/>
       </w:rPr>
@@ -6064,7 +6500,7 @@
         <w:spacing w:after="0" w:before="0" w:line="240" w:lineRule="auto"/>
       </w:pPr>
       <w:rPr>
-        <w:rFonts w:asciiTheme="majorHAnsi" w:cstheme="majorBidi" w:eastAsiaTheme="majorEastAsia" w:hAnsiTheme="majorHAnsi"/>
+        <w:rFonts w:asciiTheme="majorHAnsi" w:cstheme="majorBidi" w:hAnsiTheme="majorHAnsi" w:eastAsia="黑体"/>
         <w:b/>
         <w:bCs/>
       </w:rPr>
@@ -6085,7 +6521,7 @@
         <w:spacing w:after="0" w:before="0" w:line="240" w:lineRule="auto"/>
       </w:pPr>
       <w:rPr>
-        <w:rFonts w:asciiTheme="majorHAnsi" w:cstheme="majorBidi" w:eastAsiaTheme="majorEastAsia" w:hAnsiTheme="majorHAnsi"/>
+        <w:rFonts w:asciiTheme="majorHAnsi" w:cstheme="majorBidi" w:hAnsiTheme="majorHAnsi" w:eastAsia="黑体"/>
         <w:b/>
         <w:bCs/>
       </w:rPr>
@@ -6103,14 +6539,14 @@
     </w:tblStylePr>
     <w:tblStylePr w:type="firstCol">
       <w:rPr>
-        <w:rFonts w:asciiTheme="majorHAnsi" w:cstheme="majorBidi" w:eastAsiaTheme="majorEastAsia" w:hAnsiTheme="majorHAnsi"/>
+        <w:rFonts w:asciiTheme="majorHAnsi" w:cstheme="majorBidi" w:hAnsiTheme="majorHAnsi" w:eastAsia="黑体"/>
         <w:b/>
         <w:bCs/>
       </w:rPr>
     </w:tblStylePr>
     <w:tblStylePr w:type="lastCol">
       <w:rPr>
-        <w:rFonts w:asciiTheme="majorHAnsi" w:cstheme="majorBidi" w:eastAsiaTheme="majorEastAsia" w:hAnsiTheme="majorHAnsi"/>
+        <w:rFonts w:asciiTheme="majorHAnsi" w:cstheme="majorBidi" w:hAnsiTheme="majorHAnsi" w:eastAsia="黑体"/>
         <w:b/>
         <w:bCs/>
       </w:rPr>
@@ -6194,7 +6630,7 @@
         <w:spacing w:after="0" w:before="0" w:line="240" w:lineRule="auto"/>
       </w:pPr>
       <w:rPr>
-        <w:rFonts w:asciiTheme="majorHAnsi" w:cstheme="majorBidi" w:eastAsiaTheme="majorEastAsia" w:hAnsiTheme="majorHAnsi"/>
+        <w:rFonts w:asciiTheme="majorHAnsi" w:cstheme="majorBidi" w:hAnsiTheme="majorHAnsi" w:eastAsia="黑体"/>
         <w:b/>
         <w:bCs/>
       </w:rPr>
@@ -6215,7 +6651,7 @@
         <w:spacing w:after="0" w:before="0" w:line="240" w:lineRule="auto"/>
       </w:pPr>
       <w:rPr>
-        <w:rFonts w:asciiTheme="majorHAnsi" w:cstheme="majorBidi" w:eastAsiaTheme="majorEastAsia" w:hAnsiTheme="majorHAnsi"/>
+        <w:rFonts w:asciiTheme="majorHAnsi" w:cstheme="majorBidi" w:hAnsiTheme="majorHAnsi" w:eastAsia="黑体"/>
         <w:b/>
         <w:bCs/>
       </w:rPr>
@@ -6233,14 +6669,14 @@
     </w:tblStylePr>
     <w:tblStylePr w:type="firstCol">
       <w:rPr>
-        <w:rFonts w:asciiTheme="majorHAnsi" w:cstheme="majorBidi" w:eastAsiaTheme="majorEastAsia" w:hAnsiTheme="majorHAnsi"/>
+        <w:rFonts w:asciiTheme="majorHAnsi" w:cstheme="majorBidi" w:hAnsiTheme="majorHAnsi" w:eastAsia="黑体"/>
         <w:b/>
         <w:bCs/>
       </w:rPr>
     </w:tblStylePr>
     <w:tblStylePr w:type="lastCol">
       <w:rPr>
-        <w:rFonts w:asciiTheme="majorHAnsi" w:cstheme="majorBidi" w:eastAsiaTheme="majorEastAsia" w:hAnsiTheme="majorHAnsi"/>
+        <w:rFonts w:asciiTheme="majorHAnsi" w:cstheme="majorBidi" w:hAnsiTheme="majorHAnsi" w:eastAsia="黑体"/>
         <w:b/>
         <w:bCs/>
       </w:rPr>
@@ -6324,7 +6760,7 @@
         <w:spacing w:after="0" w:before="0" w:line="240" w:lineRule="auto"/>
       </w:pPr>
       <w:rPr>
-        <w:rFonts w:asciiTheme="majorHAnsi" w:cstheme="majorBidi" w:eastAsiaTheme="majorEastAsia" w:hAnsiTheme="majorHAnsi"/>
+        <w:rFonts w:asciiTheme="majorHAnsi" w:cstheme="majorBidi" w:hAnsiTheme="majorHAnsi" w:eastAsia="黑体"/>
         <w:b/>
         <w:bCs/>
       </w:rPr>
@@ -6345,7 +6781,7 @@
         <w:spacing w:after="0" w:before="0" w:line="240" w:lineRule="auto"/>
       </w:pPr>
       <w:rPr>
-        <w:rFonts w:asciiTheme="majorHAnsi" w:cstheme="majorBidi" w:eastAsiaTheme="majorEastAsia" w:hAnsiTheme="majorHAnsi"/>
+        <w:rFonts w:asciiTheme="majorHAnsi" w:cstheme="majorBidi" w:hAnsiTheme="majorHAnsi" w:eastAsia="黑体"/>
         <w:b/>
         <w:bCs/>
       </w:rPr>
@@ -6363,14 +6799,14 @@
     </w:tblStylePr>
     <w:tblStylePr w:type="firstCol">
       <w:rPr>
-        <w:rFonts w:asciiTheme="majorHAnsi" w:cstheme="majorBidi" w:eastAsiaTheme="majorEastAsia" w:hAnsiTheme="majorHAnsi"/>
+        <w:rFonts w:asciiTheme="majorHAnsi" w:cstheme="majorBidi" w:hAnsiTheme="majorHAnsi" w:eastAsia="黑体"/>
         <w:b/>
         <w:bCs/>
       </w:rPr>
     </w:tblStylePr>
     <w:tblStylePr w:type="lastCol">
       <w:rPr>
-        <w:rFonts w:asciiTheme="majorHAnsi" w:cstheme="majorBidi" w:eastAsiaTheme="majorEastAsia" w:hAnsiTheme="majorHAnsi"/>
+        <w:rFonts w:asciiTheme="majorHAnsi" w:cstheme="majorBidi" w:hAnsiTheme="majorHAnsi" w:eastAsia="黑体"/>
         <w:b/>
         <w:bCs/>
       </w:rPr>
@@ -6454,7 +6890,7 @@
         <w:spacing w:after="0" w:before="0" w:line="240" w:lineRule="auto"/>
       </w:pPr>
       <w:rPr>
-        <w:rFonts w:asciiTheme="majorHAnsi" w:cstheme="majorBidi" w:eastAsiaTheme="majorEastAsia" w:hAnsiTheme="majorHAnsi"/>
+        <w:rFonts w:asciiTheme="majorHAnsi" w:cstheme="majorBidi" w:hAnsiTheme="majorHAnsi" w:eastAsia="黑体"/>
         <w:b/>
         <w:bCs/>
       </w:rPr>
@@ -6475,7 +6911,7 @@
         <w:spacing w:after="0" w:before="0" w:line="240" w:lineRule="auto"/>
       </w:pPr>
       <w:rPr>
-        <w:rFonts w:asciiTheme="majorHAnsi" w:cstheme="majorBidi" w:eastAsiaTheme="majorEastAsia" w:hAnsiTheme="majorHAnsi"/>
+        <w:rFonts w:asciiTheme="majorHAnsi" w:cstheme="majorBidi" w:hAnsiTheme="majorHAnsi" w:eastAsia="黑体"/>
         <w:b/>
         <w:bCs/>
       </w:rPr>
@@ -6493,14 +6929,14 @@
     </w:tblStylePr>
     <w:tblStylePr w:type="firstCol">
       <w:rPr>
-        <w:rFonts w:asciiTheme="majorHAnsi" w:cstheme="majorBidi" w:eastAsiaTheme="majorEastAsia" w:hAnsiTheme="majorHAnsi"/>
+        <w:rFonts w:asciiTheme="majorHAnsi" w:cstheme="majorBidi" w:hAnsiTheme="majorHAnsi" w:eastAsia="黑体"/>
         <w:b/>
         <w:bCs/>
       </w:rPr>
     </w:tblStylePr>
     <w:tblStylePr w:type="lastCol">
       <w:rPr>
-        <w:rFonts w:asciiTheme="majorHAnsi" w:cstheme="majorBidi" w:eastAsiaTheme="majorEastAsia" w:hAnsiTheme="majorHAnsi"/>
+        <w:rFonts w:asciiTheme="majorHAnsi" w:cstheme="majorBidi" w:hAnsiTheme="majorHAnsi" w:eastAsia="黑体"/>
         <w:b/>
         <w:bCs/>
       </w:rPr>
@@ -6584,7 +7020,7 @@
         <w:spacing w:after="0" w:before="0" w:line="240" w:lineRule="auto"/>
       </w:pPr>
       <w:rPr>
-        <w:rFonts w:asciiTheme="majorHAnsi" w:cstheme="majorBidi" w:eastAsiaTheme="majorEastAsia" w:hAnsiTheme="majorHAnsi"/>
+        <w:rFonts w:asciiTheme="majorHAnsi" w:cstheme="majorBidi" w:hAnsiTheme="majorHAnsi" w:eastAsia="黑体"/>
         <w:b/>
         <w:bCs/>
       </w:rPr>
@@ -6605,7 +7041,7 @@
         <w:spacing w:after="0" w:before="0" w:line="240" w:lineRule="auto"/>
       </w:pPr>
       <w:rPr>
-        <w:rFonts w:asciiTheme="majorHAnsi" w:cstheme="majorBidi" w:eastAsiaTheme="majorEastAsia" w:hAnsiTheme="majorHAnsi"/>
+        <w:rFonts w:asciiTheme="majorHAnsi" w:cstheme="majorBidi" w:hAnsiTheme="majorHAnsi" w:eastAsia="黑体"/>
         <w:b/>
         <w:bCs/>
       </w:rPr>
@@ -6623,14 +7059,14 @@
     </w:tblStylePr>
     <w:tblStylePr w:type="firstCol">
       <w:rPr>
-        <w:rFonts w:asciiTheme="majorHAnsi" w:cstheme="majorBidi" w:eastAsiaTheme="majorEastAsia" w:hAnsiTheme="majorHAnsi"/>
+        <w:rFonts w:asciiTheme="majorHAnsi" w:cstheme="majorBidi" w:hAnsiTheme="majorHAnsi" w:eastAsia="黑体"/>
         <w:b/>
         <w:bCs/>
       </w:rPr>
     </w:tblStylePr>
     <w:tblStylePr w:type="lastCol">
       <w:rPr>
-        <w:rFonts w:asciiTheme="majorHAnsi" w:cstheme="majorBidi" w:eastAsiaTheme="majorEastAsia" w:hAnsiTheme="majorHAnsi"/>
+        <w:rFonts w:asciiTheme="majorHAnsi" w:cstheme="majorBidi" w:hAnsiTheme="majorHAnsi" w:eastAsia="黑体"/>
         <w:b/>
         <w:bCs/>
       </w:rPr>
@@ -6713,6 +7149,7 @@
         <w:spacing w:after="0" w:before="0" w:line="240" w:lineRule="auto"/>
       </w:pPr>
       <w:rPr>
+        <w:rFonts w:eastAsia="黑体"/>
         <w:b/>
         <w:bCs/>
         <w:color w:themeColor="background1" w:val="FFFFFF"/>
@@ -6735,6 +7172,7 @@
         <w:spacing w:after="0" w:before="0" w:line="240" w:lineRule="auto"/>
       </w:pPr>
       <w:rPr>
+        <w:rFonts w:eastAsia="黑体"/>
         <w:b/>
         <w:bCs/>
       </w:rPr>
@@ -6752,12 +7190,14 @@
     </w:tblStylePr>
     <w:tblStylePr w:type="firstCol">
       <w:rPr>
+        <w:rFonts w:eastAsia="黑体"/>
         <w:b/>
         <w:bCs/>
       </w:rPr>
     </w:tblStylePr>
     <w:tblStylePr w:type="lastCol">
       <w:rPr>
+        <w:rFonts w:eastAsia="黑体"/>
         <w:b/>
         <w:bCs/>
       </w:rPr>
@@ -6819,6 +7259,7 @@
         <w:spacing w:after="0" w:before="0" w:line="240" w:lineRule="auto"/>
       </w:pPr>
       <w:rPr>
+        <w:rFonts w:eastAsia="黑体"/>
         <w:b/>
         <w:bCs/>
         <w:color w:themeColor="background1" w:val="FFFFFF"/>
@@ -6841,6 +7282,7 @@
         <w:spacing w:after="0" w:before="0" w:line="240" w:lineRule="auto"/>
       </w:pPr>
       <w:rPr>
+        <w:rFonts w:eastAsia="黑体"/>
         <w:b/>
         <w:bCs/>
       </w:rPr>
@@ -6858,12 +7300,14 @@
     </w:tblStylePr>
     <w:tblStylePr w:type="firstCol">
       <w:rPr>
+        <w:rFonts w:eastAsia="黑体"/>
         <w:b/>
         <w:bCs/>
       </w:rPr>
     </w:tblStylePr>
     <w:tblStylePr w:type="lastCol">
       <w:rPr>
+        <w:rFonts w:eastAsia="黑体"/>
         <w:b/>
         <w:bCs/>
       </w:rPr>
@@ -6925,6 +7369,7 @@
         <w:spacing w:after="0" w:before="0" w:line="240" w:lineRule="auto"/>
       </w:pPr>
       <w:rPr>
+        <w:rFonts w:eastAsia="黑体"/>
         <w:b/>
         <w:bCs/>
         <w:color w:themeColor="background1" w:val="FFFFFF"/>
@@ -6947,6 +7392,7 @@
         <w:spacing w:after="0" w:before="0" w:line="240" w:lineRule="auto"/>
       </w:pPr>
       <w:rPr>
+        <w:rFonts w:eastAsia="黑体"/>
         <w:b/>
         <w:bCs/>
       </w:rPr>
@@ -6964,12 +7410,14 @@
     </w:tblStylePr>
     <w:tblStylePr w:type="firstCol">
       <w:rPr>
+        <w:rFonts w:eastAsia="黑体"/>
         <w:b/>
         <w:bCs/>
       </w:rPr>
     </w:tblStylePr>
     <w:tblStylePr w:type="lastCol">
       <w:rPr>
+        <w:rFonts w:eastAsia="黑体"/>
         <w:b/>
         <w:bCs/>
       </w:rPr>
@@ -7031,6 +7479,7 @@
         <w:spacing w:after="0" w:before="0" w:line="240" w:lineRule="auto"/>
       </w:pPr>
       <w:rPr>
+        <w:rFonts w:eastAsia="黑体"/>
         <w:b/>
         <w:bCs/>
         <w:color w:themeColor="background1" w:val="FFFFFF"/>
@@ -7053,6 +7502,7 @@
         <w:spacing w:after="0" w:before="0" w:line="240" w:lineRule="auto"/>
       </w:pPr>
       <w:rPr>
+        <w:rFonts w:eastAsia="黑体"/>
         <w:b/>
         <w:bCs/>
       </w:rPr>
@@ -7070,12 +7520,14 @@
     </w:tblStylePr>
     <w:tblStylePr w:type="firstCol">
       <w:rPr>
+        <w:rFonts w:eastAsia="黑体"/>
         <w:b/>
         <w:bCs/>
       </w:rPr>
     </w:tblStylePr>
     <w:tblStylePr w:type="lastCol">
       <w:rPr>
+        <w:rFonts w:eastAsia="黑体"/>
         <w:b/>
         <w:bCs/>
       </w:rPr>
@@ -7137,6 +7589,7 @@
         <w:spacing w:after="0" w:before="0" w:line="240" w:lineRule="auto"/>
       </w:pPr>
       <w:rPr>
+        <w:rFonts w:eastAsia="黑体"/>
         <w:b/>
         <w:bCs/>
         <w:color w:themeColor="background1" w:val="FFFFFF"/>
@@ -7159,6 +7612,7 @@
         <w:spacing w:after="0" w:before="0" w:line="240" w:lineRule="auto"/>
       </w:pPr>
       <w:rPr>
+        <w:rFonts w:eastAsia="黑体"/>
         <w:b/>
         <w:bCs/>
       </w:rPr>
@@ -7176,12 +7630,14 @@
     </w:tblStylePr>
     <w:tblStylePr w:type="firstCol">
       <w:rPr>
+        <w:rFonts w:eastAsia="黑体"/>
         <w:b/>
         <w:bCs/>
       </w:rPr>
     </w:tblStylePr>
     <w:tblStylePr w:type="lastCol">
       <w:rPr>
+        <w:rFonts w:eastAsia="黑体"/>
         <w:b/>
         <w:bCs/>
       </w:rPr>
@@ -7243,6 +7699,7 @@
         <w:spacing w:after="0" w:before="0" w:line="240" w:lineRule="auto"/>
       </w:pPr>
       <w:rPr>
+        <w:rFonts w:eastAsia="黑体"/>
         <w:b/>
         <w:bCs/>
         <w:color w:themeColor="background1" w:val="FFFFFF"/>
@@ -7265,6 +7722,7 @@
         <w:spacing w:after="0" w:before="0" w:line="240" w:lineRule="auto"/>
       </w:pPr>
       <w:rPr>
+        <w:rFonts w:eastAsia="黑体"/>
         <w:b/>
         <w:bCs/>
       </w:rPr>
@@ -7282,12 +7740,14 @@
     </w:tblStylePr>
     <w:tblStylePr w:type="firstCol">
       <w:rPr>
+        <w:rFonts w:eastAsia="黑体"/>
         <w:b/>
         <w:bCs/>
       </w:rPr>
     </w:tblStylePr>
     <w:tblStylePr w:type="lastCol">
       <w:rPr>
+        <w:rFonts w:eastAsia="黑体"/>
         <w:b/>
         <w:bCs/>
       </w:rPr>
@@ -7349,6 +7809,7 @@
         <w:spacing w:after="0" w:before="0" w:line="240" w:lineRule="auto"/>
       </w:pPr>
       <w:rPr>
+        <w:rFonts w:eastAsia="黑体"/>
         <w:b/>
         <w:bCs/>
         <w:color w:themeColor="background1" w:val="FFFFFF"/>
@@ -7371,6 +7832,7 @@
         <w:spacing w:after="0" w:before="0" w:line="240" w:lineRule="auto"/>
       </w:pPr>
       <w:rPr>
+        <w:rFonts w:eastAsia="黑体"/>
         <w:b/>
         <w:bCs/>
       </w:rPr>
@@ -7388,12 +7850,14 @@
     </w:tblStylePr>
     <w:tblStylePr w:type="firstCol">
       <w:rPr>
+        <w:rFonts w:eastAsia="黑体"/>
         <w:b/>
         <w:bCs/>
       </w:rPr>
     </w:tblStylePr>
     <w:tblStylePr w:type="lastCol">
       <w:rPr>
+        <w:rFonts w:eastAsia="黑体"/>
         <w:b/>
         <w:bCs/>
       </w:rPr>
@@ -7452,6 +7916,7 @@
         <w:spacing w:after="0" w:before="0" w:line="240" w:lineRule="auto"/>
       </w:pPr>
       <w:rPr>
+        <w:rFonts w:eastAsia="黑体"/>
         <w:b/>
         <w:bCs/>
         <w:color w:themeColor="background1" w:val="FFFFFF"/>
@@ -7474,6 +7939,7 @@
         <w:spacing w:after="0" w:before="0" w:line="240" w:lineRule="auto"/>
       </w:pPr>
       <w:rPr>
+        <w:rFonts w:eastAsia="黑体"/>
         <w:color w:val="auto"/>
       </w:rPr>
       <w:tblPr/>
@@ -7491,6 +7957,7 @@
     </w:tblStylePr>
     <w:tblStylePr w:type="firstCol">
       <w:rPr>
+        <w:rFonts w:eastAsia="黑体"/>
         <w:b/>
         <w:bCs/>
         <w:color w:themeColor="background1" w:val="FFFFFF"/>
@@ -7510,6 +7977,7 @@
     </w:tblStylePr>
     <w:tblStylePr w:type="lastCol">
       <w:rPr>
+        <w:rFonts w:eastAsia="黑体"/>
         <w:b/>
         <w:bCs/>
         <w:color w:themeColor="background1" w:val="FFFFFF"/>
@@ -7558,6 +8026,7 @@
     </w:tblStylePr>
     <w:tblStylePr w:type="nwCell">
       <w:rPr>
+        <w:rFonts w:eastAsia="黑体"/>
         <w:color w:themeColor="background1" w:val="FFFFFF"/>
       </w:rPr>
       <w:tblPr/>
@@ -7601,6 +8070,7 @@
         <w:spacing w:after="0" w:before="0" w:line="240" w:lineRule="auto"/>
       </w:pPr>
       <w:rPr>
+        <w:rFonts w:eastAsia="黑体"/>
         <w:b/>
         <w:bCs/>
         <w:color w:themeColor="background1" w:val="FFFFFF"/>
@@ -7623,6 +8093,7 @@
         <w:spacing w:after="0" w:before="0" w:line="240" w:lineRule="auto"/>
       </w:pPr>
       <w:rPr>
+        <w:rFonts w:eastAsia="黑体"/>
         <w:color w:val="auto"/>
       </w:rPr>
       <w:tblPr/>
@@ -7640,6 +8111,7 @@
     </w:tblStylePr>
     <w:tblStylePr w:type="firstCol">
       <w:rPr>
+        <w:rFonts w:eastAsia="黑体"/>
         <w:b/>
         <w:bCs/>
         <w:color w:themeColor="background1" w:val="FFFFFF"/>
@@ -7659,6 +8131,7 @@
     </w:tblStylePr>
     <w:tblStylePr w:type="lastCol">
       <w:rPr>
+        <w:rFonts w:eastAsia="黑体"/>
         <w:b/>
         <w:bCs/>
         <w:color w:themeColor="background1" w:val="FFFFFF"/>
@@ -7707,6 +8180,7 @@
     </w:tblStylePr>
     <w:tblStylePr w:type="nwCell">
       <w:rPr>
+        <w:rFonts w:eastAsia="黑体"/>
         <w:color w:themeColor="background1" w:val="FFFFFF"/>
       </w:rPr>
       <w:tblPr/>
@@ -7750,6 +8224,7 @@
         <w:spacing w:after="0" w:before="0" w:line="240" w:lineRule="auto"/>
       </w:pPr>
       <w:rPr>
+        <w:rFonts w:eastAsia="黑体"/>
         <w:b/>
         <w:bCs/>
         <w:color w:themeColor="background1" w:val="FFFFFF"/>
@@ -7772,6 +8247,7 @@
         <w:spacing w:after="0" w:before="0" w:line="240" w:lineRule="auto"/>
       </w:pPr>
       <w:rPr>
+        <w:rFonts w:eastAsia="黑体"/>
         <w:color w:val="auto"/>
       </w:rPr>
       <w:tblPr/>
@@ -7789,6 +8265,7 @@
     </w:tblStylePr>
     <w:tblStylePr w:type="firstCol">
       <w:rPr>
+        <w:rFonts w:eastAsia="黑体"/>
         <w:b/>
         <w:bCs/>
         <w:color w:themeColor="background1" w:val="FFFFFF"/>
@@ -7808,6 +8285,7 @@
     </w:tblStylePr>
     <w:tblStylePr w:type="lastCol">
       <w:rPr>
+        <w:rFonts w:eastAsia="黑体"/>
         <w:b/>
         <w:bCs/>
         <w:color w:themeColor="background1" w:val="FFFFFF"/>
@@ -7856,6 +8334,7 @@
     </w:tblStylePr>
     <w:tblStylePr w:type="nwCell">
       <w:rPr>
+        <w:rFonts w:eastAsia="黑体"/>
         <w:color w:themeColor="background1" w:val="FFFFFF"/>
       </w:rPr>
       <w:tblPr/>
@@ -7899,6 +8378,7 @@
         <w:spacing w:after="0" w:before="0" w:line="240" w:lineRule="auto"/>
       </w:pPr>
       <w:rPr>
+        <w:rFonts w:eastAsia="黑体"/>
         <w:b/>
         <w:bCs/>
         <w:color w:themeColor="background1" w:val="FFFFFF"/>
@@ -7921,6 +8401,7 @@
         <w:spacing w:after="0" w:before="0" w:line="240" w:lineRule="auto"/>
       </w:pPr>
       <w:rPr>
+        <w:rFonts w:eastAsia="黑体"/>
         <w:color w:val="auto"/>
       </w:rPr>
       <w:tblPr/>
@@ -7938,6 +8419,7 @@
     </w:tblStylePr>
     <w:tblStylePr w:type="firstCol">
       <w:rPr>
+        <w:rFonts w:eastAsia="黑体"/>
         <w:b/>
         <w:bCs/>
         <w:color w:themeColor="background1" w:val="FFFFFF"/>
@@ -7957,6 +8439,7 @@
     </w:tblStylePr>
     <w:tblStylePr w:type="lastCol">
       <w:rPr>
+        <w:rFonts w:eastAsia="黑体"/>
         <w:b/>
         <w:bCs/>
         <w:color w:themeColor="background1" w:val="FFFFFF"/>
@@ -8005,6 +8488,7 @@
     </w:tblStylePr>
     <w:tblStylePr w:type="nwCell">
       <w:rPr>
+        <w:rFonts w:eastAsia="黑体"/>
         <w:color w:themeColor="background1" w:val="FFFFFF"/>
       </w:rPr>
       <w:tblPr/>
@@ -8048,6 +8532,7 @@
         <w:spacing w:after="0" w:before="0" w:line="240" w:lineRule="auto"/>
       </w:pPr>
       <w:rPr>
+        <w:rFonts w:eastAsia="黑体"/>
         <w:b/>
         <w:bCs/>
         <w:color w:themeColor="background1" w:val="FFFFFF"/>
@@ -8070,6 +8555,7 @@
         <w:spacing w:after="0" w:before="0" w:line="240" w:lineRule="auto"/>
       </w:pPr>
       <w:rPr>
+        <w:rFonts w:eastAsia="黑体"/>
         <w:color w:val="auto"/>
       </w:rPr>
       <w:tblPr/>
@@ -8087,6 +8573,7 @@
     </w:tblStylePr>
     <w:tblStylePr w:type="firstCol">
       <w:rPr>
+        <w:rFonts w:eastAsia="黑体"/>
         <w:b/>
         <w:bCs/>
         <w:color w:themeColor="background1" w:val="FFFFFF"/>
@@ -8106,6 +8593,7 @@
     </w:tblStylePr>
     <w:tblStylePr w:type="lastCol">
       <w:rPr>
+        <w:rFonts w:eastAsia="黑体"/>
         <w:b/>
         <w:bCs/>
         <w:color w:themeColor="background1" w:val="FFFFFF"/>
@@ -8154,6 +8642,7 @@
     </w:tblStylePr>
     <w:tblStylePr w:type="nwCell">
       <w:rPr>
+        <w:rFonts w:eastAsia="黑体"/>
         <w:color w:themeColor="background1" w:val="FFFFFF"/>
       </w:rPr>
       <w:tblPr/>
@@ -8197,6 +8686,7 @@
         <w:spacing w:after="0" w:before="0" w:line="240" w:lineRule="auto"/>
       </w:pPr>
       <w:rPr>
+        <w:rFonts w:eastAsia="黑体"/>
         <w:b/>
         <w:bCs/>
         <w:color w:themeColor="background1" w:val="FFFFFF"/>
@@ -8219,6 +8709,7 @@
         <w:spacing w:after="0" w:before="0" w:line="240" w:lineRule="auto"/>
       </w:pPr>
       <w:rPr>
+        <w:rFonts w:eastAsia="黑体"/>
         <w:color w:val="auto"/>
       </w:rPr>
       <w:tblPr/>
@@ -8236,6 +8727,7 @@
     </w:tblStylePr>
     <w:tblStylePr w:type="firstCol">
       <w:rPr>
+        <w:rFonts w:eastAsia="黑体"/>
         <w:b/>
         <w:bCs/>
         <w:color w:themeColor="background1" w:val="FFFFFF"/>
@@ -8255,6 +8747,7 @@
     </w:tblStylePr>
     <w:tblStylePr w:type="lastCol">
       <w:rPr>
+        <w:rFonts w:eastAsia="黑体"/>
         <w:b/>
         <w:bCs/>
         <w:color w:themeColor="background1" w:val="FFFFFF"/>
@@ -8303,6 +8796,7 @@
     </w:tblStylePr>
     <w:tblStylePr w:type="nwCell">
       <w:rPr>
+        <w:rFonts w:eastAsia="黑体"/>
         <w:color w:themeColor="background1" w:val="FFFFFF"/>
       </w:rPr>
       <w:tblPr/>
@@ -8346,6 +8840,7 @@
         <w:spacing w:after="0" w:before="0" w:line="240" w:lineRule="auto"/>
       </w:pPr>
       <w:rPr>
+        <w:rFonts w:eastAsia="黑体"/>
         <w:b/>
         <w:bCs/>
         <w:color w:themeColor="background1" w:val="FFFFFF"/>
@@ -8368,6 +8863,7 @@
         <w:spacing w:after="0" w:before="0" w:line="240" w:lineRule="auto"/>
       </w:pPr>
       <w:rPr>
+        <w:rFonts w:eastAsia="黑体"/>
         <w:color w:val="auto"/>
       </w:rPr>
       <w:tblPr/>
@@ -8385,6 +8881,7 @@
     </w:tblStylePr>
     <w:tblStylePr w:type="firstCol">
       <w:rPr>
+        <w:rFonts w:eastAsia="黑体"/>
         <w:b/>
         <w:bCs/>
         <w:color w:themeColor="background1" w:val="FFFFFF"/>
@@ -8404,6 +8901,7 @@
     </w:tblStylePr>
     <w:tblStylePr w:type="lastCol">
       <w:rPr>
+        <w:rFonts w:eastAsia="黑体"/>
         <w:b/>
         <w:bCs/>
         <w:color w:themeColor="background1" w:val="FFFFFF"/>
@@ -8452,6 +8950,7 @@
     </w:tblStylePr>
     <w:tblStylePr w:type="nwCell">
       <w:rPr>
+        <w:rFonts w:eastAsia="黑体"/>
         <w:color w:themeColor="background1" w:val="FFFFFF"/>
       </w:rPr>
       <w:tblPr/>
@@ -8476,6 +8975,7 @@
       <w:spacing w:after="0" w:line="240" w:lineRule="auto"/>
     </w:pPr>
     <w:rPr>
+      <w:rFonts w:eastAsia="黑体"/>
       <w:color w:themeColor="text1" w:val="000000"/>
     </w:rPr>
     <w:tblPr>
@@ -8495,7 +8995,7 @@
     </w:tblPr>
     <w:tblStylePr w:type="firstRow">
       <w:rPr>
-        <w:rFonts w:asciiTheme="majorHAnsi" w:cstheme="majorBidi" w:eastAsiaTheme="majorEastAsia" w:hAnsiTheme="majorHAnsi"/>
+        <w:rFonts w:asciiTheme="majorHAnsi" w:cstheme="majorBidi" w:hAnsiTheme="majorHAnsi" w:eastAsia="黑体"/>
       </w:rPr>
       <w:tblPr/>
       <w:tcPr>
@@ -8507,6 +9007,7 @@
     </w:tblStylePr>
     <w:tblStylePr w:type="lastRow">
       <w:rPr>
+        <w:rFonts w:eastAsia="黑体"/>
         <w:b/>
         <w:bCs/>
         <w:color w:themeColor="text2" w:val="1F497D"/>
@@ -8521,12 +9022,14 @@
     </w:tblStylePr>
     <w:tblStylePr w:type="firstCol">
       <w:rPr>
+        <w:rFonts w:eastAsia="黑体"/>
         <w:b/>
         <w:bCs/>
       </w:rPr>
     </w:tblStylePr>
     <w:tblStylePr w:type="lastCol">
       <w:rPr>
+        <w:rFonts w:eastAsia="黑体"/>
         <w:b/>
         <w:bCs/>
       </w:rPr>
@@ -8560,6 +9063,7 @@
       <w:spacing w:after="0" w:line="240" w:lineRule="auto"/>
     </w:pPr>
     <w:rPr>
+      <w:rFonts w:eastAsia="黑体"/>
       <w:color w:themeColor="text1" w:val="000000"/>
     </w:rPr>
     <w:tblPr>
@@ -8579,7 +9083,7 @@
     </w:tblPr>
     <w:tblStylePr w:type="firstRow">
       <w:rPr>
-        <w:rFonts w:asciiTheme="majorHAnsi" w:cstheme="majorBidi" w:eastAsiaTheme="majorEastAsia" w:hAnsiTheme="majorHAnsi"/>
+        <w:rFonts w:asciiTheme="majorHAnsi" w:cstheme="majorBidi" w:hAnsiTheme="majorHAnsi" w:eastAsia="黑体"/>
       </w:rPr>
       <w:tblPr/>
       <w:tcPr>
@@ -8591,6 +9095,7 @@
     </w:tblStylePr>
     <w:tblStylePr w:type="lastRow">
       <w:rPr>
+        <w:rFonts w:eastAsia="黑体"/>
         <w:b/>
         <w:bCs/>
         <w:color w:themeColor="text2" w:val="1F497D"/>
@@ -8605,12 +9110,14 @@
     </w:tblStylePr>
     <w:tblStylePr w:type="firstCol">
       <w:rPr>
+        <w:rFonts w:eastAsia="黑体"/>
         <w:b/>
         <w:bCs/>
       </w:rPr>
     </w:tblStylePr>
     <w:tblStylePr w:type="lastCol">
       <w:rPr>
+        <w:rFonts w:eastAsia="黑体"/>
         <w:b/>
         <w:bCs/>
       </w:rPr>
@@ -8644,6 +9151,7 @@
       <w:spacing w:after="0" w:line="240" w:lineRule="auto"/>
     </w:pPr>
     <w:rPr>
+      <w:rFonts w:eastAsia="黑体"/>
       <w:color w:themeColor="text1" w:val="000000"/>
     </w:rPr>
     <w:tblPr>
@@ -8663,7 +9171,7 @@
     </w:tblPr>
     <w:tblStylePr w:type="firstRow">
       <w:rPr>
-        <w:rFonts w:asciiTheme="majorHAnsi" w:cstheme="majorBidi" w:eastAsiaTheme="majorEastAsia" w:hAnsiTheme="majorHAnsi"/>
+        <w:rFonts w:asciiTheme="majorHAnsi" w:cstheme="majorBidi" w:hAnsiTheme="majorHAnsi" w:eastAsia="黑体"/>
       </w:rPr>
       <w:tblPr/>
       <w:tcPr>
@@ -8675,6 +9183,7 @@
     </w:tblStylePr>
     <w:tblStylePr w:type="lastRow">
       <w:rPr>
+        <w:rFonts w:eastAsia="黑体"/>
         <w:b/>
         <w:bCs/>
         <w:color w:themeColor="text2" w:val="1F497D"/>
@@ -8689,12 +9198,14 @@
     </w:tblStylePr>
     <w:tblStylePr w:type="firstCol">
       <w:rPr>
+        <w:rFonts w:eastAsia="黑体"/>
         <w:b/>
         <w:bCs/>
       </w:rPr>
     </w:tblStylePr>
     <w:tblStylePr w:type="lastCol">
       <w:rPr>
+        <w:rFonts w:eastAsia="黑体"/>
         <w:b/>
         <w:bCs/>
       </w:rPr>
@@ -8728,6 +9239,7 @@
       <w:spacing w:after="0" w:line="240" w:lineRule="auto"/>
     </w:pPr>
     <w:rPr>
+      <w:rFonts w:eastAsia="黑体"/>
       <w:color w:themeColor="text1" w:val="000000"/>
     </w:rPr>
     <w:tblPr>
@@ -8747,7 +9259,7 @@
     </w:tblPr>
     <w:tblStylePr w:type="firstRow">
       <w:rPr>
-        <w:rFonts w:asciiTheme="majorHAnsi" w:cstheme="majorBidi" w:eastAsiaTheme="majorEastAsia" w:hAnsiTheme="majorHAnsi"/>
+        <w:rFonts w:asciiTheme="majorHAnsi" w:cstheme="majorBidi" w:hAnsiTheme="majorHAnsi" w:eastAsia="黑体"/>
       </w:rPr>
       <w:tblPr/>
       <w:tcPr>
@@ -8759,6 +9271,7 @@
     </w:tblStylePr>
     <w:tblStylePr w:type="lastRow">
       <w:rPr>
+        <w:rFonts w:eastAsia="黑体"/>
         <w:b/>
         <w:bCs/>
         <w:color w:themeColor="text2" w:val="1F497D"/>
@@ -8773,12 +9286,14 @@
     </w:tblStylePr>
     <w:tblStylePr w:type="firstCol">
       <w:rPr>
+        <w:rFonts w:eastAsia="黑体"/>
         <w:b/>
         <w:bCs/>
       </w:rPr>
     </w:tblStylePr>
     <w:tblStylePr w:type="lastCol">
       <w:rPr>
+        <w:rFonts w:eastAsia="黑体"/>
         <w:b/>
         <w:bCs/>
       </w:rPr>
@@ -8812,6 +9327,7 @@
       <w:spacing w:after="0" w:line="240" w:lineRule="auto"/>
     </w:pPr>
     <w:rPr>
+      <w:rFonts w:eastAsia="黑体"/>
       <w:color w:themeColor="text1" w:val="000000"/>
     </w:rPr>
     <w:tblPr>
@@ -8831,7 +9347,7 @@
     </w:tblPr>
     <w:tblStylePr w:type="firstRow">
       <w:rPr>
-        <w:rFonts w:asciiTheme="majorHAnsi" w:cstheme="majorBidi" w:eastAsiaTheme="majorEastAsia" w:hAnsiTheme="majorHAnsi"/>
+        <w:rFonts w:asciiTheme="majorHAnsi" w:cstheme="majorBidi" w:hAnsiTheme="majorHAnsi" w:eastAsia="黑体"/>
       </w:rPr>
       <w:tblPr/>
       <w:tcPr>
@@ -8843,6 +9359,7 @@
     </w:tblStylePr>
     <w:tblStylePr w:type="lastRow">
       <w:rPr>
+        <w:rFonts w:eastAsia="黑体"/>
         <w:b/>
         <w:bCs/>
         <w:color w:themeColor="text2" w:val="1F497D"/>
@@ -8857,12 +9374,14 @@
     </w:tblStylePr>
     <w:tblStylePr w:type="firstCol">
       <w:rPr>
+        <w:rFonts w:eastAsia="黑体"/>
         <w:b/>
         <w:bCs/>
       </w:rPr>
     </w:tblStylePr>
     <w:tblStylePr w:type="lastCol">
       <w:rPr>
+        <w:rFonts w:eastAsia="黑体"/>
         <w:b/>
         <w:bCs/>
       </w:rPr>
@@ -8896,6 +9415,7 @@
       <w:spacing w:after="0" w:line="240" w:lineRule="auto"/>
     </w:pPr>
     <w:rPr>
+      <w:rFonts w:eastAsia="黑体"/>
       <w:color w:themeColor="text1" w:val="000000"/>
     </w:rPr>
     <w:tblPr>
@@ -8915,7 +9435,7 @@
     </w:tblPr>
     <w:tblStylePr w:type="firstRow">
       <w:rPr>
-        <w:rFonts w:asciiTheme="majorHAnsi" w:cstheme="majorBidi" w:eastAsiaTheme="majorEastAsia" w:hAnsiTheme="majorHAnsi"/>
+        <w:rFonts w:asciiTheme="majorHAnsi" w:cstheme="majorBidi" w:hAnsiTheme="majorHAnsi" w:eastAsia="黑体"/>
       </w:rPr>
       <w:tblPr/>
       <w:tcPr>
@@ -8927,6 +9447,7 @@
     </w:tblStylePr>
     <w:tblStylePr w:type="lastRow">
       <w:rPr>
+        <w:rFonts w:eastAsia="黑体"/>
         <w:b/>
         <w:bCs/>
         <w:color w:themeColor="text2" w:val="1F497D"/>
@@ -8941,12 +9462,14 @@
     </w:tblStylePr>
     <w:tblStylePr w:type="firstCol">
       <w:rPr>
+        <w:rFonts w:eastAsia="黑体"/>
         <w:b/>
         <w:bCs/>
       </w:rPr>
     </w:tblStylePr>
     <w:tblStylePr w:type="lastCol">
       <w:rPr>
+        <w:rFonts w:eastAsia="黑体"/>
         <w:b/>
         <w:bCs/>
       </w:rPr>
@@ -8980,6 +9503,7 @@
       <w:spacing w:after="0" w:line="240" w:lineRule="auto"/>
     </w:pPr>
     <w:rPr>
+      <w:rFonts w:eastAsia="黑体"/>
       <w:color w:themeColor="text1" w:val="000000"/>
     </w:rPr>
     <w:tblPr>
@@ -8999,7 +9523,7 @@
     </w:tblPr>
     <w:tblStylePr w:type="firstRow">
       <w:rPr>
-        <w:rFonts w:asciiTheme="majorHAnsi" w:cstheme="majorBidi" w:eastAsiaTheme="majorEastAsia" w:hAnsiTheme="majorHAnsi"/>
+        <w:rFonts w:asciiTheme="majorHAnsi" w:cstheme="majorBidi" w:hAnsiTheme="majorHAnsi" w:eastAsia="黑体"/>
       </w:rPr>
       <w:tblPr/>
       <w:tcPr>
@@ -9011,6 +9535,7 @@
     </w:tblStylePr>
     <w:tblStylePr w:type="lastRow">
       <w:rPr>
+        <w:rFonts w:eastAsia="黑体"/>
         <w:b/>
         <w:bCs/>
         <w:color w:themeColor="text2" w:val="1F497D"/>
@@ -9025,12 +9550,14 @@
     </w:tblStylePr>
     <w:tblStylePr w:type="firstCol">
       <w:rPr>
+        <w:rFonts w:eastAsia="黑体"/>
         <w:b/>
         <w:bCs/>
       </w:rPr>
     </w:tblStylePr>
     <w:tblStylePr w:type="lastCol">
       <w:rPr>
+        <w:rFonts w:eastAsia="黑体"/>
         <w:b/>
         <w:bCs/>
       </w:rPr>
@@ -9064,7 +9591,7 @@
       <w:spacing w:after="0" w:line="240" w:lineRule="auto"/>
     </w:pPr>
     <w:rPr>
-      <w:rFonts w:asciiTheme="majorHAnsi" w:cstheme="majorBidi" w:eastAsiaTheme="majorEastAsia" w:hAnsiTheme="majorHAnsi"/>
+      <w:rFonts w:asciiTheme="majorHAnsi" w:cstheme="majorBidi" w:hAnsiTheme="majorHAnsi" w:eastAsia="黑体"/>
       <w:color w:themeColor="text1" w:val="000000"/>
     </w:rPr>
     <w:tblPr>
@@ -9086,6 +9613,7 @@
     </w:tblPr>
     <w:tblStylePr w:type="firstRow">
       <w:rPr>
+        <w:rFonts w:eastAsia="黑体"/>
         <w:sz w:val="24"/>
         <w:szCs w:val="24"/>
       </w:rPr>
@@ -9192,7 +9720,7 @@
       <w:spacing w:after="0" w:line="240" w:lineRule="auto"/>
     </w:pPr>
     <w:rPr>
-      <w:rFonts w:asciiTheme="majorHAnsi" w:cstheme="majorBidi" w:eastAsiaTheme="majorEastAsia" w:hAnsiTheme="majorHAnsi"/>
+      <w:rFonts w:asciiTheme="majorHAnsi" w:cstheme="majorBidi" w:hAnsiTheme="majorHAnsi" w:eastAsia="黑体"/>
       <w:color w:themeColor="text1" w:val="000000"/>
     </w:rPr>
     <w:tblPr>
@@ -9214,6 +9742,7 @@
     </w:tblPr>
     <w:tblStylePr w:type="firstRow">
       <w:rPr>
+        <w:rFonts w:eastAsia="黑体"/>
         <w:sz w:val="24"/>
         <w:szCs w:val="24"/>
       </w:rPr>
@@ -9320,7 +9849,7 @@
       <w:spacing w:after="0" w:line="240" w:lineRule="auto"/>
     </w:pPr>
     <w:rPr>
-      <w:rFonts w:asciiTheme="majorHAnsi" w:cstheme="majorBidi" w:eastAsiaTheme="majorEastAsia" w:hAnsiTheme="majorHAnsi"/>
+      <w:rFonts w:asciiTheme="majorHAnsi" w:cstheme="majorBidi" w:hAnsiTheme="majorHAnsi" w:eastAsia="黑体"/>
       <w:color w:themeColor="text1" w:val="000000"/>
     </w:rPr>
     <w:tblPr>
@@ -9342,6 +9871,7 @@
     </w:tblPr>
     <w:tblStylePr w:type="firstRow">
       <w:rPr>
+        <w:rFonts w:eastAsia="黑体"/>
         <w:sz w:val="24"/>
         <w:szCs w:val="24"/>
       </w:rPr>
@@ -9448,7 +9978,7 @@
       <w:spacing w:after="0" w:line="240" w:lineRule="auto"/>
     </w:pPr>
     <w:rPr>
-      <w:rFonts w:asciiTheme="majorHAnsi" w:cstheme="majorBidi" w:eastAsiaTheme="majorEastAsia" w:hAnsiTheme="majorHAnsi"/>
+      <w:rFonts w:asciiTheme="majorHAnsi" w:cstheme="majorBidi" w:hAnsiTheme="majorHAnsi" w:eastAsia="黑体"/>
       <w:color w:themeColor="text1" w:val="000000"/>
     </w:rPr>
     <w:tblPr>
@@ -9470,6 +10000,7 @@
     </w:tblPr>
     <w:tblStylePr w:type="firstRow">
       <w:rPr>
+        <w:rFonts w:eastAsia="黑体"/>
         <w:sz w:val="24"/>
         <w:szCs w:val="24"/>
       </w:rPr>
@@ -9576,7 +10107,7 @@
       <w:spacing w:after="0" w:line="240" w:lineRule="auto"/>
     </w:pPr>
     <w:rPr>
-      <w:rFonts w:asciiTheme="majorHAnsi" w:cstheme="majorBidi" w:eastAsiaTheme="majorEastAsia" w:hAnsiTheme="majorHAnsi"/>
+      <w:rFonts w:asciiTheme="majorHAnsi" w:cstheme="majorBidi" w:hAnsiTheme="majorHAnsi" w:eastAsia="黑体"/>
       <w:color w:themeColor="text1" w:val="000000"/>
     </w:rPr>
     <w:tblPr>
@@ -9598,6 +10129,7 @@
     </w:tblPr>
     <w:tblStylePr w:type="firstRow">
       <w:rPr>
+        <w:rFonts w:eastAsia="黑体"/>
         <w:sz w:val="24"/>
         <w:szCs w:val="24"/>
       </w:rPr>
@@ -9704,7 +10236,7 @@
       <w:spacing w:after="0" w:line="240" w:lineRule="auto"/>
     </w:pPr>
     <w:rPr>
-      <w:rFonts w:asciiTheme="majorHAnsi" w:cstheme="majorBidi" w:eastAsiaTheme="majorEastAsia" w:hAnsiTheme="majorHAnsi"/>
+      <w:rFonts w:asciiTheme="majorHAnsi" w:cstheme="majorBidi" w:hAnsiTheme="majorHAnsi" w:eastAsia="黑体"/>
       <w:color w:themeColor="text1" w:val="000000"/>
     </w:rPr>
     <w:tblPr>
@@ -9726,6 +10258,7 @@
     </w:tblPr>
     <w:tblStylePr w:type="firstRow">
       <w:rPr>
+        <w:rFonts w:eastAsia="黑体"/>
         <w:sz w:val="24"/>
         <w:szCs w:val="24"/>
       </w:rPr>
@@ -9832,7 +10365,7 @@
       <w:spacing w:after="0" w:line="240" w:lineRule="auto"/>
     </w:pPr>
     <w:rPr>
-      <w:rFonts w:asciiTheme="majorHAnsi" w:cstheme="majorBidi" w:eastAsiaTheme="majorEastAsia" w:hAnsiTheme="majorHAnsi"/>
+      <w:rFonts w:asciiTheme="majorHAnsi" w:cstheme="majorBidi" w:hAnsiTheme="majorHAnsi" w:eastAsia="黑体"/>
       <w:color w:themeColor="text1" w:val="000000"/>
     </w:rPr>
     <w:tblPr>
@@ -9854,6 +10387,7 @@
     </w:tblPr>
     <w:tblStylePr w:type="firstRow">
       <w:rPr>
+        <w:rFonts w:eastAsia="黑体"/>
         <w:sz w:val="24"/>
         <w:szCs w:val="24"/>
       </w:rPr>
@@ -9983,12 +10517,14 @@
     </w:tcPr>
     <w:tblStylePr w:type="firstRow">
       <w:rPr>
+        <w:rFonts w:eastAsia="黑体"/>
         <w:b/>
         <w:bCs/>
       </w:rPr>
     </w:tblStylePr>
     <w:tblStylePr w:type="lastRow">
       <w:rPr>
+        <w:rFonts w:eastAsia="黑体"/>
         <w:b/>
         <w:bCs/>
       </w:rPr>
@@ -10001,12 +10537,14 @@
     </w:tblStylePr>
     <w:tblStylePr w:type="firstCol">
       <w:rPr>
+        <w:rFonts w:eastAsia="黑体"/>
         <w:b/>
         <w:bCs/>
       </w:rPr>
     </w:tblStylePr>
     <w:tblStylePr w:type="lastCol">
       <w:rPr>
+        <w:rFonts w:eastAsia="黑体"/>
         <w:b/>
         <w:bCs/>
       </w:rPr>
@@ -10056,12 +10594,14 @@
     </w:tcPr>
     <w:tblStylePr w:type="firstRow">
       <w:rPr>
+        <w:rFonts w:eastAsia="黑体"/>
         <w:b/>
         <w:bCs/>
       </w:rPr>
     </w:tblStylePr>
     <w:tblStylePr w:type="lastRow">
       <w:rPr>
+        <w:rFonts w:eastAsia="黑体"/>
         <w:b/>
         <w:bCs/>
       </w:rPr>
@@ -10074,12 +10614,14 @@
     </w:tblStylePr>
     <w:tblStylePr w:type="firstCol">
       <w:rPr>
+        <w:rFonts w:eastAsia="黑体"/>
         <w:b/>
         <w:bCs/>
       </w:rPr>
     </w:tblStylePr>
     <w:tblStylePr w:type="lastCol">
       <w:rPr>
+        <w:rFonts w:eastAsia="黑体"/>
         <w:b/>
         <w:bCs/>
       </w:rPr>
@@ -10129,12 +10671,14 @@
     </w:tcPr>
     <w:tblStylePr w:type="firstRow">
       <w:rPr>
+        <w:rFonts w:eastAsia="黑体"/>
         <w:b/>
         <w:bCs/>
       </w:rPr>
     </w:tblStylePr>
     <w:tblStylePr w:type="lastRow">
       <w:rPr>
+        <w:rFonts w:eastAsia="黑体"/>
         <w:b/>
         <w:bCs/>
       </w:rPr>
@@ -10147,12 +10691,14 @@
     </w:tblStylePr>
     <w:tblStylePr w:type="firstCol">
       <w:rPr>
+        <w:rFonts w:eastAsia="黑体"/>
         <w:b/>
         <w:bCs/>
       </w:rPr>
     </w:tblStylePr>
     <w:tblStylePr w:type="lastCol">
       <w:rPr>
+        <w:rFonts w:eastAsia="黑体"/>
         <w:b/>
         <w:bCs/>
       </w:rPr>
@@ -10202,12 +10748,14 @@
     </w:tcPr>
     <w:tblStylePr w:type="firstRow">
       <w:rPr>
+        <w:rFonts w:eastAsia="黑体"/>
         <w:b/>
         <w:bCs/>
       </w:rPr>
     </w:tblStylePr>
     <w:tblStylePr w:type="lastRow">
       <w:rPr>
+        <w:rFonts w:eastAsia="黑体"/>
         <w:b/>
         <w:bCs/>
       </w:rPr>
@@ -10220,12 +10768,14 @@
     </w:tblStylePr>
     <w:tblStylePr w:type="firstCol">
       <w:rPr>
+        <w:rFonts w:eastAsia="黑体"/>
         <w:b/>
         <w:bCs/>
       </w:rPr>
     </w:tblStylePr>
     <w:tblStylePr w:type="lastCol">
       <w:rPr>
+        <w:rFonts w:eastAsia="黑体"/>
         <w:b/>
         <w:bCs/>
       </w:rPr>
@@ -10275,12 +10825,14 @@
     </w:tcPr>
     <w:tblStylePr w:type="firstRow">
       <w:rPr>
+        <w:rFonts w:eastAsia="黑体"/>
         <w:b/>
         <w:bCs/>
       </w:rPr>
     </w:tblStylePr>
     <w:tblStylePr w:type="lastRow">
       <w:rPr>
+        <w:rFonts w:eastAsia="黑体"/>
         <w:b/>
         <w:bCs/>
       </w:rPr>
@@ -10293,12 +10845,14 @@
     </w:tblStylePr>
     <w:tblStylePr w:type="firstCol">
       <w:rPr>
+        <w:rFonts w:eastAsia="黑体"/>
         <w:b/>
         <w:bCs/>
       </w:rPr>
     </w:tblStylePr>
     <w:tblStylePr w:type="lastCol">
       <w:rPr>
+        <w:rFonts w:eastAsia="黑体"/>
         <w:b/>
         <w:bCs/>
       </w:rPr>
@@ -10348,12 +10902,14 @@
     </w:tcPr>
     <w:tblStylePr w:type="firstRow">
       <w:rPr>
+        <w:rFonts w:eastAsia="黑体"/>
         <w:b/>
         <w:bCs/>
       </w:rPr>
     </w:tblStylePr>
     <w:tblStylePr w:type="lastRow">
       <w:rPr>
+        <w:rFonts w:eastAsia="黑体"/>
         <w:b/>
         <w:bCs/>
       </w:rPr>
@@ -10366,12 +10922,14 @@
     </w:tblStylePr>
     <w:tblStylePr w:type="firstCol">
       <w:rPr>
+        <w:rFonts w:eastAsia="黑体"/>
         <w:b/>
         <w:bCs/>
       </w:rPr>
     </w:tblStylePr>
     <w:tblStylePr w:type="lastCol">
       <w:rPr>
+        <w:rFonts w:eastAsia="黑体"/>
         <w:b/>
         <w:bCs/>
       </w:rPr>
@@ -10421,12 +10979,14 @@
     </w:tcPr>
     <w:tblStylePr w:type="firstRow">
       <w:rPr>
+        <w:rFonts w:eastAsia="黑体"/>
         <w:b/>
         <w:bCs/>
       </w:rPr>
     </w:tblStylePr>
     <w:tblStylePr w:type="lastRow">
       <w:rPr>
+        <w:rFonts w:eastAsia="黑体"/>
         <w:b/>
         <w:bCs/>
       </w:rPr>
@@ -10439,12 +10999,14 @@
     </w:tblStylePr>
     <w:tblStylePr w:type="firstCol">
       <w:rPr>
+        <w:rFonts w:eastAsia="黑体"/>
         <w:b/>
         <w:bCs/>
       </w:rPr>
     </w:tblStylePr>
     <w:tblStylePr w:type="lastCol">
       <w:rPr>
+        <w:rFonts w:eastAsia="黑体"/>
         <w:b/>
         <w:bCs/>
       </w:rPr>
@@ -10471,7 +11033,7 @@
       <w:spacing w:after="0" w:line="240" w:lineRule="auto"/>
     </w:pPr>
     <w:rPr>
-      <w:rFonts w:asciiTheme="majorHAnsi" w:cstheme="majorBidi" w:eastAsiaTheme="majorEastAsia" w:hAnsiTheme="majorHAnsi"/>
+      <w:rFonts w:asciiTheme="majorHAnsi" w:cstheme="majorBidi" w:hAnsiTheme="majorHAnsi" w:eastAsia="黑体"/>
       <w:color w:themeColor="text1" w:val="000000"/>
     </w:rPr>
     <w:tblPr>
@@ -10498,6 +11060,7 @@
     </w:tcPr>
     <w:tblStylePr w:type="firstRow">
       <w:rPr>
+        <w:rFonts w:eastAsia="黑体"/>
         <w:b/>
         <w:bCs/>
         <w:color w:themeColor="text1" w:val="000000"/>
@@ -10509,6 +11072,7 @@
     </w:tblStylePr>
     <w:tblStylePr w:type="lastRow">
       <w:rPr>
+        <w:rFonts w:eastAsia="黑体"/>
         <w:b/>
         <w:bCs/>
         <w:color w:themeColor="text1" w:val="000000"/>
@@ -10528,6 +11092,7 @@
     </w:tblStylePr>
     <w:tblStylePr w:type="firstCol">
       <w:rPr>
+        <w:rFonts w:eastAsia="黑体"/>
         <w:b/>
         <w:bCs/>
         <w:color w:themeColor="text1" w:val="000000"/>
@@ -10547,6 +11112,7 @@
     </w:tblStylePr>
     <w:tblStylePr w:type="lastCol">
       <w:rPr>
+        <w:rFonts w:eastAsia="黑体"/>
         <w:b w:val="0"/>
         <w:bCs w:val="0"/>
         <w:color w:themeColor="text1" w:val="000000"/>
@@ -10596,7 +11162,7 @@
       <w:spacing w:after="0" w:line="240" w:lineRule="auto"/>
     </w:pPr>
     <w:rPr>
-      <w:rFonts w:asciiTheme="majorHAnsi" w:cstheme="majorBidi" w:eastAsiaTheme="majorEastAsia" w:hAnsiTheme="majorHAnsi"/>
+      <w:rFonts w:asciiTheme="majorHAnsi" w:cstheme="majorBidi" w:hAnsiTheme="majorHAnsi" w:eastAsia="黑体"/>
       <w:color w:themeColor="text1" w:val="000000"/>
     </w:rPr>
     <w:tblPr>
@@ -10623,6 +11189,7 @@
     </w:tcPr>
     <w:tblStylePr w:type="firstRow">
       <w:rPr>
+        <w:rFonts w:eastAsia="黑体"/>
         <w:b/>
         <w:bCs/>
         <w:color w:themeColor="text1" w:val="000000"/>
@@ -10634,6 +11201,7 @@
     </w:tblStylePr>
     <w:tblStylePr w:type="lastRow">
       <w:rPr>
+        <w:rFonts w:eastAsia="黑体"/>
         <w:b/>
         <w:bCs/>
         <w:color w:themeColor="text1" w:val="000000"/>
@@ -10653,6 +11221,7 @@
     </w:tblStylePr>
     <w:tblStylePr w:type="firstCol">
       <w:rPr>
+        <w:rFonts w:eastAsia="黑体"/>
         <w:b/>
         <w:bCs/>
         <w:color w:themeColor="text1" w:val="000000"/>
@@ -10672,6 +11241,7 @@
     </w:tblStylePr>
     <w:tblStylePr w:type="lastCol">
       <w:rPr>
+        <w:rFonts w:eastAsia="黑体"/>
         <w:b w:val="0"/>
         <w:bCs w:val="0"/>
         <w:color w:themeColor="text1" w:val="000000"/>
@@ -10721,7 +11291,7 @@
       <w:spacing w:after="0" w:line="240" w:lineRule="auto"/>
     </w:pPr>
     <w:rPr>
-      <w:rFonts w:asciiTheme="majorHAnsi" w:cstheme="majorBidi" w:eastAsiaTheme="majorEastAsia" w:hAnsiTheme="majorHAnsi"/>
+      <w:rFonts w:asciiTheme="majorHAnsi" w:cstheme="majorBidi" w:hAnsiTheme="majorHAnsi" w:eastAsia="黑体"/>
       <w:color w:themeColor="text1" w:val="000000"/>
     </w:rPr>
     <w:tblPr>
@@ -10748,6 +11318,7 @@
     </w:tcPr>
     <w:tblStylePr w:type="firstRow">
       <w:rPr>
+        <w:rFonts w:eastAsia="黑体"/>
         <w:b/>
         <w:bCs/>
         <w:color w:themeColor="text1" w:val="000000"/>
@@ -10759,6 +11330,7 @@
     </w:tblStylePr>
     <w:tblStylePr w:type="lastRow">
       <w:rPr>
+        <w:rFonts w:eastAsia="黑体"/>
         <w:b/>
         <w:bCs/>
         <w:color w:themeColor="text1" w:val="000000"/>
@@ -10778,6 +11350,7 @@
     </w:tblStylePr>
     <w:tblStylePr w:type="firstCol">
       <w:rPr>
+        <w:rFonts w:eastAsia="黑体"/>
         <w:b/>
         <w:bCs/>
         <w:color w:themeColor="text1" w:val="000000"/>
@@ -10797,6 +11370,7 @@
     </w:tblStylePr>
     <w:tblStylePr w:type="lastCol">
       <w:rPr>
+        <w:rFonts w:eastAsia="黑体"/>
         <w:b w:val="0"/>
         <w:bCs w:val="0"/>
         <w:color w:themeColor="text1" w:val="000000"/>
@@ -10846,7 +11420,7 @@
       <w:spacing w:after="0" w:line="240" w:lineRule="auto"/>
     </w:pPr>
     <w:rPr>
-      <w:rFonts w:asciiTheme="majorHAnsi" w:cstheme="majorBidi" w:eastAsiaTheme="majorEastAsia" w:hAnsiTheme="majorHAnsi"/>
+      <w:rFonts w:asciiTheme="majorHAnsi" w:cstheme="majorBidi" w:hAnsiTheme="majorHAnsi" w:eastAsia="黑体"/>
       <w:color w:themeColor="text1" w:val="000000"/>
     </w:rPr>
     <w:tblPr>
@@ -10873,6 +11447,7 @@
     </w:tcPr>
     <w:tblStylePr w:type="firstRow">
       <w:rPr>
+        <w:rFonts w:eastAsia="黑体"/>
         <w:b/>
         <w:bCs/>
         <w:color w:themeColor="text1" w:val="000000"/>
@@ -10884,6 +11459,7 @@
     </w:tblStylePr>
     <w:tblStylePr w:type="lastRow">
       <w:rPr>
+        <w:rFonts w:eastAsia="黑体"/>
         <w:b/>
         <w:bCs/>
         <w:color w:themeColor="text1" w:val="000000"/>
@@ -10903,6 +11479,7 @@
     </w:tblStylePr>
     <w:tblStylePr w:type="firstCol">
       <w:rPr>
+        <w:rFonts w:eastAsia="黑体"/>
         <w:b/>
         <w:bCs/>
         <w:color w:themeColor="text1" w:val="000000"/>
@@ -10922,6 +11499,7 @@
     </w:tblStylePr>
     <w:tblStylePr w:type="lastCol">
       <w:rPr>
+        <w:rFonts w:eastAsia="黑体"/>
         <w:b w:val="0"/>
         <w:bCs w:val="0"/>
         <w:color w:themeColor="text1" w:val="000000"/>
@@ -10971,7 +11549,7 @@
       <w:spacing w:after="0" w:line="240" w:lineRule="auto"/>
     </w:pPr>
     <w:rPr>
-      <w:rFonts w:asciiTheme="majorHAnsi" w:cstheme="majorBidi" w:eastAsiaTheme="majorEastAsia" w:hAnsiTheme="majorHAnsi"/>
+      <w:rFonts w:asciiTheme="majorHAnsi" w:cstheme="majorBidi" w:hAnsiTheme="majorHAnsi" w:eastAsia="黑体"/>
       <w:color w:themeColor="text1" w:val="000000"/>
     </w:rPr>
     <w:tblPr>
@@ -10998,6 +11576,7 @@
     </w:tcPr>
     <w:tblStylePr w:type="firstRow">
       <w:rPr>
+        <w:rFonts w:eastAsia="黑体"/>
         <w:b/>
         <w:bCs/>
         <w:color w:themeColor="text1" w:val="000000"/>
@@ -11009,6 +11588,7 @@
     </w:tblStylePr>
     <w:tblStylePr w:type="lastRow">
       <w:rPr>
+        <w:rFonts w:eastAsia="黑体"/>
         <w:b/>
         <w:bCs/>
         <w:color w:themeColor="text1" w:val="000000"/>
@@ -11028,6 +11608,7 @@
     </w:tblStylePr>
     <w:tblStylePr w:type="firstCol">
       <w:rPr>
+        <w:rFonts w:eastAsia="黑体"/>
         <w:b/>
         <w:bCs/>
         <w:color w:themeColor="text1" w:val="000000"/>
@@ -11047,6 +11628,7 @@
     </w:tblStylePr>
     <w:tblStylePr w:type="lastCol">
       <w:rPr>
+        <w:rFonts w:eastAsia="黑体"/>
         <w:b w:val="0"/>
         <w:bCs w:val="0"/>
         <w:color w:themeColor="text1" w:val="000000"/>
@@ -11096,7 +11678,7 @@
       <w:spacing w:after="0" w:line="240" w:lineRule="auto"/>
     </w:pPr>
     <w:rPr>
-      <w:rFonts w:asciiTheme="majorHAnsi" w:cstheme="majorBidi" w:eastAsiaTheme="majorEastAsia" w:hAnsiTheme="majorHAnsi"/>
+      <w:rFonts w:asciiTheme="majorHAnsi" w:cstheme="majorBidi" w:hAnsiTheme="majorHAnsi" w:eastAsia="黑体"/>
       <w:color w:themeColor="text1" w:val="000000"/>
     </w:rPr>
     <w:tblPr>
@@ -11123,6 +11705,7 @@
     </w:tcPr>
     <w:tblStylePr w:type="firstRow">
       <w:rPr>
+        <w:rFonts w:eastAsia="黑体"/>
         <w:b/>
         <w:bCs/>
         <w:color w:themeColor="text1" w:val="000000"/>
@@ -11134,6 +11717,7 @@
     </w:tblStylePr>
     <w:tblStylePr w:type="lastRow">
       <w:rPr>
+        <w:rFonts w:eastAsia="黑体"/>
         <w:b/>
         <w:bCs/>
         <w:color w:themeColor="text1" w:val="000000"/>
@@ -11153,6 +11737,7 @@
     </w:tblStylePr>
     <w:tblStylePr w:type="firstCol">
       <w:rPr>
+        <w:rFonts w:eastAsia="黑体"/>
         <w:b/>
         <w:bCs/>
         <w:color w:themeColor="text1" w:val="000000"/>
@@ -11172,6 +11757,7 @@
     </w:tblStylePr>
     <w:tblStylePr w:type="lastCol">
       <w:rPr>
+        <w:rFonts w:eastAsia="黑体"/>
         <w:b w:val="0"/>
         <w:bCs w:val="0"/>
         <w:color w:themeColor="text1" w:val="000000"/>
@@ -11221,7 +11807,7 @@
       <w:spacing w:after="0" w:line="240" w:lineRule="auto"/>
     </w:pPr>
     <w:rPr>
-      <w:rFonts w:asciiTheme="majorHAnsi" w:cstheme="majorBidi" w:eastAsiaTheme="majorEastAsia" w:hAnsiTheme="majorHAnsi"/>
+      <w:rFonts w:asciiTheme="majorHAnsi" w:cstheme="majorBidi" w:hAnsiTheme="majorHAnsi" w:eastAsia="黑体"/>
       <w:color w:themeColor="text1" w:val="000000"/>
     </w:rPr>
     <w:tblPr>
@@ -11248,6 +11834,7 @@
     </w:tcPr>
     <w:tblStylePr w:type="firstRow">
       <w:rPr>
+        <w:rFonts w:eastAsia="黑体"/>
         <w:b/>
         <w:bCs/>
         <w:color w:themeColor="text1" w:val="000000"/>
@@ -11259,6 +11846,7 @@
     </w:tblStylePr>
     <w:tblStylePr w:type="lastRow">
       <w:rPr>
+        <w:rFonts w:eastAsia="黑体"/>
         <w:b/>
         <w:bCs/>
         <w:color w:themeColor="text1" w:val="000000"/>
@@ -11278,6 +11866,7 @@
     </w:tblStylePr>
     <w:tblStylePr w:type="firstCol">
       <w:rPr>
+        <w:rFonts w:eastAsia="黑体"/>
         <w:b/>
         <w:bCs/>
         <w:color w:themeColor="text1" w:val="000000"/>
@@ -11297,6 +11886,7 @@
     </w:tblStylePr>
     <w:tblStylePr w:type="lastCol">
       <w:rPr>
+        <w:rFonts w:eastAsia="黑体"/>
         <w:b w:val="0"/>
         <w:bCs w:val="0"/>
         <w:color w:themeColor="text1" w:val="000000"/>
@@ -11369,6 +11959,7 @@
     </w:tcPr>
     <w:tblStylePr w:type="firstRow">
       <w:rPr>
+        <w:rFonts w:eastAsia="黑体"/>
         <w:b/>
         <w:bCs/>
         <w:i w:val="0"/>
@@ -11390,6 +11981,7 @@
     </w:tblStylePr>
     <w:tblStylePr w:type="lastRow">
       <w:rPr>
+        <w:rFonts w:eastAsia="黑体"/>
         <w:b/>
         <w:bCs/>
         <w:i w:val="0"/>
@@ -11411,6 +12003,7 @@
     </w:tblStylePr>
     <w:tblStylePr w:type="firstCol">
       <w:rPr>
+        <w:rFonts w:eastAsia="黑体"/>
         <w:b/>
         <w:bCs/>
         <w:i w:val="0"/>
@@ -11430,6 +12023,7 @@
     </w:tblStylePr>
     <w:tblStylePr w:type="lastCol">
       <w:rPr>
+        <w:rFonts w:eastAsia="黑体"/>
         <w:b/>
         <w:bCs/>
         <w:i w:val="0"/>
@@ -11510,6 +12104,7 @@
     </w:tcPr>
     <w:tblStylePr w:type="firstRow">
       <w:rPr>
+        <w:rFonts w:eastAsia="黑体"/>
         <w:b/>
         <w:bCs/>
         <w:i w:val="0"/>
@@ -11531,6 +12126,7 @@
     </w:tblStylePr>
     <w:tblStylePr w:type="lastRow">
       <w:rPr>
+        <w:rFonts w:eastAsia="黑体"/>
         <w:b/>
         <w:bCs/>
         <w:i w:val="0"/>
@@ -11552,6 +12148,7 @@
     </w:tblStylePr>
     <w:tblStylePr w:type="firstCol">
       <w:rPr>
+        <w:rFonts w:eastAsia="黑体"/>
         <w:b/>
         <w:bCs/>
         <w:i w:val="0"/>
@@ -11571,6 +12168,7 @@
     </w:tblStylePr>
     <w:tblStylePr w:type="lastCol">
       <w:rPr>
+        <w:rFonts w:eastAsia="黑体"/>
         <w:b/>
         <w:bCs/>
         <w:i w:val="0"/>
@@ -11651,6 +12249,7 @@
     </w:tcPr>
     <w:tblStylePr w:type="firstRow">
       <w:rPr>
+        <w:rFonts w:eastAsia="黑体"/>
         <w:b/>
         <w:bCs/>
         <w:i w:val="0"/>
@@ -11672,6 +12271,7 @@
     </w:tblStylePr>
     <w:tblStylePr w:type="lastRow">
       <w:rPr>
+        <w:rFonts w:eastAsia="黑体"/>
         <w:b/>
         <w:bCs/>
         <w:i w:val="0"/>
@@ -11693,6 +12293,7 @@
     </w:tblStylePr>
     <w:tblStylePr w:type="firstCol">
       <w:rPr>
+        <w:rFonts w:eastAsia="黑体"/>
         <w:b/>
         <w:bCs/>
         <w:i w:val="0"/>
@@ -11712,6 +12313,7 @@
     </w:tblStylePr>
     <w:tblStylePr w:type="lastCol">
       <w:rPr>
+        <w:rFonts w:eastAsia="黑体"/>
         <w:b/>
         <w:bCs/>
         <w:i w:val="0"/>
@@ -11792,6 +12394,7 @@
     </w:tcPr>
     <w:tblStylePr w:type="firstRow">
       <w:rPr>
+        <w:rFonts w:eastAsia="黑体"/>
         <w:b/>
         <w:bCs/>
         <w:i w:val="0"/>
@@ -11813,6 +12416,7 @@
     </w:tblStylePr>
     <w:tblStylePr w:type="lastRow">
       <w:rPr>
+        <w:rFonts w:eastAsia="黑体"/>
         <w:b/>
         <w:bCs/>
         <w:i w:val="0"/>
@@ -11834,6 +12438,7 @@
     </w:tblStylePr>
     <w:tblStylePr w:type="firstCol">
       <w:rPr>
+        <w:rFonts w:eastAsia="黑体"/>
         <w:b/>
         <w:bCs/>
         <w:i w:val="0"/>
@@ -11853,6 +12458,7 @@
     </w:tblStylePr>
     <w:tblStylePr w:type="lastCol">
       <w:rPr>
+        <w:rFonts w:eastAsia="黑体"/>
         <w:b/>
         <w:bCs/>
         <w:i w:val="0"/>
@@ -11933,6 +12539,7 @@
     </w:tcPr>
     <w:tblStylePr w:type="firstRow">
       <w:rPr>
+        <w:rFonts w:eastAsia="黑体"/>
         <w:b/>
         <w:bCs/>
         <w:i w:val="0"/>
@@ -11954,6 +12561,7 @@
     </w:tblStylePr>
     <w:tblStylePr w:type="lastRow">
       <w:rPr>
+        <w:rFonts w:eastAsia="黑体"/>
         <w:b/>
         <w:bCs/>
         <w:i w:val="0"/>
@@ -11975,6 +12583,7 @@
     </w:tblStylePr>
     <w:tblStylePr w:type="firstCol">
       <w:rPr>
+        <w:rFonts w:eastAsia="黑体"/>
         <w:b/>
         <w:bCs/>
         <w:i w:val="0"/>
@@ -11994,6 +12603,7 @@
     </w:tblStylePr>
     <w:tblStylePr w:type="lastCol">
       <w:rPr>
+        <w:rFonts w:eastAsia="黑体"/>
         <w:b/>
         <w:bCs/>
         <w:i w:val="0"/>
@@ -12074,6 +12684,7 @@
     </w:tcPr>
     <w:tblStylePr w:type="firstRow">
       <w:rPr>
+        <w:rFonts w:eastAsia="黑体"/>
         <w:b/>
         <w:bCs/>
         <w:i w:val="0"/>
@@ -12095,6 +12706,7 @@
     </w:tblStylePr>
     <w:tblStylePr w:type="lastRow">
       <w:rPr>
+        <w:rFonts w:eastAsia="黑体"/>
         <w:b/>
         <w:bCs/>
         <w:i w:val="0"/>
@@ -12116,6 +12728,7 @@
     </w:tblStylePr>
     <w:tblStylePr w:type="firstCol">
       <w:rPr>
+        <w:rFonts w:eastAsia="黑体"/>
         <w:b/>
         <w:bCs/>
         <w:i w:val="0"/>
@@ -12135,6 +12748,7 @@
     </w:tblStylePr>
     <w:tblStylePr w:type="lastCol">
       <w:rPr>
+        <w:rFonts w:eastAsia="黑体"/>
         <w:b/>
         <w:bCs/>
         <w:i w:val="0"/>
@@ -12215,6 +12829,7 @@
     </w:tcPr>
     <w:tblStylePr w:type="firstRow">
       <w:rPr>
+        <w:rFonts w:eastAsia="黑体"/>
         <w:b/>
         <w:bCs/>
         <w:i w:val="0"/>
@@ -12236,6 +12851,7 @@
     </w:tblStylePr>
     <w:tblStylePr w:type="lastRow">
       <w:rPr>
+        <w:rFonts w:eastAsia="黑体"/>
         <w:b/>
         <w:bCs/>
         <w:i w:val="0"/>
@@ -12257,6 +12873,7 @@
     </w:tblStylePr>
     <w:tblStylePr w:type="firstCol">
       <w:rPr>
+        <w:rFonts w:eastAsia="黑体"/>
         <w:b/>
         <w:bCs/>
         <w:i w:val="0"/>
@@ -12276,6 +12893,7 @@
     </w:tblStylePr>
     <w:tblStylePr w:type="lastCol">
       <w:rPr>
+        <w:rFonts w:eastAsia="黑体"/>
         <w:b/>
         <w:bCs/>
         <w:i w:val="0"/>
@@ -12333,6 +12951,7 @@
       <w:spacing w:after="0" w:line="240" w:lineRule="auto"/>
     </w:pPr>
     <w:rPr>
+      <w:rFonts w:eastAsia="黑体"/>
       <w:color w:themeColor="background1" w:val="FFFFFF"/>
     </w:rPr>
     <w:tblPr>
@@ -12351,6 +12970,7 @@
     </w:tcPr>
     <w:tblStylePr w:type="firstRow">
       <w:rPr>
+        <w:rFonts w:eastAsia="黑体"/>
         <w:b/>
         <w:bCs/>
       </w:rPr>
@@ -12447,6 +13067,7 @@
       <w:spacing w:after="0" w:line="240" w:lineRule="auto"/>
     </w:pPr>
     <w:rPr>
+      <w:rFonts w:eastAsia="黑体"/>
       <w:color w:themeColor="background1" w:val="FFFFFF"/>
     </w:rPr>
     <w:tblPr>
@@ -12465,6 +13086,7 @@
     </w:tcPr>
     <w:tblStylePr w:type="firstRow">
       <w:rPr>
+        <w:rFonts w:eastAsia="黑体"/>
         <w:b/>
         <w:bCs/>
       </w:rPr>
@@ -12561,6 +13183,7 @@
       <w:spacing w:after="0" w:line="240" w:lineRule="auto"/>
     </w:pPr>
     <w:rPr>
+      <w:rFonts w:eastAsia="黑体"/>
       <w:color w:themeColor="background1" w:val="FFFFFF"/>
     </w:rPr>
     <w:tblPr>
@@ -12579,6 +13202,7 @@
     </w:tcPr>
     <w:tblStylePr w:type="firstRow">
       <w:rPr>
+        <w:rFonts w:eastAsia="黑体"/>
         <w:b/>
         <w:bCs/>
       </w:rPr>
@@ -12675,6 +13299,7 @@
       <w:spacing w:after="0" w:line="240" w:lineRule="auto"/>
     </w:pPr>
     <w:rPr>
+      <w:rFonts w:eastAsia="黑体"/>
       <w:color w:themeColor="background1" w:val="FFFFFF"/>
     </w:rPr>
     <w:tblPr>
@@ -12693,6 +13318,7 @@
     </w:tcPr>
     <w:tblStylePr w:type="firstRow">
       <w:rPr>
+        <w:rFonts w:eastAsia="黑体"/>
         <w:b/>
         <w:bCs/>
       </w:rPr>
@@ -12789,6 +13415,7 @@
       <w:spacing w:after="0" w:line="240" w:lineRule="auto"/>
     </w:pPr>
     <w:rPr>
+      <w:rFonts w:eastAsia="黑体"/>
       <w:color w:themeColor="background1" w:val="FFFFFF"/>
     </w:rPr>
     <w:tblPr>
@@ -12807,6 +13434,7 @@
     </w:tcPr>
     <w:tblStylePr w:type="firstRow">
       <w:rPr>
+        <w:rFonts w:eastAsia="黑体"/>
         <w:b/>
         <w:bCs/>
       </w:rPr>
@@ -12903,6 +13531,7 @@
       <w:spacing w:after="0" w:line="240" w:lineRule="auto"/>
     </w:pPr>
     <w:rPr>
+      <w:rFonts w:eastAsia="黑体"/>
       <w:color w:themeColor="background1" w:val="FFFFFF"/>
     </w:rPr>
     <w:tblPr>
@@ -12921,6 +13550,7 @@
     </w:tcPr>
     <w:tblStylePr w:type="firstRow">
       <w:rPr>
+        <w:rFonts w:eastAsia="黑体"/>
         <w:b/>
         <w:bCs/>
       </w:rPr>
@@ -13017,6 +13647,7 @@
       <w:spacing w:after="0" w:line="240" w:lineRule="auto"/>
     </w:pPr>
     <w:rPr>
+      <w:rFonts w:eastAsia="黑体"/>
       <w:color w:themeColor="background1" w:val="FFFFFF"/>
     </w:rPr>
     <w:tblPr>
@@ -13035,6 +13666,7 @@
     </w:tcPr>
     <w:tblStylePr w:type="firstRow">
       <w:rPr>
+        <w:rFonts w:eastAsia="黑体"/>
         <w:b/>
         <w:bCs/>
       </w:rPr>
@@ -13131,6 +13763,7 @@
       <w:spacing w:after="0" w:line="240" w:lineRule="auto"/>
     </w:pPr>
     <w:rPr>
+      <w:rFonts w:eastAsia="黑体"/>
       <w:color w:themeColor="text1" w:val="000000"/>
     </w:rPr>
     <w:tblPr>
@@ -13157,6 +13790,7 @@
     </w:tcPr>
     <w:tblStylePr w:type="firstRow">
       <w:rPr>
+        <w:rFonts w:eastAsia="黑体"/>
         <w:b/>
         <w:bCs/>
       </w:rPr>
@@ -13175,6 +13809,7 @@
     </w:tblStylePr>
     <w:tblStylePr w:type="lastRow">
       <w:rPr>
+        <w:rFonts w:eastAsia="黑体"/>
         <w:b/>
         <w:bCs/>
         <w:color w:themeColor="background1" w:val="FFFFFF"/>
@@ -13189,6 +13824,7 @@
     </w:tblStylePr>
     <w:tblStylePr w:type="firstCol">
       <w:rPr>
+        <w:rFonts w:eastAsia="黑体"/>
         <w:color w:themeColor="background1" w:val="FFFFFF"/>
       </w:rPr>
       <w:tblPr/>
@@ -13206,6 +13842,7 @@
     </w:tblStylePr>
     <w:tblStylePr w:type="lastCol">
       <w:rPr>
+        <w:rFonts w:eastAsia="黑体"/>
         <w:color w:themeColor="background1" w:val="FFFFFF"/>
       </w:rPr>
       <w:tblPr/>
@@ -13235,11 +13872,13 @@
     </w:tblStylePr>
     <w:tblStylePr w:type="neCell">
       <w:rPr>
+        <w:rFonts w:eastAsia="黑体"/>
         <w:color w:themeColor="text1" w:val="000000"/>
       </w:rPr>
     </w:tblStylePr>
     <w:tblStylePr w:type="nwCell">
       <w:rPr>
+        <w:rFonts w:eastAsia="黑体"/>
         <w:color w:themeColor="text1" w:val="000000"/>
       </w:rPr>
     </w:tblStylePr>
@@ -13253,6 +13892,7 @@
       <w:spacing w:after="0" w:line="240" w:lineRule="auto"/>
     </w:pPr>
     <w:rPr>
+      <w:rFonts w:eastAsia="黑体"/>
       <w:color w:themeColor="text1" w:val="000000"/>
     </w:rPr>
     <w:tblPr>
@@ -13279,6 +13919,7 @@
     </w:tcPr>
     <w:tblStylePr w:type="firstRow">
       <w:rPr>
+        <w:rFonts w:eastAsia="黑体"/>
         <w:b/>
         <w:bCs/>
       </w:rPr>
@@ -13297,6 +13938,7 @@
     </w:tblStylePr>
     <w:tblStylePr w:type="lastRow">
       <w:rPr>
+        <w:rFonts w:eastAsia="黑体"/>
         <w:b/>
         <w:bCs/>
         <w:color w:themeColor="background1" w:val="FFFFFF"/>
@@ -13311,6 +13953,7 @@
     </w:tblStylePr>
     <w:tblStylePr w:type="firstCol">
       <w:rPr>
+        <w:rFonts w:eastAsia="黑体"/>
         <w:color w:themeColor="background1" w:val="FFFFFF"/>
       </w:rPr>
       <w:tblPr/>
@@ -13328,6 +13971,7 @@
     </w:tblStylePr>
     <w:tblStylePr w:type="lastCol">
       <w:rPr>
+        <w:rFonts w:eastAsia="黑体"/>
         <w:color w:themeColor="background1" w:val="FFFFFF"/>
       </w:rPr>
       <w:tblPr/>
@@ -13357,11 +14001,13 @@
     </w:tblStylePr>
     <w:tblStylePr w:type="neCell">
       <w:rPr>
+        <w:rFonts w:eastAsia="黑体"/>
         <w:color w:themeColor="text1" w:val="000000"/>
       </w:rPr>
     </w:tblStylePr>
     <w:tblStylePr w:type="nwCell">
       <w:rPr>
+        <w:rFonts w:eastAsia="黑体"/>
         <w:color w:themeColor="text1" w:val="000000"/>
       </w:rPr>
     </w:tblStylePr>
@@ -13375,6 +14021,7 @@
       <w:spacing w:after="0" w:line="240" w:lineRule="auto"/>
     </w:pPr>
     <w:rPr>
+      <w:rFonts w:eastAsia="黑体"/>
       <w:color w:themeColor="text1" w:val="000000"/>
     </w:rPr>
     <w:tblPr>
@@ -13401,6 +14048,7 @@
     </w:tcPr>
     <w:tblStylePr w:type="firstRow">
       <w:rPr>
+        <w:rFonts w:eastAsia="黑体"/>
         <w:b/>
         <w:bCs/>
       </w:rPr>
@@ -13419,6 +14067,7 @@
     </w:tblStylePr>
     <w:tblStylePr w:type="lastRow">
       <w:rPr>
+        <w:rFonts w:eastAsia="黑体"/>
         <w:b/>
         <w:bCs/>
         <w:color w:themeColor="background1" w:val="FFFFFF"/>
@@ -13433,6 +14082,7 @@
     </w:tblStylePr>
     <w:tblStylePr w:type="firstCol">
       <w:rPr>
+        <w:rFonts w:eastAsia="黑体"/>
         <w:color w:themeColor="background1" w:val="FFFFFF"/>
       </w:rPr>
       <w:tblPr/>
@@ -13450,6 +14100,7 @@
     </w:tblStylePr>
     <w:tblStylePr w:type="lastCol">
       <w:rPr>
+        <w:rFonts w:eastAsia="黑体"/>
         <w:color w:themeColor="background1" w:val="FFFFFF"/>
       </w:rPr>
       <w:tblPr/>
@@ -13479,11 +14130,13 @@
     </w:tblStylePr>
     <w:tblStylePr w:type="neCell">
       <w:rPr>
+        <w:rFonts w:eastAsia="黑体"/>
         <w:color w:themeColor="text1" w:val="000000"/>
       </w:rPr>
     </w:tblStylePr>
     <w:tblStylePr w:type="nwCell">
       <w:rPr>
+        <w:rFonts w:eastAsia="黑体"/>
         <w:color w:themeColor="text1" w:val="000000"/>
       </w:rPr>
     </w:tblStylePr>
@@ -13497,6 +14150,7 @@
       <w:spacing w:after="0" w:line="240" w:lineRule="auto"/>
     </w:pPr>
     <w:rPr>
+      <w:rFonts w:eastAsia="黑体"/>
       <w:color w:themeColor="text1" w:val="000000"/>
     </w:rPr>
     <w:tblPr>
@@ -13523,6 +14177,7 @@
     </w:tcPr>
     <w:tblStylePr w:type="firstRow">
       <w:rPr>
+        <w:rFonts w:eastAsia="黑体"/>
         <w:b/>
         <w:bCs/>
       </w:rPr>
@@ -13541,6 +14196,7 @@
     </w:tblStylePr>
     <w:tblStylePr w:type="lastRow">
       <w:rPr>
+        <w:rFonts w:eastAsia="黑体"/>
         <w:b/>
         <w:bCs/>
         <w:color w:themeColor="background1" w:val="FFFFFF"/>
@@ -13555,6 +14211,7 @@
     </w:tblStylePr>
     <w:tblStylePr w:type="firstCol">
       <w:rPr>
+        <w:rFonts w:eastAsia="黑体"/>
         <w:color w:themeColor="background1" w:val="FFFFFF"/>
       </w:rPr>
       <w:tblPr/>
@@ -13572,6 +14229,7 @@
     </w:tblStylePr>
     <w:tblStylePr w:type="lastCol">
       <w:rPr>
+        <w:rFonts w:eastAsia="黑体"/>
         <w:color w:themeColor="background1" w:val="FFFFFF"/>
       </w:rPr>
       <w:tblPr/>
@@ -13609,6 +14267,7 @@
       <w:spacing w:after="0" w:line="240" w:lineRule="auto"/>
     </w:pPr>
     <w:rPr>
+      <w:rFonts w:eastAsia="黑体"/>
       <w:color w:themeColor="text1" w:val="000000"/>
     </w:rPr>
     <w:tblPr>
@@ -13635,6 +14294,7 @@
     </w:tcPr>
     <w:tblStylePr w:type="firstRow">
       <w:rPr>
+        <w:rFonts w:eastAsia="黑体"/>
         <w:b/>
         <w:bCs/>
       </w:rPr>
@@ -13653,6 +14313,7 @@
     </w:tblStylePr>
     <w:tblStylePr w:type="lastRow">
       <w:rPr>
+        <w:rFonts w:eastAsia="黑体"/>
         <w:b/>
         <w:bCs/>
         <w:color w:themeColor="background1" w:val="FFFFFF"/>
@@ -13667,6 +14328,7 @@
     </w:tblStylePr>
     <w:tblStylePr w:type="firstCol">
       <w:rPr>
+        <w:rFonts w:eastAsia="黑体"/>
         <w:color w:themeColor="background1" w:val="FFFFFF"/>
       </w:rPr>
       <w:tblPr/>
@@ -13684,6 +14346,7 @@
     </w:tblStylePr>
     <w:tblStylePr w:type="lastCol">
       <w:rPr>
+        <w:rFonts w:eastAsia="黑体"/>
         <w:color w:themeColor="background1" w:val="FFFFFF"/>
       </w:rPr>
       <w:tblPr/>
@@ -13713,11 +14376,13 @@
     </w:tblStylePr>
     <w:tblStylePr w:type="neCell">
       <w:rPr>
+        <w:rFonts w:eastAsia="黑体"/>
         <w:color w:themeColor="text1" w:val="000000"/>
       </w:rPr>
     </w:tblStylePr>
     <w:tblStylePr w:type="nwCell">
       <w:rPr>
+        <w:rFonts w:eastAsia="黑体"/>
         <w:color w:themeColor="text1" w:val="000000"/>
       </w:rPr>
     </w:tblStylePr>
@@ -13731,6 +14396,7 @@
       <w:spacing w:after="0" w:line="240" w:lineRule="auto"/>
     </w:pPr>
     <w:rPr>
+      <w:rFonts w:eastAsia="黑体"/>
       <w:color w:themeColor="text1" w:val="000000"/>
     </w:rPr>
     <w:tblPr>
@@ -13757,6 +14423,7 @@
     </w:tcPr>
     <w:tblStylePr w:type="firstRow">
       <w:rPr>
+        <w:rFonts w:eastAsia="黑体"/>
         <w:b/>
         <w:bCs/>
       </w:rPr>
@@ -13775,6 +14442,7 @@
     </w:tblStylePr>
     <w:tblStylePr w:type="lastRow">
       <w:rPr>
+        <w:rFonts w:eastAsia="黑体"/>
         <w:b/>
         <w:bCs/>
         <w:color w:themeColor="background1" w:val="FFFFFF"/>
@@ -13789,6 +14457,7 @@
     </w:tblStylePr>
     <w:tblStylePr w:type="firstCol">
       <w:rPr>
+        <w:rFonts w:eastAsia="黑体"/>
         <w:color w:themeColor="background1" w:val="FFFFFF"/>
       </w:rPr>
       <w:tblPr/>
@@ -13806,6 +14475,7 @@
     </w:tblStylePr>
     <w:tblStylePr w:type="lastCol">
       <w:rPr>
+        <w:rFonts w:eastAsia="黑体"/>
         <w:color w:themeColor="background1" w:val="FFFFFF"/>
       </w:rPr>
       <w:tblPr/>
@@ -13835,11 +14505,13 @@
     </w:tblStylePr>
     <w:tblStylePr w:type="neCell">
       <w:rPr>
+        <w:rFonts w:eastAsia="黑体"/>
         <w:color w:themeColor="text1" w:val="000000"/>
       </w:rPr>
     </w:tblStylePr>
     <w:tblStylePr w:type="nwCell">
       <w:rPr>
+        <w:rFonts w:eastAsia="黑体"/>
         <w:color w:themeColor="text1" w:val="000000"/>
       </w:rPr>
     </w:tblStylePr>
@@ -13853,6 +14525,7 @@
       <w:spacing w:after="0" w:line="240" w:lineRule="auto"/>
     </w:pPr>
     <w:rPr>
+      <w:rFonts w:eastAsia="黑体"/>
       <w:color w:themeColor="text1" w:val="000000"/>
     </w:rPr>
     <w:tblPr>
@@ -13879,6 +14552,7 @@
     </w:tcPr>
     <w:tblStylePr w:type="firstRow">
       <w:rPr>
+        <w:rFonts w:eastAsia="黑体"/>
         <w:b/>
         <w:bCs/>
       </w:rPr>
@@ -13897,6 +14571,7 @@
     </w:tblStylePr>
     <w:tblStylePr w:type="lastRow">
       <w:rPr>
+        <w:rFonts w:eastAsia="黑体"/>
         <w:b/>
         <w:bCs/>
         <w:color w:themeColor="background1" w:val="FFFFFF"/>
@@ -13911,6 +14586,7 @@
     </w:tblStylePr>
     <w:tblStylePr w:type="firstCol">
       <w:rPr>
+        <w:rFonts w:eastAsia="黑体"/>
         <w:color w:themeColor="background1" w:val="FFFFFF"/>
       </w:rPr>
       <w:tblPr/>
@@ -13928,6 +14604,7 @@
     </w:tblStylePr>
     <w:tblStylePr w:type="lastCol">
       <w:rPr>
+        <w:rFonts w:eastAsia="黑体"/>
         <w:color w:themeColor="background1" w:val="FFFFFF"/>
       </w:rPr>
       <w:tblPr/>
@@ -13957,11 +14634,13 @@
     </w:tblStylePr>
     <w:tblStylePr w:type="neCell">
       <w:rPr>
+        <w:rFonts w:eastAsia="黑体"/>
         <w:color w:themeColor="text1" w:val="000000"/>
       </w:rPr>
     </w:tblStylePr>
     <w:tblStylePr w:type="nwCell">
       <w:rPr>
+        <w:rFonts w:eastAsia="黑体"/>
         <w:color w:themeColor="text1" w:val="000000"/>
       </w:rPr>
     </w:tblStylePr>
@@ -13975,6 +14654,7 @@
       <w:spacing w:after="0" w:line="240" w:lineRule="auto"/>
     </w:pPr>
     <w:rPr>
+      <w:rFonts w:eastAsia="黑体"/>
       <w:color w:themeColor="text1" w:val="000000"/>
     </w:rPr>
     <w:tblPr>
@@ -13993,6 +14673,7 @@
     </w:tcPr>
     <w:tblStylePr w:type="firstRow">
       <w:rPr>
+        <w:rFonts w:eastAsia="黑体"/>
         <w:b/>
         <w:bCs/>
         <w:color w:themeColor="background1" w:val="FFFFFF"/>
@@ -14007,6 +14688,7 @@
     </w:tblStylePr>
     <w:tblStylePr w:type="lastRow">
       <w:rPr>
+        <w:rFonts w:eastAsia="黑体"/>
         <w:b/>
         <w:bCs/>
         <w:color w:themeColor="accent2" w:themeShade="CC" w:val="9E3A38"/>
@@ -14021,12 +14703,14 @@
     </w:tblStylePr>
     <w:tblStylePr w:type="firstCol">
       <w:rPr>
+        <w:rFonts w:eastAsia="黑体"/>
         <w:b/>
         <w:bCs/>
       </w:rPr>
     </w:tblStylePr>
     <w:tblStylePr w:type="lastCol">
       <w:rPr>
+        <w:rFonts w:eastAsia="黑体"/>
         <w:b/>
         <w:bCs/>
       </w:rPr>
@@ -14061,6 +14745,7 @@
       <w:spacing w:after="0" w:line="240" w:lineRule="auto"/>
     </w:pPr>
     <w:rPr>
+      <w:rFonts w:eastAsia="黑体"/>
       <w:color w:themeColor="text1" w:val="000000"/>
     </w:rPr>
     <w:tblPr>
@@ -14079,6 +14764,7 @@
     </w:tcPr>
     <w:tblStylePr w:type="firstRow">
       <w:rPr>
+        <w:rFonts w:eastAsia="黑体"/>
         <w:b/>
         <w:bCs/>
         <w:color w:themeColor="background1" w:val="FFFFFF"/>
@@ -14093,6 +14779,7 @@
     </w:tblStylePr>
     <w:tblStylePr w:type="lastRow">
       <w:rPr>
+        <w:rFonts w:eastAsia="黑体"/>
         <w:b/>
         <w:bCs/>
         <w:color w:themeColor="accent2" w:themeShade="CC" w:val="9E3A38"/>
@@ -14107,12 +14794,14 @@
     </w:tblStylePr>
     <w:tblStylePr w:type="firstCol">
       <w:rPr>
+        <w:rFonts w:eastAsia="黑体"/>
         <w:b/>
         <w:bCs/>
       </w:rPr>
     </w:tblStylePr>
     <w:tblStylePr w:type="lastCol">
       <w:rPr>
+        <w:rFonts w:eastAsia="黑体"/>
         <w:b/>
         <w:bCs/>
       </w:rPr>
@@ -14147,6 +14836,7 @@
       <w:spacing w:after="0" w:line="240" w:lineRule="auto"/>
     </w:pPr>
     <w:rPr>
+      <w:rFonts w:eastAsia="黑体"/>
       <w:color w:themeColor="text1" w:val="000000"/>
     </w:rPr>
     <w:tblPr>
@@ -14165,6 +14855,7 @@
     </w:tcPr>
     <w:tblStylePr w:type="firstRow">
       <w:rPr>
+        <w:rFonts w:eastAsia="黑体"/>
         <w:b/>
         <w:bCs/>
         <w:color w:themeColor="background1" w:val="FFFFFF"/>
@@ -14179,6 +14870,7 @@
     </w:tblStylePr>
     <w:tblStylePr w:type="lastRow">
       <w:rPr>
+        <w:rFonts w:eastAsia="黑体"/>
         <w:b/>
         <w:bCs/>
         <w:color w:themeColor="accent2" w:themeShade="CC" w:val="9E3A38"/>
@@ -14193,12 +14885,14 @@
     </w:tblStylePr>
     <w:tblStylePr w:type="firstCol">
       <w:rPr>
+        <w:rFonts w:eastAsia="黑体"/>
         <w:b/>
         <w:bCs/>
       </w:rPr>
     </w:tblStylePr>
     <w:tblStylePr w:type="lastCol">
       <w:rPr>
+        <w:rFonts w:eastAsia="黑体"/>
         <w:b/>
         <w:bCs/>
       </w:rPr>
@@ -14233,6 +14927,7 @@
       <w:spacing w:after="0" w:line="240" w:lineRule="auto"/>
     </w:pPr>
     <w:rPr>
+      <w:rFonts w:eastAsia="黑体"/>
       <w:color w:themeColor="text1" w:val="000000"/>
     </w:rPr>
     <w:tblPr>
@@ -14251,6 +14946,7 @@
     </w:tcPr>
     <w:tblStylePr w:type="firstRow">
       <w:rPr>
+        <w:rFonts w:eastAsia="黑体"/>
         <w:b/>
         <w:bCs/>
         <w:color w:themeColor="background1" w:val="FFFFFF"/>
@@ -14265,6 +14961,7 @@
     </w:tblStylePr>
     <w:tblStylePr w:type="lastRow">
       <w:rPr>
+        <w:rFonts w:eastAsia="黑体"/>
         <w:b/>
         <w:bCs/>
         <w:color w:themeColor="accent4" w:themeShade="CC" w:val="664E82"/>
@@ -14279,12 +14976,14 @@
     </w:tblStylePr>
     <w:tblStylePr w:type="firstCol">
       <w:rPr>
+        <w:rFonts w:eastAsia="黑体"/>
         <w:b/>
         <w:bCs/>
       </w:rPr>
     </w:tblStylePr>
     <w:tblStylePr w:type="lastCol">
       <w:rPr>
+        <w:rFonts w:eastAsia="黑体"/>
         <w:b/>
         <w:bCs/>
       </w:rPr>
@@ -14319,6 +15018,7 @@
       <w:spacing w:after="0" w:line="240" w:lineRule="auto"/>
     </w:pPr>
     <w:rPr>
+      <w:rFonts w:eastAsia="黑体"/>
       <w:color w:themeColor="text1" w:val="000000"/>
     </w:rPr>
     <w:tblPr>
@@ -14337,6 +15037,7 @@
     </w:tcPr>
     <w:tblStylePr w:type="firstRow">
       <w:rPr>
+        <w:rFonts w:eastAsia="黑体"/>
         <w:b/>
         <w:bCs/>
         <w:color w:themeColor="background1" w:val="FFFFFF"/>
@@ -14351,6 +15052,7 @@
     </w:tblStylePr>
     <w:tblStylePr w:type="lastRow">
       <w:rPr>
+        <w:rFonts w:eastAsia="黑体"/>
         <w:b/>
         <w:bCs/>
         <w:color w:themeColor="accent3" w:themeShade="CC" w:val="7E9C40"/>
@@ -14365,12 +15067,14 @@
     </w:tblStylePr>
     <w:tblStylePr w:type="firstCol">
       <w:rPr>
+        <w:rFonts w:eastAsia="黑体"/>
         <w:b/>
         <w:bCs/>
       </w:rPr>
     </w:tblStylePr>
     <w:tblStylePr w:type="lastCol">
       <w:rPr>
+        <w:rFonts w:eastAsia="黑体"/>
         <w:b/>
         <w:bCs/>
       </w:rPr>
@@ -14405,6 +15109,7 @@
       <w:spacing w:after="0" w:line="240" w:lineRule="auto"/>
     </w:pPr>
     <w:rPr>
+      <w:rFonts w:eastAsia="黑体"/>
       <w:color w:themeColor="text1" w:val="000000"/>
     </w:rPr>
     <w:tblPr>
@@ -14423,6 +15128,7 @@
     </w:tcPr>
     <w:tblStylePr w:type="firstRow">
       <w:rPr>
+        <w:rFonts w:eastAsia="黑体"/>
         <w:b/>
         <w:bCs/>
         <w:color w:themeColor="background1" w:val="FFFFFF"/>
@@ -14437,6 +15143,7 @@
     </w:tblStylePr>
     <w:tblStylePr w:type="lastRow">
       <w:rPr>
+        <w:rFonts w:eastAsia="黑体"/>
         <w:b/>
         <w:bCs/>
         <w:color w:themeColor="accent6" w:themeShade="CC" w:val="F2730A"/>
@@ -14451,12 +15158,14 @@
     </w:tblStylePr>
     <w:tblStylePr w:type="firstCol">
       <w:rPr>
+        <w:rFonts w:eastAsia="黑体"/>
         <w:b/>
         <w:bCs/>
       </w:rPr>
     </w:tblStylePr>
     <w:tblStylePr w:type="lastCol">
       <w:rPr>
+        <w:rFonts w:eastAsia="黑体"/>
         <w:b/>
         <w:bCs/>
       </w:rPr>
@@ -14491,6 +15200,7 @@
       <w:spacing w:after="0" w:line="240" w:lineRule="auto"/>
     </w:pPr>
     <w:rPr>
+      <w:rFonts w:eastAsia="黑体"/>
       <w:color w:themeColor="text1" w:val="000000"/>
     </w:rPr>
     <w:tblPr>
@@ -14509,6 +15219,7 @@
     </w:tcPr>
     <w:tblStylePr w:type="firstRow">
       <w:rPr>
+        <w:rFonts w:eastAsia="黑体"/>
         <w:b/>
         <w:bCs/>
         <w:color w:themeColor="background1" w:val="FFFFFF"/>
@@ -14523,6 +15234,7 @@
     </w:tblStylePr>
     <w:tblStylePr w:type="lastRow">
       <w:rPr>
+        <w:rFonts w:eastAsia="黑体"/>
         <w:b/>
         <w:bCs/>
         <w:color w:themeColor="accent5" w:themeShade="CC" w:val="348DA5"/>
@@ -14537,12 +15249,14 @@
     </w:tblStylePr>
     <w:tblStylePr w:type="firstCol">
       <w:rPr>
+        <w:rFonts w:eastAsia="黑体"/>
         <w:b/>
         <w:bCs/>
       </w:rPr>
     </w:tblStylePr>
     <w:tblStylePr w:type="lastCol">
       <w:rPr>
+        <w:rFonts w:eastAsia="黑体"/>
         <w:b/>
         <w:bCs/>
       </w:rPr>
@@ -14577,6 +15291,7 @@
       <w:spacing w:after="0" w:line="240" w:lineRule="auto"/>
     </w:pPr>
     <w:rPr>
+      <w:rFonts w:eastAsia="黑体"/>
       <w:color w:themeColor="text1" w:val="000000"/>
     </w:rPr>
     <w:tblPr>
@@ -14598,6 +15313,7 @@
     </w:tcPr>
     <w:tblStylePr w:type="firstRow">
       <w:rPr>
+        <w:rFonts w:eastAsia="黑体"/>
         <w:b/>
         <w:bCs/>
       </w:rPr>
@@ -14608,6 +15324,7 @@
     </w:tblStylePr>
     <w:tblStylePr w:type="lastRow">
       <w:rPr>
+        <w:rFonts w:eastAsia="黑体"/>
         <w:b/>
         <w:bCs/>
         <w:color w:themeColor="text1" w:val="000000"/>
@@ -14619,6 +15336,7 @@
     </w:tblStylePr>
     <w:tblStylePr w:type="firstCol">
       <w:rPr>
+        <w:rFonts w:eastAsia="黑体"/>
         <w:color w:themeColor="background1" w:val="FFFFFF"/>
       </w:rPr>
       <w:tblPr/>
@@ -14628,6 +15346,7 @@
     </w:tblStylePr>
     <w:tblStylePr w:type="lastCol">
       <w:rPr>
+        <w:rFonts w:eastAsia="黑体"/>
         <w:color w:themeColor="background1" w:val="FFFFFF"/>
       </w:rPr>
       <w:tblPr/>
@@ -14657,6 +15376,7 @@
       <w:spacing w:after="0" w:line="240" w:lineRule="auto"/>
     </w:pPr>
     <w:rPr>
+      <w:rFonts w:eastAsia="黑体"/>
       <w:color w:themeColor="text1" w:val="000000"/>
     </w:rPr>
     <w:tblPr>
@@ -14678,6 +15398,7 @@
     </w:tcPr>
     <w:tblStylePr w:type="firstRow">
       <w:rPr>
+        <w:rFonts w:eastAsia="黑体"/>
         <w:b/>
         <w:bCs/>
       </w:rPr>
@@ -14688,6 +15409,7 @@
     </w:tblStylePr>
     <w:tblStylePr w:type="lastRow">
       <w:rPr>
+        <w:rFonts w:eastAsia="黑体"/>
         <w:b/>
         <w:bCs/>
         <w:color w:themeColor="text1" w:val="000000"/>
@@ -14699,6 +15421,7 @@
     </w:tblStylePr>
     <w:tblStylePr w:type="firstCol">
       <w:rPr>
+        <w:rFonts w:eastAsia="黑体"/>
         <w:color w:themeColor="background1" w:val="FFFFFF"/>
       </w:rPr>
       <w:tblPr/>
@@ -14708,6 +15431,7 @@
     </w:tblStylePr>
     <w:tblStylePr w:type="lastCol">
       <w:rPr>
+        <w:rFonts w:eastAsia="黑体"/>
         <w:color w:themeColor="background1" w:val="FFFFFF"/>
       </w:rPr>
       <w:tblPr/>
@@ -14737,6 +15461,7 @@
       <w:spacing w:after="0" w:line="240" w:lineRule="auto"/>
     </w:pPr>
     <w:rPr>
+      <w:rFonts w:eastAsia="黑体"/>
       <w:color w:themeColor="text1" w:val="000000"/>
     </w:rPr>
     <w:tblPr>
@@ -14758,6 +15483,7 @@
     </w:tcPr>
     <w:tblStylePr w:type="firstRow">
       <w:rPr>
+        <w:rFonts w:eastAsia="黑体"/>
         <w:b/>
         <w:bCs/>
       </w:rPr>
@@ -14768,6 +15494,7 @@
     </w:tblStylePr>
     <w:tblStylePr w:type="lastRow">
       <w:rPr>
+        <w:rFonts w:eastAsia="黑体"/>
         <w:b/>
         <w:bCs/>
         <w:color w:themeColor="text1" w:val="000000"/>
@@ -14779,6 +15506,7 @@
     </w:tblStylePr>
     <w:tblStylePr w:type="firstCol">
       <w:rPr>
+        <w:rFonts w:eastAsia="黑体"/>
         <w:color w:themeColor="background1" w:val="FFFFFF"/>
       </w:rPr>
       <w:tblPr/>
@@ -14788,6 +15516,7 @@
     </w:tblStylePr>
     <w:tblStylePr w:type="lastCol">
       <w:rPr>
+        <w:rFonts w:eastAsia="黑体"/>
         <w:color w:themeColor="background1" w:val="FFFFFF"/>
       </w:rPr>
       <w:tblPr/>
@@ -14817,6 +15546,7 @@
       <w:spacing w:after="0" w:line="240" w:lineRule="auto"/>
     </w:pPr>
     <w:rPr>
+      <w:rFonts w:eastAsia="黑体"/>
       <w:color w:themeColor="text1" w:val="000000"/>
     </w:rPr>
     <w:tblPr>
@@ -14838,6 +15568,7 @@
     </w:tcPr>
     <w:tblStylePr w:type="firstRow">
       <w:rPr>
+        <w:rFonts w:eastAsia="黑体"/>
         <w:b/>
         <w:bCs/>
       </w:rPr>
@@ -14848,6 +15579,7 @@
     </w:tblStylePr>
     <w:tblStylePr w:type="lastRow">
       <w:rPr>
+        <w:rFonts w:eastAsia="黑体"/>
         <w:b/>
         <w:bCs/>
         <w:color w:themeColor="text1" w:val="000000"/>
@@ -14859,6 +15591,7 @@
     </w:tblStylePr>
     <w:tblStylePr w:type="firstCol">
       <w:rPr>
+        <w:rFonts w:eastAsia="黑体"/>
         <w:color w:themeColor="background1" w:val="FFFFFF"/>
       </w:rPr>
       <w:tblPr/>
@@ -14868,6 +15601,7 @@
     </w:tblStylePr>
     <w:tblStylePr w:type="lastCol">
       <w:rPr>
+        <w:rFonts w:eastAsia="黑体"/>
         <w:color w:themeColor="background1" w:val="FFFFFF"/>
       </w:rPr>
       <w:tblPr/>
@@ -14897,6 +15631,7 @@
       <w:spacing w:after="0" w:line="240" w:lineRule="auto"/>
     </w:pPr>
     <w:rPr>
+      <w:rFonts w:eastAsia="黑体"/>
       <w:color w:themeColor="text1" w:val="000000"/>
     </w:rPr>
     <w:tblPr>
@@ -14918,6 +15653,7 @@
     </w:tcPr>
     <w:tblStylePr w:type="firstRow">
       <w:rPr>
+        <w:rFonts w:eastAsia="黑体"/>
         <w:b/>
         <w:bCs/>
       </w:rPr>
@@ -14928,6 +15664,7 @@
     </w:tblStylePr>
     <w:tblStylePr w:type="lastRow">
       <w:rPr>
+        <w:rFonts w:eastAsia="黑体"/>
         <w:b/>
         <w:bCs/>
         <w:color w:themeColor="text1" w:val="000000"/>
@@ -14939,6 +15676,7 @@
     </w:tblStylePr>
     <w:tblStylePr w:type="firstCol">
       <w:rPr>
+        <w:rFonts w:eastAsia="黑体"/>
         <w:color w:themeColor="background1" w:val="FFFFFF"/>
       </w:rPr>
       <w:tblPr/>
@@ -14948,6 +15686,7 @@
     </w:tblStylePr>
     <w:tblStylePr w:type="lastCol">
       <w:rPr>
+        <w:rFonts w:eastAsia="黑体"/>
         <w:color w:themeColor="background1" w:val="FFFFFF"/>
       </w:rPr>
       <w:tblPr/>
@@ -14977,6 +15716,7 @@
       <w:spacing w:after="0" w:line="240" w:lineRule="auto"/>
     </w:pPr>
     <w:rPr>
+      <w:rFonts w:eastAsia="黑体"/>
       <w:color w:themeColor="text1" w:val="000000"/>
     </w:rPr>
     <w:tblPr>
@@ -14998,6 +15738,7 @@
     </w:tcPr>
     <w:tblStylePr w:type="firstRow">
       <w:rPr>
+        <w:rFonts w:eastAsia="黑体"/>
         <w:b/>
         <w:bCs/>
       </w:rPr>
@@ -15008,6 +15749,7 @@
     </w:tblStylePr>
     <w:tblStylePr w:type="lastRow">
       <w:rPr>
+        <w:rFonts w:eastAsia="黑体"/>
         <w:b/>
         <w:bCs/>
         <w:color w:themeColor="text1" w:val="000000"/>
@@ -15019,6 +15761,7 @@
     </w:tblStylePr>
     <w:tblStylePr w:type="firstCol">
       <w:rPr>
+        <w:rFonts w:eastAsia="黑体"/>
         <w:color w:themeColor="background1" w:val="FFFFFF"/>
       </w:rPr>
       <w:tblPr/>
@@ -15028,6 +15771,7 @@
     </w:tblStylePr>
     <w:tblStylePr w:type="lastCol">
       <w:rPr>
+        <w:rFonts w:eastAsia="黑体"/>
         <w:color w:themeColor="background1" w:val="FFFFFF"/>
       </w:rPr>
       <w:tblPr/>
@@ -15057,6 +15801,7 @@
       <w:spacing w:after="0" w:line="240" w:lineRule="auto"/>
     </w:pPr>
     <w:rPr>
+      <w:rFonts w:eastAsia="黑体"/>
       <w:color w:themeColor="text1" w:val="000000"/>
     </w:rPr>
     <w:tblPr>
@@ -15078,6 +15823,7 @@
     </w:tcPr>
     <w:tblStylePr w:type="firstRow">
       <w:rPr>
+        <w:rFonts w:eastAsia="黑体"/>
         <w:b/>
         <w:bCs/>
       </w:rPr>
@@ -15088,6 +15834,7 @@
     </w:tblStylePr>
     <w:tblStylePr w:type="lastRow">
       <w:rPr>
+        <w:rFonts w:eastAsia="黑体"/>
         <w:b/>
         <w:bCs/>
         <w:color w:themeColor="text1" w:val="000000"/>
@@ -15099,6 +15846,7 @@
     </w:tblStylePr>
     <w:tblStylePr w:type="firstCol">
       <w:rPr>
+        <w:rFonts w:eastAsia="黑体"/>
         <w:color w:themeColor="background1" w:val="FFFFFF"/>
       </w:rPr>
       <w:tblPr/>
@@ -15108,6 +15856,7 @@
     </w:tblStylePr>
     <w:tblStylePr w:type="lastCol">
       <w:rPr>
+        <w:rFonts w:eastAsia="黑体"/>
         <w:color w:themeColor="background1" w:val="FFFFFF"/>
       </w:rPr>
       <w:tblPr/>
@@ -15140,6 +15889,7 @@
     <w:name w:val="KeywordTok"/>
     <w:basedOn w:val="VerbatimChar"/>
     <w:rPr>
+      <w:rFonts w:eastAsia="黑体"/>
       <w:b/>
       <w:color w:val="007020"/>
     </w:rPr>
@@ -15148,6 +15898,7 @@
     <w:name w:val="DataTypeTok"/>
     <w:basedOn w:val="VerbatimChar"/>
     <w:rPr>
+      <w:rFonts w:eastAsia="黑体"/>
       <w:color w:val="902000"/>
     </w:rPr>
   </w:style>
@@ -15155,6 +15906,7 @@
     <w:name w:val="DecValTok"/>
     <w:basedOn w:val="VerbatimChar"/>
     <w:rPr>
+      <w:rFonts w:eastAsia="黑体"/>
       <w:color w:val="40a070"/>
     </w:rPr>
   </w:style>
@@ -15162,6 +15914,7 @@
     <w:name w:val="BaseNTok"/>
     <w:basedOn w:val="VerbatimChar"/>
     <w:rPr>
+      <w:rFonts w:eastAsia="黑体"/>
       <w:color w:val="40a070"/>
     </w:rPr>
   </w:style>
@@ -15169,6 +15922,7 @@
     <w:name w:val="FloatTok"/>
     <w:basedOn w:val="VerbatimChar"/>
     <w:rPr>
+      <w:rFonts w:eastAsia="黑体"/>
       <w:color w:val="40a070"/>
     </w:rPr>
   </w:style>
@@ -15176,6 +15930,7 @@
     <w:name w:val="ConstantTok"/>
     <w:basedOn w:val="VerbatimChar"/>
     <w:rPr>
+      <w:rFonts w:eastAsia="黑体"/>
       <w:color w:val="880000"/>
     </w:rPr>
   </w:style>
@@ -15183,6 +15938,7 @@
     <w:name w:val="CharTok"/>
     <w:basedOn w:val="VerbatimChar"/>
     <w:rPr>
+      <w:rFonts w:eastAsia="黑体"/>
       <w:color w:val="4070a0"/>
     </w:rPr>
   </w:style>
@@ -15190,6 +15946,7 @@
     <w:name w:val="SpecialCharTok"/>
     <w:basedOn w:val="VerbatimChar"/>
     <w:rPr>
+      <w:rFonts w:eastAsia="黑体"/>
       <w:color w:val="4070a0"/>
     </w:rPr>
   </w:style>
@@ -15197,6 +15954,7 @@
     <w:name w:val="StringTok"/>
     <w:basedOn w:val="VerbatimChar"/>
     <w:rPr>
+      <w:rFonts w:eastAsia="黑体"/>
       <w:color w:val="4070a0"/>
     </w:rPr>
   </w:style>
@@ -15204,6 +15962,7 @@
     <w:name w:val="VerbatimStringTok"/>
     <w:basedOn w:val="VerbatimChar"/>
     <w:rPr>
+      <w:rFonts w:eastAsia="黑体"/>
       <w:color w:val="4070a0"/>
     </w:rPr>
   </w:style>
@@ -15211,6 +15970,7 @@
     <w:name w:val="SpecialStringTok"/>
     <w:basedOn w:val="VerbatimChar"/>
     <w:rPr>
+      <w:rFonts w:eastAsia="黑体"/>
       <w:color w:val="bb6688"/>
     </w:rPr>
   </w:style>
@@ -15218,6 +15978,7 @@
     <w:name w:val="ImportTok"/>
     <w:basedOn w:val="VerbatimChar"/>
     <w:rPr>
+      <w:rFonts w:eastAsia="黑体"/>
       <w:b/>
       <w:color w:val="008000"/>
     </w:rPr>
@@ -15226,6 +15987,7 @@
     <w:name w:val="CommentTok"/>
     <w:basedOn w:val="VerbatimChar"/>
     <w:rPr>
+      <w:rFonts w:eastAsia="黑体"/>
       <w:i/>
       <w:color w:val="60a0b0"/>
     </w:rPr>
@@ -15234,6 +15996,7 @@
     <w:name w:val="DocumentationTok"/>
     <w:basedOn w:val="VerbatimChar"/>
     <w:rPr>
+      <w:rFonts w:eastAsia="黑体"/>
       <w:i/>
       <w:color w:val="ba2121"/>
     </w:rPr>
@@ -15242,6 +16005,7 @@
     <w:name w:val="AnnotationTok"/>
     <w:basedOn w:val="VerbatimChar"/>
     <w:rPr>
+      <w:rFonts w:eastAsia="黑体"/>
       <w:b/>
       <w:i/>
       <w:color w:val="60a0b0"/>
@@ -15251,6 +16015,7 @@
     <w:name w:val="CommentVarTok"/>
     <w:basedOn w:val="VerbatimChar"/>
     <w:rPr>
+      <w:rFonts w:eastAsia="黑体"/>
       <w:b/>
       <w:i/>
       <w:color w:val="60a0b0"/>
@@ -15260,6 +16025,7 @@
     <w:name w:val="OtherTok"/>
     <w:basedOn w:val="VerbatimChar"/>
     <w:rPr>
+      <w:rFonts w:eastAsia="黑体"/>
       <w:color w:val="007020"/>
     </w:rPr>
   </w:style>
@@ -15267,6 +16033,7 @@
     <w:name w:val="FunctionTok"/>
     <w:basedOn w:val="VerbatimChar"/>
     <w:rPr>
+      <w:rFonts w:eastAsia="黑体"/>
       <w:color w:val="06287e"/>
     </w:rPr>
   </w:style>
@@ -15274,6 +16041,7 @@
     <w:name w:val="VariableTok"/>
     <w:basedOn w:val="VerbatimChar"/>
     <w:rPr>
+      <w:rFonts w:eastAsia="黑体"/>
       <w:color w:val="19177c"/>
     </w:rPr>
   </w:style>
@@ -15281,6 +16049,7 @@
     <w:name w:val="ControlFlowTok"/>
     <w:basedOn w:val="VerbatimChar"/>
     <w:rPr>
+      <w:rFonts w:eastAsia="黑体"/>
       <w:b/>
       <w:color w:val="007020"/>
     </w:rPr>
@@ -15289,6 +16058,7 @@
     <w:name w:val="OperatorTok"/>
     <w:basedOn w:val="VerbatimChar"/>
     <w:rPr>
+      <w:rFonts w:eastAsia="黑体"/>
       <w:color w:val="666666"/>
     </w:rPr>
   </w:style>
@@ -15296,18 +16066,22 @@
     <w:name w:val="BuiltInTok"/>
     <w:basedOn w:val="VerbatimChar"/>
     <w:rPr>
+      <w:rFonts w:eastAsia="黑体"/>
       <w:color w:val="008000"/>
     </w:rPr>
   </w:style>
   <w:style w:type="character" w:customStyle="1" w:styleId="ExtensionTok">
     <w:name w:val="ExtensionTok"/>
     <w:basedOn w:val="VerbatimChar"/>
-    <w:rPr/>
+    <w:rPr>
+      <w:rFonts w:eastAsia="黑体"/>
+    </w:rPr>
   </w:style>
   <w:style w:type="character" w:customStyle="1" w:styleId="PreprocessorTok">
     <w:name w:val="PreprocessorTok"/>
     <w:basedOn w:val="VerbatimChar"/>
     <w:rPr>
+      <w:rFonts w:eastAsia="黑体"/>
       <w:color w:val="bc7a00"/>
     </w:rPr>
   </w:style>
@@ -15315,18 +16089,22 @@
     <w:name w:val="AttributeTok"/>
     <w:basedOn w:val="VerbatimChar"/>
     <w:rPr>
+      <w:rFonts w:eastAsia="黑体"/>
       <w:color w:val="7d9029"/>
     </w:rPr>
   </w:style>
   <w:style w:type="character" w:customStyle="1" w:styleId="RegionMarkerTok">
     <w:name w:val="RegionMarkerTok"/>
     <w:basedOn w:val="VerbatimChar"/>
-    <w:rPr/>
+    <w:rPr>
+      <w:rFonts w:eastAsia="黑体"/>
+    </w:rPr>
   </w:style>
   <w:style w:type="character" w:customStyle="1" w:styleId="InformationTok">
     <w:name w:val="InformationTok"/>
     <w:basedOn w:val="VerbatimChar"/>
     <w:rPr>
+      <w:rFonts w:eastAsia="黑体"/>
       <w:b/>
       <w:i/>
       <w:color w:val="60a0b0"/>
@@ -15336,6 +16114,7 @@
     <w:name w:val="WarningTok"/>
     <w:basedOn w:val="VerbatimChar"/>
     <w:rPr>
+      <w:rFonts w:eastAsia="黑体"/>
       <w:b/>
       <w:i/>
       <w:color w:val="60a0b0"/>
@@ -15345,6 +16124,7 @@
     <w:name w:val="AlertTok"/>
     <w:basedOn w:val="VerbatimChar"/>
     <w:rPr>
+      <w:rFonts w:eastAsia="黑体"/>
       <w:b/>
       <w:color w:val="ff0000"/>
     </w:rPr>
@@ -15353,6 +16133,7 @@
     <w:name w:val="ErrorTok"/>
     <w:basedOn w:val="VerbatimChar"/>
     <w:rPr>
+      <w:rFonts w:eastAsia="黑体"/>
       <w:b/>
       <w:color w:val="ff0000"/>
     </w:rPr>
@@ -15360,7 +16141,9 @@
   <w:style w:type="character" w:customStyle="1" w:styleId="NormalTok">
     <w:name w:val="NormalTok"/>
     <w:basedOn w:val="VerbatimChar"/>
-    <w:rPr/>
+    <w:rPr>
+      <w:rFonts w:eastAsia="黑体"/>
+    </w:rPr>
   </w:style>
 </w:styles>
 </file>
@@ -15409,12 +16192,12 @@
     <a:fontScheme name="Office">
       <a:majorFont>
         <a:latin typeface="Calibri"/>
-        <a:ea typeface=""/>
+        <a:ea typeface="黑体"/>
         <a:cs typeface=""/>
         <a:font script="Jpan" typeface="ＭＳ ゴシック"/>
         <a:font script="Hang" typeface="맑은 고딕"/>
-        <a:font script="Hans" typeface="宋体"/>
-        <a:font script="Hant" typeface="新細明體"/>
+        <a:font script="Hans" typeface="黑体"/>
+        <a:font script="Hant" typeface="黑体"/>
         <a:font script="Arab" typeface="Times New Roman"/>
         <a:font script="Hebr" typeface="Times New Roman"/>
         <a:font script="Thai" typeface="Angsana New"/>
@@ -15444,12 +16227,12 @@
       </a:majorFont>
       <a:minorFont>
         <a:latin typeface="Cambria"/>
-        <a:ea typeface=""/>
+        <a:ea typeface="黑体"/>
         <a:cs typeface=""/>
         <a:font script="Jpan" typeface="ＭＳ 明朝"/>
         <a:font script="Hang" typeface="맑은 고딕"/>
-        <a:font script="Hans" typeface="宋体"/>
-        <a:font script="Hant" typeface="新細明體"/>
+        <a:font script="Hans" typeface="黑体"/>
+        <a:font script="Hant" typeface="黑体"/>
         <a:font script="Arab" typeface="Arial"/>
         <a:font script="Hebr" typeface="Arial"/>
         <a:font script="Thai" typeface="Cordia New"/>

--- a/11-变流电路/03-变频电路/交直交变频电路/交直交变频电路.docx
+++ b/11-变流电路/03-变频电路/交直交变频电路/交直交变频电路.docx
@@ -3121,7 +3121,7 @@
           <w:color w:val="555555"/>
           <w:sz w:val="21"/>
         </w:rPr>
-        <w:t>材料收集者：杜文杰，WX手机：19519196569，QQ:3478827729</w:t>
+        <w:t>材料收集者：杜文杰，微信/手机：19519196569，QQ:3478827729</w:t>
       </w:r>
     </w:p>
     <w:sectPr>
